--- a/Caso Técnico_ Sistema de Análisis Inteligente para Operaciones Rappi.docx
+++ b/Caso Técnico_ Sistema de Análisis Inteligente para Operaciones Rappi.docx
@@ -32,31 +32,7 @@
           <w:szCs w:val="46"/>
           <w:lang w:val="es-AR"/>
         </w:rPr>
-        <w:t xml:space="preserve">Caso Técnico: Sistema de Análisis Inteligente para Operaciones </w:t>
-      </w:r>
-      <w:proofErr w:type="spellStart"/>
-      <w:r>
-        <w:rPr>
-          <w:b/>
-          <w:bCs/>
-          <w:color w:val="000000"/>
-          <w:sz w:val="46"/>
-          <w:szCs w:val="46"/>
-          <w:lang w:val="es-AR"/>
-        </w:rPr>
-        <w:t>Rappi</w:t>
-      </w:r>
-      <w:proofErr w:type="spellEnd"/>
-      <w:r>
-        <w:rPr>
-          <w:b/>
-          <w:bCs/>
-          <w:color w:val="000000"/>
-          <w:sz w:val="46"/>
-          <w:szCs w:val="46"/>
-          <w:lang w:val="es-AR"/>
-        </w:rPr>
-        <w:t xml:space="preserve"> </w:t>
+        <w:t xml:space="preserve">Caso Técnico: Sistema de Análisis Inteligente para Operaciones Rappi </w:t>
       </w:r>
     </w:p>
     <w:p>
@@ -216,21 +192,12 @@
           <w:lang w:val="es-AR"/>
         </w:rPr>
       </w:pPr>
-      <w:proofErr w:type="spellStart"/>
-      <w:r>
-        <w:rPr>
-          <w:color w:val="000000"/>
-          <w:lang w:val="es-AR"/>
-        </w:rPr>
-        <w:t>Rappi</w:t>
-      </w:r>
-      <w:proofErr w:type="spellEnd"/>
-      <w:r>
-        <w:rPr>
-          <w:color w:val="000000"/>
-          <w:lang w:val="es-AR"/>
-        </w:rPr>
-        <w:t xml:space="preserve"> opera en 9 países con cientos de zonas geográficas, cada una con sus propias dinámicas operacionales. </w:t>
+      <w:r>
+        <w:rPr>
+          <w:color w:val="000000"/>
+          <w:lang w:val="es-AR"/>
+        </w:rPr>
+        <w:t xml:space="preserve">Rappi opera en 9 países con cientos de zonas geográficas, cada una con sus propias dinámicas operacionales. </w:t>
       </w:r>
       <w:r>
         <w:rPr>
@@ -238,79 +205,7 @@
           <w:highlight w:val="yellow"/>
           <w:lang w:val="es-AR"/>
         </w:rPr>
-        <w:t xml:space="preserve">Los equipos de </w:t>
-      </w:r>
-      <w:proofErr w:type="spellStart"/>
-      <w:r>
-        <w:rPr>
-          <w:color w:val="000000"/>
-          <w:highlight w:val="yellow"/>
-          <w:lang w:val="es-AR"/>
-        </w:rPr>
-        <w:t>Strategy</w:t>
-      </w:r>
-      <w:proofErr w:type="spellEnd"/>
-      <w:r>
-        <w:rPr>
-          <w:color w:val="000000"/>
-          <w:highlight w:val="yellow"/>
-          <w:lang w:val="es-AR"/>
-        </w:rPr>
-        <w:t xml:space="preserve">, </w:t>
-      </w:r>
-      <w:proofErr w:type="spellStart"/>
-      <w:r>
-        <w:rPr>
-          <w:color w:val="000000"/>
-          <w:highlight w:val="yellow"/>
-          <w:lang w:val="es-AR"/>
-        </w:rPr>
-        <w:t>Planning</w:t>
-      </w:r>
-      <w:proofErr w:type="spellEnd"/>
-      <w:r>
-        <w:rPr>
-          <w:color w:val="000000"/>
-          <w:highlight w:val="yellow"/>
-          <w:lang w:val="es-AR"/>
-        </w:rPr>
-        <w:t xml:space="preserve"> &amp; </w:t>
-      </w:r>
-      <w:proofErr w:type="spellStart"/>
-      <w:r>
-        <w:rPr>
-          <w:color w:val="000000"/>
-          <w:highlight w:val="yellow"/>
-          <w:lang w:val="es-AR"/>
-        </w:rPr>
-        <w:t>Analytics</w:t>
-      </w:r>
-      <w:proofErr w:type="spellEnd"/>
-      <w:r>
-        <w:rPr>
-          <w:color w:val="000000"/>
-          <w:highlight w:val="yellow"/>
-          <w:lang w:val="es-AR"/>
-        </w:rPr>
-        <w:t xml:space="preserve"> (SP&amp;A) y </w:t>
-      </w:r>
-      <w:proofErr w:type="spellStart"/>
-      <w:r>
-        <w:rPr>
-          <w:color w:val="000000"/>
-          <w:highlight w:val="yellow"/>
-          <w:lang w:val="es-AR"/>
-        </w:rPr>
-        <w:t>Operations</w:t>
-      </w:r>
-      <w:proofErr w:type="spellEnd"/>
-      <w:r>
-        <w:rPr>
-          <w:color w:val="000000"/>
-          <w:highlight w:val="yellow"/>
-          <w:lang w:val="es-AR"/>
-        </w:rPr>
-        <w:t xml:space="preserve"> necesitan tomar</w:t>
+        <w:t>Los equipos de Strategy, Planning &amp; Analytics (SP&amp;A) y Operations necesitan tomar</w:t>
       </w:r>
       <w:r>
         <w:rPr>
@@ -335,18 +230,8 @@
           <w:highlight w:val="yellow"/>
           <w:lang w:val="es-AR"/>
         </w:rPr>
-        <w:t>data-</w:t>
-      </w:r>
-      <w:proofErr w:type="spellStart"/>
-      <w:r>
-        <w:rPr>
-          <w:color w:val="000000"/>
-          <w:highlight w:val="yellow"/>
-          <w:lang w:val="es-AR"/>
-        </w:rPr>
-        <w:t>driven</w:t>
-      </w:r>
-      <w:proofErr w:type="spellEnd"/>
+        <w:t>data-driven</w:t>
+      </w:r>
       <w:r>
         <w:rPr>
           <w:color w:val="000000"/>
@@ -357,7 +242,7 @@
       <w:commentRangeEnd w:id="0"/>
       <w:r>
         <w:rPr>
-          <w:rStyle w:val="Refdecomentario"/>
+          <w:rStyle w:val="CommentReference"/>
           <w:color w:val="000000"/>
           <w:sz w:val="22"/>
           <w:szCs w:val="22"/>
@@ -368,7 +253,7 @@
       <w:commentRangeEnd w:id="1"/>
       <w:r>
         <w:rPr>
-          <w:rStyle w:val="Refdecomentario"/>
+          <w:rStyle w:val="CommentReference"/>
           <w:color w:val="000000"/>
           <w:sz w:val="22"/>
           <w:szCs w:val="22"/>
@@ -437,7 +322,6 @@
       </w:r>
       <w:commentRangeStart w:id="2"/>
       <w:commentRangeStart w:id="3"/>
-      <w:proofErr w:type="spellStart"/>
       <w:r>
         <w:rPr>
           <w:b/>
@@ -449,10 +333,9 @@
         <w:t>insights</w:t>
       </w:r>
       <w:commentRangeEnd w:id="2"/>
-      <w:proofErr w:type="spellEnd"/>
-      <w:r>
-        <w:rPr>
-          <w:rStyle w:val="Refdecomentario"/>
+      <w:r>
+        <w:rPr>
+          <w:rStyle w:val="CommentReference"/>
           <w:b/>
           <w:bCs/>
           <w:color w:val="000000"/>
@@ -466,7 +349,7 @@
       <w:commentRangeEnd w:id="3"/>
       <w:r>
         <w:rPr>
-          <w:rStyle w:val="Refdecomentario"/>
+          <w:rStyle w:val="CommentReference"/>
           <w:b/>
           <w:bCs/>
           <w:color w:val="000000"/>
@@ -508,7 +391,7 @@
       <w:commentRangeEnd w:id="4"/>
       <w:r>
         <w:rPr>
-          <w:rStyle w:val="Refdecomentario"/>
+          <w:rStyle w:val="CommentReference"/>
           <w:color w:val="000000"/>
           <w:sz w:val="22"/>
           <w:szCs w:val="22"/>
@@ -519,7 +402,7 @@
       <w:commentRangeEnd w:id="5"/>
       <w:r>
         <w:rPr>
-          <w:rStyle w:val="Refdecomentario"/>
+          <w:rStyle w:val="CommentReference"/>
           <w:color w:val="000000"/>
           <w:sz w:val="22"/>
           <w:szCs w:val="22"/>
@@ -612,23 +495,7 @@
           <w:color w:val="000000"/>
           <w:lang w:val="es-AR"/>
         </w:rPr>
-        <w:t xml:space="preserve">es construir un sistema basado en IA que democratice el acceso a estos datos y automatice la generación de </w:t>
-      </w:r>
-      <w:proofErr w:type="spellStart"/>
-      <w:r>
-        <w:rPr>
-          <w:color w:val="000000"/>
-          <w:lang w:val="es-AR"/>
-        </w:rPr>
-        <w:t>insights</w:t>
-      </w:r>
-      <w:proofErr w:type="spellEnd"/>
-      <w:r>
-        <w:rPr>
-          <w:color w:val="000000"/>
-          <w:lang w:val="es-AR"/>
-        </w:rPr>
-        <w:t xml:space="preserve"> accionables. </w:t>
+        <w:t xml:space="preserve">es construir un sistema basado en IA que democratice el acceso a estos datos y automatice la generación de insights accionables. </w:t>
       </w:r>
     </w:p>
     <w:p>
@@ -719,23 +586,7 @@
           <w:color w:val="000000"/>
           <w:lang w:val="es-AR"/>
         </w:rPr>
-        <w:t xml:space="preserve">Desarrolla un </w:t>
-      </w:r>
-      <w:proofErr w:type="spellStart"/>
-      <w:r>
-        <w:rPr>
-          <w:color w:val="000000"/>
-          <w:lang w:val="es-AR"/>
-        </w:rPr>
-        <w:t>chatbot</w:t>
-      </w:r>
-      <w:proofErr w:type="spellEnd"/>
-      <w:r>
-        <w:rPr>
-          <w:color w:val="000000"/>
-          <w:lang w:val="es-AR"/>
-        </w:rPr>
-        <w:t xml:space="preserve"> que permita a usuarios no técnicos hacer preguntas en lenguaje natural sobre las métricas operacionales y recibir respuestas precisas. </w:t>
+        <w:t xml:space="preserve">Desarrolla un chatbot que permita a usuarios no técnicos hacer preguntas en lenguaje natural sobre las métricas operacionales y recibir respuestas precisas. </w:t>
       </w:r>
     </w:p>
     <w:p>
@@ -807,27 +658,7 @@
           <w:color w:val="000000"/>
           <w:lang w:val="es-AR"/>
         </w:rPr>
-        <w:t xml:space="preserve">Capacidad de respuesta a </w:t>
-      </w:r>
-      <w:proofErr w:type="spellStart"/>
-      <w:r>
-        <w:rPr>
-          <w:b/>
-          <w:bCs/>
-          <w:color w:val="000000"/>
-          <w:lang w:val="es-AR"/>
-        </w:rPr>
-        <w:t>queries</w:t>
-      </w:r>
-      <w:proofErr w:type="spellEnd"/>
-      <w:r>
-        <w:rPr>
-          <w:b/>
-          <w:bCs/>
-          <w:color w:val="000000"/>
-          <w:lang w:val="es-AR"/>
-        </w:rPr>
-        <w:t xml:space="preserve"> complejas </w:t>
+        <w:t xml:space="preserve">Capacidad de respuesta a queries complejas </w:t>
       </w:r>
       <w:r>
         <w:rPr>
@@ -859,23 +690,7 @@
           <w:color w:val="000000"/>
           <w:lang w:val="es-AR"/>
         </w:rPr>
-        <w:t xml:space="preserve">● Preguntas de filtrado: "¿Cuáles son las 5 zonas con mayor % Lead </w:t>
-      </w:r>
-      <w:proofErr w:type="spellStart"/>
-      <w:r>
-        <w:rPr>
-          <w:color w:val="000000"/>
-          <w:lang w:val="es-AR"/>
-        </w:rPr>
-        <w:t>Penetration</w:t>
-      </w:r>
-      <w:proofErr w:type="spellEnd"/>
-      <w:r>
-        <w:rPr>
-          <w:color w:val="000000"/>
-          <w:lang w:val="es-AR"/>
-        </w:rPr>
-        <w:t xml:space="preserve"> esta semana?" </w:t>
+        <w:t xml:space="preserve">● Preguntas de filtrado: "¿Cuáles son las 5 zonas con mayor % Lead Penetration esta semana?" </w:t>
       </w:r>
     </w:p>
     <w:p>
@@ -900,23 +715,7 @@
           <w:color w:val="000000"/>
           <w:lang w:val="es-AR"/>
         </w:rPr>
-        <w:t xml:space="preserve">● Comparaciones: "Compara el Perfect </w:t>
-      </w:r>
-      <w:proofErr w:type="spellStart"/>
-      <w:r>
-        <w:rPr>
-          <w:color w:val="000000"/>
-          <w:lang w:val="es-AR"/>
-        </w:rPr>
-        <w:t>Order</w:t>
-      </w:r>
-      <w:proofErr w:type="spellEnd"/>
-      <w:r>
-        <w:rPr>
-          <w:color w:val="000000"/>
-          <w:lang w:val="es-AR"/>
-        </w:rPr>
-        <w:t xml:space="preserve"> entre zonas Wealthy y Non Wealthy en México" </w:t>
+        <w:t xml:space="preserve">● Comparaciones: "Compara el Perfect Order entre zonas Wealthy y Non Wealthy en México" </w:t>
       </w:r>
     </w:p>
     <w:p>
@@ -966,23 +765,7 @@
           <w:color w:val="000000"/>
           <w:lang w:val="es-AR"/>
         </w:rPr>
-        <w:t xml:space="preserve">● Agregaciones: "¿Cuál es el promedio de Lead </w:t>
-      </w:r>
-      <w:proofErr w:type="spellStart"/>
-      <w:r>
-        <w:rPr>
-          <w:color w:val="000000"/>
-          <w:lang w:val="es-AR"/>
-        </w:rPr>
-        <w:t>Penetration</w:t>
-      </w:r>
-      <w:proofErr w:type="spellEnd"/>
-      <w:r>
-        <w:rPr>
-          <w:color w:val="000000"/>
-          <w:lang w:val="es-AR"/>
-        </w:rPr>
-        <w:t xml:space="preserve"> por país?"</w:t>
+        <w:t>● Agregaciones: "¿Cuál es el promedio de Lead Penetration por país?"</w:t>
       </w:r>
     </w:p>
     <w:p>
@@ -1007,23 +790,7 @@
           <w:color w:val="000000"/>
           <w:lang w:val="es-AR"/>
         </w:rPr>
-        <w:t xml:space="preserve">● Análisis multivariable: "¿Qué zonas tienen alto Lead </w:t>
-      </w:r>
-      <w:proofErr w:type="spellStart"/>
-      <w:r>
-        <w:rPr>
-          <w:color w:val="000000"/>
-          <w:lang w:val="es-AR"/>
-        </w:rPr>
-        <w:t>Penetration</w:t>
-      </w:r>
-      <w:proofErr w:type="spellEnd"/>
-      <w:r>
-        <w:rPr>
-          <w:color w:val="000000"/>
-          <w:lang w:val="es-AR"/>
-        </w:rPr>
-        <w:t xml:space="preserve"> pero bajo Perfect </w:t>
+        <w:t xml:space="preserve">● Análisis multivariable: "¿Qué zonas tienen alto Lead Penetration pero bajo Perfect </w:t>
       </w:r>
       <w:r>
         <w:rPr>
@@ -1151,23 +918,7 @@
           <w:color w:val="000000"/>
           <w:lang w:val="es-AR"/>
         </w:rPr>
-        <w:t xml:space="preserve">El </w:t>
-      </w:r>
-      <w:proofErr w:type="spellStart"/>
-      <w:r>
-        <w:rPr>
-          <w:color w:val="000000"/>
-          <w:lang w:val="es-AR"/>
-        </w:rPr>
-        <w:t>bot</w:t>
-      </w:r>
-      <w:proofErr w:type="spellEnd"/>
-      <w:r>
-        <w:rPr>
-          <w:color w:val="000000"/>
-          <w:lang w:val="es-AR"/>
-        </w:rPr>
-        <w:t xml:space="preserve"> debe entender el contexto de negocio (ejemplo: si preguntan por "zonas problemáticas", debe inferir que son aquellas con métricas deterioradas). </w:t>
+        <w:t xml:space="preserve">El bot debe entender el contexto de negocio (ejemplo: si preguntan por "zonas problemáticas", debe inferir que son aquellas con métricas deterioradas). </w:t>
       </w:r>
     </w:p>
     <w:p>
@@ -1395,31 +1146,7 @@
           <w:szCs w:val="26"/>
           <w:lang w:val="es-AR"/>
         </w:rPr>
-        <w:t xml:space="preserve">2.2 Sistema de </w:t>
-      </w:r>
-      <w:proofErr w:type="spellStart"/>
-      <w:r>
-        <w:rPr>
-          <w:b/>
-          <w:bCs/>
-          <w:color w:val="000000"/>
-          <w:sz w:val="26"/>
-          <w:szCs w:val="26"/>
-          <w:lang w:val="es-AR"/>
-        </w:rPr>
-        <w:t>Insights</w:t>
-      </w:r>
-      <w:proofErr w:type="spellEnd"/>
-      <w:r>
-        <w:rPr>
-          <w:b/>
-          <w:bCs/>
-          <w:color w:val="000000"/>
-          <w:sz w:val="26"/>
-          <w:szCs w:val="26"/>
-          <w:lang w:val="es-AR"/>
-        </w:rPr>
-        <w:t xml:space="preserve"> Automáticos (30% del peso) </w:t>
+        <w:t xml:space="preserve">2.2 Sistema de Insights Automáticos (30% del peso) </w:t>
       </w:r>
     </w:p>
     <w:p>
@@ -1444,23 +1171,7 @@
           <w:color w:val="000000"/>
           <w:lang w:val="es-AR"/>
         </w:rPr>
-        <w:t xml:space="preserve">Construye un sistema que analice automáticamente los datos y genere un reporte ejecutivo con los </w:t>
-      </w:r>
-      <w:proofErr w:type="spellStart"/>
-      <w:r>
-        <w:rPr>
-          <w:color w:val="000000"/>
-          <w:lang w:val="es-AR"/>
-        </w:rPr>
-        <w:t>insights</w:t>
-      </w:r>
-      <w:proofErr w:type="spellEnd"/>
-      <w:r>
-        <w:rPr>
-          <w:color w:val="000000"/>
-          <w:lang w:val="es-AR"/>
-        </w:rPr>
-        <w:t xml:space="preserve"> más relevantes. </w:t>
+        <w:t xml:space="preserve">Construye un sistema que analice automáticamente los datos y genere un reporte ejecutivo con los insights más relevantes. </w:t>
       </w:r>
     </w:p>
     <w:p>
@@ -1532,27 +1243,7 @@
           <w:color w:val="000000"/>
           <w:lang w:val="es-AR"/>
         </w:rPr>
-        <w:t xml:space="preserve">Identificación automática de </w:t>
-      </w:r>
-      <w:proofErr w:type="spellStart"/>
-      <w:r>
-        <w:rPr>
-          <w:b/>
-          <w:bCs/>
-          <w:color w:val="000000"/>
-          <w:lang w:val="es-AR"/>
-        </w:rPr>
-        <w:t>insights</w:t>
-      </w:r>
-      <w:proofErr w:type="spellEnd"/>
-      <w:r>
-        <w:rPr>
-          <w:b/>
-          <w:bCs/>
-          <w:color w:val="000000"/>
-          <w:lang w:val="es-AR"/>
-        </w:rPr>
-        <w:t xml:space="preserve"> </w:t>
+        <w:t xml:space="preserve">Identificación automática de insights </w:t>
       </w:r>
       <w:r>
         <w:rPr>
@@ -1723,55 +1414,7 @@
           <w:color w:val="000000"/>
           <w:lang w:val="es-AR"/>
         </w:rPr>
-        <w:t>Relaciones entre métricas (</w:t>
-      </w:r>
-      <w:proofErr w:type="spellStart"/>
-      <w:r>
-        <w:rPr>
-          <w:color w:val="000000"/>
-          <w:lang w:val="es-AR"/>
-        </w:rPr>
-        <w:t>ej</w:t>
-      </w:r>
-      <w:proofErr w:type="spellEnd"/>
-      <w:r>
-        <w:rPr>
-          <w:color w:val="000000"/>
-          <w:lang w:val="es-AR"/>
-        </w:rPr>
-        <w:t xml:space="preserve">: zonas con bajo Lead </w:t>
-      </w:r>
-      <w:proofErr w:type="spellStart"/>
-      <w:r>
-        <w:rPr>
-          <w:color w:val="000000"/>
-          <w:lang w:val="es-AR"/>
-        </w:rPr>
-        <w:t>Penetration</w:t>
-      </w:r>
-      <w:proofErr w:type="spellEnd"/>
-      <w:r>
-        <w:rPr>
-          <w:color w:val="000000"/>
-          <w:lang w:val="es-AR"/>
-        </w:rPr>
-        <w:t xml:space="preserve"> también tienen bajo </w:t>
-      </w:r>
-      <w:proofErr w:type="spellStart"/>
-      <w:r>
-        <w:rPr>
-          <w:color w:val="000000"/>
-          <w:lang w:val="es-AR"/>
-        </w:rPr>
-        <w:t>Conversion</w:t>
-      </w:r>
-      <w:proofErr w:type="spellEnd"/>
-      <w:r>
-        <w:rPr>
-          <w:color w:val="000000"/>
-          <w:lang w:val="es-AR"/>
-        </w:rPr>
-        <w:t xml:space="preserve">) </w:t>
+        <w:t xml:space="preserve">Relaciones entre métricas (ej: zonas con bajo Lead Penetration también tienen bajo Conversion) </w:t>
       </w:r>
     </w:p>
     <w:p>
@@ -1907,23 +1550,7 @@
           <w:color w:val="000000"/>
           <w:lang w:val="es-AR"/>
         </w:rPr>
-        <w:t xml:space="preserve">● Detalle por categoría de </w:t>
-      </w:r>
-      <w:proofErr w:type="spellStart"/>
-      <w:r>
-        <w:rPr>
-          <w:color w:val="000000"/>
-          <w:lang w:val="es-AR"/>
-        </w:rPr>
-        <w:t>insight</w:t>
-      </w:r>
-      <w:proofErr w:type="spellEnd"/>
-      <w:r>
-        <w:rPr>
-          <w:color w:val="000000"/>
-          <w:lang w:val="es-AR"/>
-        </w:rPr>
-        <w:t xml:space="preserve"> </w:t>
+        <w:t xml:space="preserve">● Detalle por categoría de insight </w:t>
       </w:r>
     </w:p>
     <w:p>
@@ -1995,21 +1622,12 @@
         </w:rPr>
         <w:t xml:space="preserve">Formato de salida: </w:t>
       </w:r>
-      <w:proofErr w:type="spellStart"/>
-      <w:r>
-        <w:rPr>
-          <w:color w:val="000000"/>
-          <w:lang w:val="es-AR"/>
-        </w:rPr>
-        <w:t>Markdown</w:t>
-      </w:r>
-      <w:proofErr w:type="spellEnd"/>
-      <w:r>
-        <w:rPr>
-          <w:color w:val="000000"/>
-          <w:lang w:val="es-AR"/>
-        </w:rPr>
-        <w:t xml:space="preserve">, HTML o PDF (elige el más apropiado) </w:t>
+      <w:r>
+        <w:rPr>
+          <w:color w:val="000000"/>
+          <w:lang w:val="es-AR"/>
+        </w:rPr>
+        <w:t xml:space="preserve">Markdown, HTML o PDF (elige el más apropiado) </w:t>
       </w:r>
       <w:r>
         <w:rPr>
@@ -2102,23 +1720,7 @@
           <w:color w:val="000000"/>
           <w:lang w:val="es-AR"/>
         </w:rPr>
-        <w:t xml:space="preserve">Recibirás 2 </w:t>
-      </w:r>
-      <w:proofErr w:type="spellStart"/>
-      <w:r>
-        <w:rPr>
-          <w:color w:val="000000"/>
-          <w:lang w:val="es-AR"/>
-        </w:rPr>
-        <w:t>datasets</w:t>
-      </w:r>
-      <w:proofErr w:type="spellEnd"/>
-      <w:r>
-        <w:rPr>
-          <w:color w:val="000000"/>
-          <w:lang w:val="es-AR"/>
-        </w:rPr>
-        <w:t xml:space="preserve"> en formato CSV: </w:t>
+        <w:t xml:space="preserve">Recibirás 2 datasets en formato CSV: </w:t>
       </w:r>
     </w:p>
     <w:p>
@@ -2142,7 +1744,6 @@
           <w:lang w:val="es-AR"/>
         </w:rPr>
       </w:pPr>
-      <w:proofErr w:type="spellStart"/>
       <w:r>
         <w:rPr>
           <w:b/>
@@ -2152,19 +1753,7 @@
           <w:szCs w:val="26"/>
           <w:lang w:val="es-AR"/>
         </w:rPr>
-        <w:t>Dataset</w:t>
-      </w:r>
-      <w:proofErr w:type="spellEnd"/>
-      <w:r>
-        <w:rPr>
-          <w:b/>
-          <w:bCs/>
-          <w:color w:val="000000"/>
-          <w:sz w:val="26"/>
-          <w:szCs w:val="26"/>
-          <w:lang w:val="es-AR"/>
-        </w:rPr>
-        <w:t xml:space="preserve"> 1: Métricas Input (métricas operacionales por zona)</w:t>
+        <w:t>Dataset 1: Métricas Input (métricas operacionales por zona)</w:t>
       </w:r>
     </w:p>
     <w:tbl>
@@ -2298,7 +1887,6 @@
                 <w:color w:val="FFFFFF"/>
               </w:rPr>
             </w:pPr>
-            <w:proofErr w:type="spellStart"/>
             <w:r>
               <w:rPr>
                 <w:b/>
@@ -2307,7 +1895,6 @@
               </w:rPr>
               <w:t>Descripción</w:t>
             </w:r>
-            <w:proofErr w:type="spellEnd"/>
           </w:p>
         </w:tc>
       </w:tr>
@@ -2629,21 +2216,7 @@
               <w:rPr>
                 <w:color w:val="000000"/>
               </w:rPr>
-              <w:t xml:space="preserve">Zona </w:t>
-            </w:r>
-            <w:proofErr w:type="spellStart"/>
-            <w:r>
-              <w:rPr>
-                <w:color w:val="000000"/>
-              </w:rPr>
-              <w:t>operacional</w:t>
-            </w:r>
-            <w:proofErr w:type="spellEnd"/>
-            <w:r>
-              <w:rPr>
-                <w:color w:val="000000"/>
-              </w:rPr>
-              <w:t xml:space="preserve"> o barrio</w:t>
+              <w:t>Zona operacional o barrio</w:t>
             </w:r>
           </w:p>
         </w:tc>
@@ -2746,61 +2319,11 @@
                 <w:color w:val="000000"/>
               </w:rPr>
             </w:pPr>
-            <w:proofErr w:type="spellStart"/>
             <w:r>
               <w:rPr>
                 <w:color w:val="000000"/>
               </w:rPr>
-              <w:t>Segmentación</w:t>
-            </w:r>
-            <w:proofErr w:type="spellEnd"/>
-            <w:r>
-              <w:rPr>
-                <w:color w:val="000000"/>
-              </w:rPr>
-              <w:t xml:space="preserve"> </w:t>
-            </w:r>
-            <w:proofErr w:type="spellStart"/>
-            <w:r>
-              <w:rPr>
-                <w:color w:val="000000"/>
-              </w:rPr>
-              <w:t>por</w:t>
-            </w:r>
-            <w:proofErr w:type="spellEnd"/>
-            <w:r>
-              <w:rPr>
-                <w:color w:val="000000"/>
-              </w:rPr>
-              <w:t xml:space="preserve"> </w:t>
-            </w:r>
-            <w:proofErr w:type="spellStart"/>
-            <w:r>
-              <w:rPr>
-                <w:color w:val="000000"/>
-              </w:rPr>
-              <w:t>riqueza</w:t>
-            </w:r>
-            <w:proofErr w:type="spellEnd"/>
-            <w:r>
-              <w:rPr>
-                <w:color w:val="000000"/>
-              </w:rPr>
-              <w:t xml:space="preserve"> (Wealthy / </w:t>
-            </w:r>
-            <w:proofErr w:type="gramStart"/>
-            <w:r>
-              <w:rPr>
-                <w:color w:val="000000"/>
-              </w:rPr>
-              <w:t>Non Wealthy</w:t>
-            </w:r>
-            <w:proofErr w:type="gramEnd"/>
-            <w:r>
-              <w:rPr>
-                <w:color w:val="000000"/>
-              </w:rPr>
-              <w:t>)</w:t>
+              <w:t>Segmentación por riqueza (Wealthy / Non Wealthy)</w:t>
             </w:r>
           </w:p>
         </w:tc>
@@ -2903,33 +2426,11 @@
                 <w:color w:val="000000"/>
               </w:rPr>
             </w:pPr>
-            <w:proofErr w:type="spellStart"/>
             <w:r>
               <w:rPr>
                 <w:color w:val="000000"/>
               </w:rPr>
-              <w:t>Priorización</w:t>
-            </w:r>
-            <w:proofErr w:type="spellEnd"/>
-            <w:r>
-              <w:rPr>
-                <w:color w:val="000000"/>
-              </w:rPr>
-              <w:t xml:space="preserve"> </w:t>
-            </w:r>
-            <w:proofErr w:type="spellStart"/>
-            <w:r>
-              <w:rPr>
-                <w:color w:val="000000"/>
-              </w:rPr>
-              <w:t>estratégica</w:t>
-            </w:r>
-            <w:proofErr w:type="spellEnd"/>
-            <w:r>
-              <w:rPr>
-                <w:color w:val="000000"/>
-              </w:rPr>
-              <w:t xml:space="preserve"> (High Priority / Prioritized / Not Prioritized)</w:t>
+              <w:t>Priorización estratégica (High Priority / Prioritized / Not Prioritized)</w:t>
             </w:r>
           </w:p>
         </w:tc>
@@ -3229,7 +2730,6 @@
           <w:lang w:val="es-AR"/>
         </w:rPr>
       </w:pPr>
-      <w:proofErr w:type="spellStart"/>
       <w:r>
         <w:rPr>
           <w:b/>
@@ -3239,19 +2739,7 @@
           <w:szCs w:val="26"/>
           <w:lang w:val="es-AR"/>
         </w:rPr>
-        <w:t>Dataset</w:t>
-      </w:r>
-      <w:proofErr w:type="spellEnd"/>
-      <w:r>
-        <w:rPr>
-          <w:b/>
-          <w:bCs/>
-          <w:color w:val="000000"/>
-          <w:sz w:val="26"/>
-          <w:szCs w:val="26"/>
-          <w:lang w:val="es-AR"/>
-        </w:rPr>
-        <w:t xml:space="preserve"> 2: Órdenes (volumen de órdenes por zona) </w:t>
+        <w:t xml:space="preserve">Dataset 2: Órdenes (volumen de órdenes por zona) </w:t>
       </w:r>
     </w:p>
     <w:tbl>
@@ -3345,7 +2833,6 @@
                 <w:color w:val="000000"/>
               </w:rPr>
             </w:pPr>
-            <w:proofErr w:type="spellStart"/>
             <w:r>
               <w:rPr>
                 <w:b/>
@@ -3354,7 +2841,6 @@
               </w:rPr>
               <w:t>Descripción</w:t>
             </w:r>
-            <w:proofErr w:type="spellEnd"/>
           </w:p>
         </w:tc>
       </w:tr>
@@ -3422,28 +2908,12 @@
                 <w:color w:val="000000"/>
               </w:rPr>
             </w:pPr>
-            <w:proofErr w:type="spellStart"/>
             <w:r>
               <w:rPr>
                 <w:color w:val="000000"/>
               </w:rPr>
-              <w:t>Identificadores</w:t>
+              <w:t>Identificadores geográficos</w:t>
             </w:r>
-            <w:proofErr w:type="spellEnd"/>
-            <w:r>
-              <w:rPr>
-                <w:color w:val="000000"/>
-              </w:rPr>
-              <w:t xml:space="preserve"> </w:t>
-            </w:r>
-            <w:proofErr w:type="spellStart"/>
-            <w:r>
-              <w:rPr>
-                <w:color w:val="000000"/>
-              </w:rPr>
-              <w:t>geográficos</w:t>
-            </w:r>
-            <w:proofErr w:type="spellEnd"/>
           </w:p>
         </w:tc>
       </w:tr>
@@ -3511,19 +2981,11 @@
                 <w:color w:val="000000"/>
               </w:rPr>
             </w:pPr>
-            <w:proofErr w:type="spellStart"/>
             <w:r>
               <w:rPr>
                 <w:color w:val="000000"/>
               </w:rPr>
-              <w:t>Siempre</w:t>
-            </w:r>
-            <w:proofErr w:type="spellEnd"/>
-            <w:r>
-              <w:rPr>
-                <w:color w:val="000000"/>
-              </w:rPr>
-              <w:t xml:space="preserve"> "Orders"</w:t>
+              <w:t>Siempre "Orders"</w:t>
             </w:r>
           </w:p>
         </w:tc>
@@ -3656,7 +3118,6 @@
           <w:szCs w:val="26"/>
         </w:rPr>
       </w:pPr>
-      <w:proofErr w:type="spellStart"/>
       <w:r>
         <w:rPr>
           <w:b/>
@@ -3665,31 +3126,8 @@
           <w:sz w:val="26"/>
           <w:szCs w:val="26"/>
         </w:rPr>
-        <w:t>Diccionario</w:t>
-      </w:r>
-      <w:proofErr w:type="spellEnd"/>
-      <w:r>
-        <w:rPr>
-          <w:b/>
-          <w:bCs/>
-          <w:color w:val="000000"/>
-          <w:sz w:val="26"/>
-          <w:szCs w:val="26"/>
-        </w:rPr>
-        <w:t xml:space="preserve"> de </w:t>
-      </w:r>
-      <w:proofErr w:type="spellStart"/>
-      <w:r>
-        <w:rPr>
-          <w:b/>
-          <w:bCs/>
-          <w:color w:val="000000"/>
-          <w:sz w:val="26"/>
-          <w:szCs w:val="26"/>
-        </w:rPr>
-        <w:t>Métricas</w:t>
-      </w:r>
-      <w:proofErr w:type="spellEnd"/>
+        <w:t>Diccionario de Métricas</w:t>
+      </w:r>
     </w:p>
     <w:tbl>
       <w:tblPr>
@@ -3913,25 +3351,7 @@
                 <w:sz w:val="20"/>
                 <w:szCs w:val="20"/>
               </w:rPr>
-              <w:t xml:space="preserve">% Restaurants Sessions </w:t>
-            </w:r>
-            <w:proofErr w:type="gramStart"/>
-            <w:r>
-              <w:rPr>
-                <w:color w:val="000000"/>
-                <w:sz w:val="20"/>
-                <w:szCs w:val="20"/>
-              </w:rPr>
-              <w:t>With</w:t>
-            </w:r>
-            <w:proofErr w:type="gramEnd"/>
-            <w:r>
-              <w:rPr>
-                <w:color w:val="000000"/>
-                <w:sz w:val="20"/>
-                <w:szCs w:val="20"/>
-              </w:rPr>
-              <w:t xml:space="preserve"> Optimal Assortment</w:t>
+              <w:t>% Restaurants Sessions With Optimal Assortment</w:t>
             </w:r>
           </w:p>
         </w:tc>
@@ -4137,47 +3557,7 @@
                 <w:szCs w:val="20"/>
                 <w:lang w:val="es-AR"/>
               </w:rPr>
-              <w:t xml:space="preserve">Tiendas habilitadas en </w:t>
-            </w:r>
-            <w:proofErr w:type="spellStart"/>
-            <w:r>
-              <w:rPr>
-                <w:color w:val="000000"/>
-                <w:sz w:val="20"/>
-                <w:szCs w:val="20"/>
-                <w:lang w:val="es-AR"/>
-              </w:rPr>
-              <w:t>Rappi</w:t>
-            </w:r>
-            <w:proofErr w:type="spellEnd"/>
-            <w:r>
-              <w:rPr>
-                <w:color w:val="000000"/>
-                <w:sz w:val="20"/>
-                <w:szCs w:val="20"/>
-                <w:lang w:val="es-AR"/>
-              </w:rPr>
-              <w:t xml:space="preserve"> / (Tiendas, previamente identificadas como prospectos (leads) + Tiendas habilitadas + tiendas salieron de </w:t>
-            </w:r>
-            <w:proofErr w:type="spellStart"/>
-            <w:r>
-              <w:rPr>
-                <w:color w:val="000000"/>
-                <w:sz w:val="20"/>
-                <w:szCs w:val="20"/>
-                <w:lang w:val="es-AR"/>
-              </w:rPr>
-              <w:t>Rappi</w:t>
-            </w:r>
-            <w:proofErr w:type="spellEnd"/>
-            <w:r>
-              <w:rPr>
-                <w:color w:val="000000"/>
-                <w:sz w:val="20"/>
-                <w:szCs w:val="20"/>
-                <w:lang w:val="es-AR"/>
-              </w:rPr>
-              <w:t xml:space="preserve"> )</w:t>
+              <w:t>Tiendas habilitadas en Rappi / (Tiendas, previamente identificadas como prospectos (leads) + Tiendas habilitadas + tiendas salieron de Rappi )</w:t>
             </w:r>
           </w:p>
         </w:tc>
@@ -4260,47 +3640,7 @@
                 <w:szCs w:val="20"/>
                 <w:lang w:val="es-AR"/>
               </w:rPr>
-              <w:t xml:space="preserve">Usuarios con órdenes en diferentes verticales (restaurantes, super, </w:t>
-            </w:r>
-            <w:proofErr w:type="spellStart"/>
-            <w:r>
-              <w:rPr>
-                <w:color w:val="000000"/>
-                <w:sz w:val="20"/>
-                <w:szCs w:val="20"/>
-                <w:lang w:val="es-AR"/>
-              </w:rPr>
-              <w:t>pharmacy</w:t>
-            </w:r>
-            <w:proofErr w:type="spellEnd"/>
-            <w:r>
-              <w:rPr>
-                <w:color w:val="000000"/>
-                <w:sz w:val="20"/>
-                <w:szCs w:val="20"/>
-                <w:lang w:val="es-AR"/>
-              </w:rPr>
-              <w:t xml:space="preserve">, </w:t>
-            </w:r>
-            <w:proofErr w:type="spellStart"/>
-            <w:r>
-              <w:rPr>
-                <w:color w:val="000000"/>
-                <w:sz w:val="20"/>
-                <w:szCs w:val="20"/>
-                <w:lang w:val="es-AR"/>
-              </w:rPr>
-              <w:t>liquors</w:t>
-            </w:r>
-            <w:proofErr w:type="spellEnd"/>
-            <w:r>
-              <w:rPr>
-                <w:color w:val="000000"/>
-                <w:sz w:val="20"/>
-                <w:szCs w:val="20"/>
-                <w:lang w:val="es-AR"/>
-              </w:rPr>
-              <w:t>) / Total usuarios.</w:t>
+              <w:t>Usuarios con órdenes en diferentes verticales (restaurantes, super, pharmacy, liquors) / Total usuarios.</w:t>
             </w:r>
           </w:p>
         </w:tc>
@@ -4375,59 +3715,13 @@
                 <w:szCs w:val="20"/>
               </w:rPr>
             </w:pPr>
-            <w:proofErr w:type="spellStart"/>
             <w:r>
               <w:rPr>
                 <w:color w:val="000000"/>
                 <w:sz w:val="20"/>
                 <w:szCs w:val="20"/>
               </w:rPr>
-              <w:t>Conversión</w:t>
-            </w:r>
-            <w:proofErr w:type="spellEnd"/>
-            <w:r>
-              <w:rPr>
-                <w:color w:val="000000"/>
-                <w:sz w:val="20"/>
-                <w:szCs w:val="20"/>
-              </w:rPr>
-              <w:t xml:space="preserve"> de </w:t>
-            </w:r>
-            <w:proofErr w:type="spellStart"/>
-            <w:r>
-              <w:rPr>
-                <w:color w:val="000000"/>
-                <w:sz w:val="20"/>
-                <w:szCs w:val="20"/>
-              </w:rPr>
-              <w:t>usuarios</w:t>
-            </w:r>
-            <w:proofErr w:type="spellEnd"/>
-            <w:r>
-              <w:rPr>
-                <w:color w:val="000000"/>
-                <w:sz w:val="20"/>
-                <w:szCs w:val="20"/>
-              </w:rPr>
-              <w:t xml:space="preserve"> No Pro </w:t>
-            </w:r>
-            <w:proofErr w:type="spellStart"/>
-            <w:r>
-              <w:rPr>
-                <w:color w:val="000000"/>
-                <w:sz w:val="20"/>
-                <w:szCs w:val="20"/>
-              </w:rPr>
-              <w:t>en</w:t>
-            </w:r>
-            <w:proofErr w:type="spellEnd"/>
-            <w:r>
-              <w:rPr>
-                <w:color w:val="000000"/>
-                <w:sz w:val="20"/>
-                <w:szCs w:val="20"/>
-              </w:rPr>
-              <w:t xml:space="preserve"> "Proceed to Checkout" a "Order Placed"</w:t>
+              <w:t>Conversión de usuarios No Pro en "Proceed to Checkout" a "Order Placed"</w:t>
             </w:r>
           </w:p>
         </w:tc>
@@ -4594,19 +3888,8 @@
                 <w:szCs w:val="20"/>
                 <w:lang w:val="es-AR"/>
               </w:rPr>
-              <w:t xml:space="preserve">Usuarios suscripción Pro / Total usuarios de </w:t>
+              <w:t>Usuarios suscripción Pro / Total usuarios de Rappi</w:t>
             </w:r>
-            <w:proofErr w:type="spellStart"/>
-            <w:r>
-              <w:rPr>
-                <w:color w:val="000000"/>
-                <w:sz w:val="20"/>
-                <w:szCs w:val="20"/>
-                <w:lang w:val="es-AR"/>
-              </w:rPr>
-              <w:t>Rappi</w:t>
-            </w:r>
-            <w:proofErr w:type="spellEnd"/>
           </w:p>
         </w:tc>
       </w:tr>
@@ -4688,47 +3971,7 @@
                 <w:szCs w:val="20"/>
                 <w:lang w:val="es-AR"/>
               </w:rPr>
-              <w:t xml:space="preserve">Descuentos totales en órdenes de restaurantes / Total Gross </w:t>
-            </w:r>
-            <w:proofErr w:type="spellStart"/>
-            <w:r>
-              <w:rPr>
-                <w:color w:val="000000"/>
-                <w:sz w:val="20"/>
-                <w:szCs w:val="20"/>
-                <w:lang w:val="es-AR"/>
-              </w:rPr>
-              <w:t>Merchandise</w:t>
-            </w:r>
-            <w:proofErr w:type="spellEnd"/>
-            <w:r>
-              <w:rPr>
-                <w:color w:val="000000"/>
-                <w:sz w:val="20"/>
-                <w:szCs w:val="20"/>
-                <w:lang w:val="es-AR"/>
-              </w:rPr>
-              <w:t xml:space="preserve"> </w:t>
-            </w:r>
-            <w:proofErr w:type="spellStart"/>
-            <w:r>
-              <w:rPr>
-                <w:color w:val="000000"/>
-                <w:sz w:val="20"/>
-                <w:szCs w:val="20"/>
-                <w:lang w:val="es-AR"/>
-              </w:rPr>
-              <w:t>Value</w:t>
-            </w:r>
-            <w:proofErr w:type="spellEnd"/>
-            <w:r>
-              <w:rPr>
-                <w:color w:val="000000"/>
-                <w:sz w:val="20"/>
-                <w:szCs w:val="20"/>
-                <w:lang w:val="es-AR"/>
-              </w:rPr>
-              <w:t xml:space="preserve"> Restaurantes</w:t>
+              <w:t>Descuentos totales en órdenes de restaurantes / Total Gross Merchandise Value Restaurantes</w:t>
             </w:r>
           </w:p>
         </w:tc>
@@ -4811,47 +4054,7 @@
                 <w:szCs w:val="20"/>
                 <w:lang w:val="es-AR"/>
               </w:rPr>
-              <w:t>Conversión en restaurantes de "</w:t>
-            </w:r>
-            <w:proofErr w:type="spellStart"/>
-            <w:r>
-              <w:rPr>
-                <w:color w:val="000000"/>
-                <w:sz w:val="20"/>
-                <w:szCs w:val="20"/>
-                <w:lang w:val="es-AR"/>
-              </w:rPr>
-              <w:t>Select</w:t>
-            </w:r>
-            <w:proofErr w:type="spellEnd"/>
-            <w:r>
-              <w:rPr>
-                <w:color w:val="000000"/>
-                <w:sz w:val="20"/>
-                <w:szCs w:val="20"/>
-                <w:lang w:val="es-AR"/>
-              </w:rPr>
-              <w:t xml:space="preserve"> Store" a "Add </w:t>
-            </w:r>
-            <w:proofErr w:type="spellStart"/>
-            <w:r>
-              <w:rPr>
-                <w:color w:val="000000"/>
-                <w:sz w:val="20"/>
-                <w:szCs w:val="20"/>
-                <w:lang w:val="es-AR"/>
-              </w:rPr>
-              <w:t>to</w:t>
-            </w:r>
-            <w:proofErr w:type="spellEnd"/>
-            <w:r>
-              <w:rPr>
-                <w:color w:val="000000"/>
-                <w:sz w:val="20"/>
-                <w:szCs w:val="20"/>
-                <w:lang w:val="es-AR"/>
-              </w:rPr>
-              <w:t xml:space="preserve"> Cart"</w:t>
+              <w:t>Conversión en restaurantes de "Select Store" a "Add to Cart"</w:t>
             </w:r>
           </w:p>
         </w:tc>
@@ -5153,67 +4356,7 @@
                 <w:szCs w:val="20"/>
                 <w:lang w:val="es-AR"/>
               </w:rPr>
-              <w:t xml:space="preserve">Total de usuarios que compran en Turbo (Servicio </w:t>
-            </w:r>
-            <w:proofErr w:type="spellStart"/>
-            <w:r>
-              <w:rPr>
-                <w:color w:val="000000"/>
-                <w:sz w:val="20"/>
-                <w:szCs w:val="20"/>
-                <w:lang w:val="es-AR"/>
-              </w:rPr>
-              <w:t>fast</w:t>
-            </w:r>
-            <w:proofErr w:type="spellEnd"/>
-            <w:r>
-              <w:rPr>
-                <w:color w:val="000000"/>
-                <w:sz w:val="20"/>
-                <w:szCs w:val="20"/>
-                <w:lang w:val="es-AR"/>
-              </w:rPr>
-              <w:t xml:space="preserve"> de </w:t>
-            </w:r>
-            <w:proofErr w:type="spellStart"/>
-            <w:r>
-              <w:rPr>
-                <w:color w:val="000000"/>
-                <w:sz w:val="20"/>
-                <w:szCs w:val="20"/>
-                <w:lang w:val="es-AR"/>
-              </w:rPr>
-              <w:t>Rappi</w:t>
-            </w:r>
-            <w:proofErr w:type="spellEnd"/>
-            <w:r>
-              <w:rPr>
-                <w:color w:val="000000"/>
-                <w:sz w:val="20"/>
-                <w:szCs w:val="20"/>
-                <w:lang w:val="es-AR"/>
-              </w:rPr>
-              <w:t xml:space="preserve">) / total de usuarios de </w:t>
-            </w:r>
-            <w:proofErr w:type="spellStart"/>
-            <w:r>
-              <w:rPr>
-                <w:color w:val="000000"/>
-                <w:sz w:val="20"/>
-                <w:szCs w:val="20"/>
-                <w:lang w:val="es-AR"/>
-              </w:rPr>
-              <w:t>Rappi</w:t>
-            </w:r>
-            <w:proofErr w:type="spellEnd"/>
-            <w:r>
-              <w:rPr>
-                <w:color w:val="000000"/>
-                <w:sz w:val="20"/>
-                <w:szCs w:val="20"/>
-                <w:lang w:val="es-AR"/>
-              </w:rPr>
-              <w:t xml:space="preserve"> con tiendas de turbo disponible</w:t>
+              <w:t>Total de usuarios que compran en Turbo (Servicio fast de Rappi) / total de usuarios de Rappi con tiendas de turbo disponible</w:t>
             </w:r>
           </w:p>
         </w:tc>
@@ -5370,73 +4513,21 @@
         </w:rPr>
         <w:t xml:space="preserve">● </w:t>
       </w:r>
-      <w:proofErr w:type="spellStart"/>
-      <w:r>
-        <w:rPr>
-          <w:b/>
-          <w:bCs/>
-          <w:color w:val="000000"/>
-          <w:lang w:val="es-AR"/>
-        </w:rPr>
-        <w:t>LLMs</w:t>
-      </w:r>
-      <w:proofErr w:type="spellEnd"/>
-      <w:r>
-        <w:rPr>
-          <w:b/>
-          <w:bCs/>
-          <w:color w:val="000000"/>
-          <w:lang w:val="es-AR"/>
-        </w:rPr>
-        <w:t xml:space="preserve">: </w:t>
-      </w:r>
-      <w:proofErr w:type="spellStart"/>
-      <w:r>
-        <w:rPr>
-          <w:color w:val="000000"/>
-          <w:lang w:val="es-AR"/>
-        </w:rPr>
-        <w:t>OpenAI</w:t>
-      </w:r>
-      <w:proofErr w:type="spellEnd"/>
-      <w:r>
-        <w:rPr>
-          <w:color w:val="000000"/>
-          <w:lang w:val="es-AR"/>
-        </w:rPr>
-        <w:t xml:space="preserve"> (GPT-4, GPT-3.5), </w:t>
-      </w:r>
-      <w:proofErr w:type="spellStart"/>
-      <w:r>
-        <w:rPr>
-          <w:color w:val="000000"/>
-          <w:lang w:val="es-AR"/>
-        </w:rPr>
-        <w:t>Anthropic</w:t>
-      </w:r>
-      <w:proofErr w:type="spellEnd"/>
-      <w:r>
-        <w:rPr>
-          <w:color w:val="000000"/>
-          <w:lang w:val="es-AR"/>
-        </w:rPr>
-        <w:t xml:space="preserve"> (Claude), Google (Gemini), modelos open-</w:t>
-      </w:r>
-      <w:proofErr w:type="spellStart"/>
-      <w:r>
-        <w:rPr>
-          <w:color w:val="000000"/>
-          <w:lang w:val="es-AR"/>
-        </w:rPr>
-        <w:t>source</w:t>
-      </w:r>
-      <w:proofErr w:type="spellEnd"/>
-      <w:r>
-        <w:rPr>
-          <w:color w:val="000000"/>
-          <w:lang w:val="es-AR"/>
-        </w:rPr>
-        <w:t xml:space="preserve"> (Llama, Mistral), etc. </w:t>
+      <w:r>
+        <w:rPr>
+          <w:b/>
+          <w:bCs/>
+          <w:color w:val="000000"/>
+          <w:lang w:val="es-AR"/>
+        </w:rPr>
+        <w:t xml:space="preserve">LLMs: </w:t>
+      </w:r>
+      <w:r>
+        <w:rPr>
+          <w:color w:val="000000"/>
+          <w:lang w:val="es-AR"/>
+        </w:rPr>
+        <w:t xml:space="preserve">OpenAI (GPT-4, GPT-3.5), Anthropic (Claude), Google (Gemini), modelos open-source (Llama, Mistral), etc. </w:t>
       </w:r>
     </w:p>
     <w:p>
@@ -5470,79 +4561,14 @@
           <w:color w:val="000000"/>
           <w:lang w:val="es-AR"/>
         </w:rPr>
-        <w:t>Plataformas no-</w:t>
-      </w:r>
-      <w:proofErr w:type="spellStart"/>
-      <w:r>
-        <w:rPr>
-          <w:b/>
-          <w:bCs/>
-          <w:color w:val="000000"/>
-          <w:lang w:val="es-AR"/>
-        </w:rPr>
-        <w:t>code</w:t>
-      </w:r>
-      <w:proofErr w:type="spellEnd"/>
-      <w:r>
-        <w:rPr>
-          <w:b/>
-          <w:bCs/>
-          <w:color w:val="000000"/>
-          <w:lang w:val="es-AR"/>
-        </w:rPr>
-        <w:t>/</w:t>
-      </w:r>
-      <w:proofErr w:type="spellStart"/>
-      <w:r>
-        <w:rPr>
-          <w:b/>
-          <w:bCs/>
-          <w:color w:val="000000"/>
-          <w:lang w:val="es-AR"/>
-        </w:rPr>
-        <w:t>low-code</w:t>
-      </w:r>
-      <w:proofErr w:type="spellEnd"/>
-      <w:r>
-        <w:rPr>
-          <w:b/>
-          <w:bCs/>
-          <w:color w:val="000000"/>
-          <w:lang w:val="es-AR"/>
-        </w:rPr>
-        <w:t xml:space="preserve">: </w:t>
-      </w:r>
-      <w:proofErr w:type="spellStart"/>
-      <w:r>
-        <w:rPr>
-          <w:color w:val="000000"/>
-          <w:lang w:val="es-AR"/>
-        </w:rPr>
-        <w:t>Make</w:t>
-      </w:r>
-      <w:proofErr w:type="spellEnd"/>
-      <w:r>
-        <w:rPr>
-          <w:color w:val="000000"/>
-          <w:lang w:val="es-AR"/>
-        </w:rPr>
-        <w:t xml:space="preserve">, n8n, </w:t>
-      </w:r>
-      <w:proofErr w:type="spellStart"/>
-      <w:r>
-        <w:rPr>
-          <w:color w:val="000000"/>
-          <w:lang w:val="es-AR"/>
-        </w:rPr>
-        <w:t>Zapier</w:t>
-      </w:r>
-      <w:proofErr w:type="spellEnd"/>
-      <w:r>
-        <w:rPr>
-          <w:color w:val="000000"/>
-          <w:lang w:val="es-AR"/>
-        </w:rPr>
-        <w:t xml:space="preserve">, etc. </w:t>
+        <w:t xml:space="preserve">Plataformas no-code/low-code: </w:t>
+      </w:r>
+      <w:r>
+        <w:rPr>
+          <w:color w:val="000000"/>
+          <w:lang w:val="es-AR"/>
+        </w:rPr>
+        <w:t xml:space="preserve">Make, n8n, Zapier, etc. </w:t>
       </w:r>
     </w:p>
     <w:p>
@@ -5583,23 +4609,7 @@
           <w:color w:val="000000"/>
           <w:lang w:val="es-AR"/>
         </w:rPr>
-        <w:t xml:space="preserve">Python, JavaScript, </w:t>
-      </w:r>
-      <w:proofErr w:type="spellStart"/>
-      <w:r>
-        <w:rPr>
-          <w:color w:val="000000"/>
-          <w:lang w:val="es-AR"/>
-        </w:rPr>
-        <w:t>TypeScript</w:t>
-      </w:r>
-      <w:proofErr w:type="spellEnd"/>
-      <w:r>
-        <w:rPr>
-          <w:color w:val="000000"/>
-          <w:lang w:val="es-AR"/>
-        </w:rPr>
-        <w:t xml:space="preserve">, o cualquier otro </w:t>
+        <w:t xml:space="preserve">Python, JavaScript, TypeScript, o cualquier otro </w:t>
       </w:r>
     </w:p>
     <w:p>
@@ -5626,105 +4636,21 @@
         </w:rPr>
         <w:t xml:space="preserve">● </w:t>
       </w:r>
-      <w:proofErr w:type="spellStart"/>
-      <w:r>
-        <w:rPr>
-          <w:b/>
-          <w:bCs/>
-          <w:color w:val="000000"/>
-          <w:lang w:val="es-AR"/>
-        </w:rPr>
-        <w:t>Frameworks</w:t>
-      </w:r>
-      <w:proofErr w:type="spellEnd"/>
-      <w:r>
-        <w:rPr>
-          <w:b/>
-          <w:bCs/>
-          <w:color w:val="000000"/>
-          <w:lang w:val="es-AR"/>
-        </w:rPr>
-        <w:t xml:space="preserve">: </w:t>
-      </w:r>
-      <w:proofErr w:type="spellStart"/>
-      <w:r>
-        <w:rPr>
-          <w:color w:val="000000"/>
-          <w:lang w:val="es-AR"/>
-        </w:rPr>
-        <w:t>Streamlit</w:t>
-      </w:r>
-      <w:proofErr w:type="spellEnd"/>
-      <w:r>
-        <w:rPr>
-          <w:color w:val="000000"/>
-          <w:lang w:val="es-AR"/>
-        </w:rPr>
-        <w:t xml:space="preserve">, </w:t>
-      </w:r>
-      <w:proofErr w:type="spellStart"/>
-      <w:r>
-        <w:rPr>
-          <w:color w:val="000000"/>
-          <w:lang w:val="es-AR"/>
-        </w:rPr>
-        <w:t>Gradio</w:t>
-      </w:r>
-      <w:proofErr w:type="spellEnd"/>
-      <w:r>
-        <w:rPr>
-          <w:color w:val="000000"/>
-          <w:lang w:val="es-AR"/>
-        </w:rPr>
-        <w:t xml:space="preserve">, Flask, </w:t>
-      </w:r>
-      <w:proofErr w:type="spellStart"/>
-      <w:r>
-        <w:rPr>
-          <w:color w:val="000000"/>
-          <w:lang w:val="es-AR"/>
-        </w:rPr>
-        <w:t>FastAPI</w:t>
-      </w:r>
-      <w:proofErr w:type="spellEnd"/>
-      <w:r>
-        <w:rPr>
-          <w:color w:val="000000"/>
-          <w:lang w:val="es-AR"/>
-        </w:rPr>
-        <w:t xml:space="preserve">, Next.js, </w:t>
-      </w:r>
-      <w:proofErr w:type="spellStart"/>
-      <w:r>
-        <w:rPr>
-          <w:color w:val="000000"/>
-          <w:lang w:val="es-AR"/>
-        </w:rPr>
-        <w:t>React</w:t>
-      </w:r>
-      <w:proofErr w:type="spellEnd"/>
-      <w:r>
-        <w:rPr>
-          <w:color w:val="000000"/>
-          <w:lang w:val="es-AR"/>
-        </w:rPr>
-        <w:t xml:space="preserve">, o lo que prefieras ● Si usas </w:t>
-      </w:r>
-      <w:proofErr w:type="spellStart"/>
-      <w:r>
-        <w:rPr>
-          <w:color w:val="000000"/>
-          <w:lang w:val="es-AR"/>
-        </w:rPr>
-        <w:t>APIs</w:t>
-      </w:r>
-      <w:proofErr w:type="spellEnd"/>
-      <w:r>
-        <w:rPr>
-          <w:color w:val="000000"/>
-          <w:lang w:val="es-AR"/>
-        </w:rPr>
-        <w:t xml:space="preserve"> pagas, </w:t>
+      <w:r>
+        <w:rPr>
+          <w:b/>
+          <w:bCs/>
+          <w:color w:val="000000"/>
+          <w:lang w:val="es-AR"/>
+        </w:rPr>
+        <w:t xml:space="preserve">Frameworks: </w:t>
+      </w:r>
+      <w:r>
+        <w:rPr>
+          <w:color w:val="000000"/>
+          <w:lang w:val="es-AR"/>
+        </w:rPr>
+        <w:t xml:space="preserve">Streamlit, Gradio, Flask, FastAPI, Next.js, React, o lo que prefieras ● Si usas APIs pagas, </w:t>
       </w:r>
       <w:r>
         <w:rPr>
@@ -5740,23 +4666,7 @@
           <w:color w:val="000000"/>
           <w:lang w:val="es-AR"/>
         </w:rPr>
-        <w:t>por uso (</w:t>
-      </w:r>
-      <w:proofErr w:type="spellStart"/>
-      <w:r>
-        <w:rPr>
-          <w:color w:val="000000"/>
-          <w:lang w:val="es-AR"/>
-        </w:rPr>
-        <w:t>ej</w:t>
-      </w:r>
-      <w:proofErr w:type="spellEnd"/>
-      <w:r>
-        <w:rPr>
-          <w:color w:val="000000"/>
-          <w:lang w:val="es-AR"/>
-        </w:rPr>
-        <w:t xml:space="preserve">: "~$0.50 por sesión de 10 preguntas") </w:t>
+        <w:t xml:space="preserve">por uso (ej: "~$0.50 por sesión de 10 preguntas") </w:t>
       </w:r>
     </w:p>
     <w:p>
@@ -5948,55 +4858,7 @@
           <w:color w:val="000000"/>
           <w:lang w:val="es-AR"/>
         </w:rPr>
-        <w:t xml:space="preserve">Si usas plataformas como </w:t>
-      </w:r>
-      <w:proofErr w:type="spellStart"/>
-      <w:r>
-        <w:rPr>
-          <w:color w:val="000000"/>
-          <w:lang w:val="es-AR"/>
-        </w:rPr>
-        <w:t>Make</w:t>
-      </w:r>
-      <w:proofErr w:type="spellEnd"/>
-      <w:r>
-        <w:rPr>
-          <w:color w:val="000000"/>
-          <w:lang w:val="es-AR"/>
-        </w:rPr>
-        <w:t xml:space="preserve"> o n8n, exporta los </w:t>
-      </w:r>
-      <w:proofErr w:type="spellStart"/>
-      <w:r>
-        <w:rPr>
-          <w:color w:val="000000"/>
-          <w:lang w:val="es-AR"/>
-        </w:rPr>
-        <w:t>workflows</w:t>
-      </w:r>
-      <w:proofErr w:type="spellEnd"/>
-      <w:r>
-        <w:rPr>
-          <w:color w:val="000000"/>
-          <w:lang w:val="es-AR"/>
-        </w:rPr>
-        <w:t>/</w:t>
-      </w:r>
-      <w:proofErr w:type="spellStart"/>
-      <w:r>
-        <w:rPr>
-          <w:color w:val="000000"/>
-          <w:lang w:val="es-AR"/>
-        </w:rPr>
-        <w:t>blueprints</w:t>
-      </w:r>
-      <w:proofErr w:type="spellEnd"/>
-      <w:r>
-        <w:rPr>
-          <w:color w:val="000000"/>
-          <w:lang w:val="es-AR"/>
-        </w:rPr>
-        <w:t xml:space="preserve"> e incluye </w:t>
+        <w:t xml:space="preserve">Si usas plataformas como Make o n8n, exporta los workflows/blueprints e incluye </w:t>
       </w:r>
       <w:r>
         <w:rPr>
@@ -6115,6 +4977,53 @@
         </w:rPr>
         <w:t xml:space="preserve">Arquitectura y Diseño Técnico </w:t>
       </w:r>
+      <w:r>
+        <w:rPr>
+          <w:b/>
+          <w:bCs/>
+          <w:color w:val="000000"/>
+          <w:lang w:val="es-AR"/>
+        </w:rPr>
+        <w:t>:</w:t>
+      </w:r>
+    </w:p>
+    <w:p>
+      <w:pPr>
+        <w:widowControl w:val="0"/>
+        <w:pBdr>
+          <w:top w:val="nil"/>
+          <w:left w:val="nil"/>
+          <w:bottom w:val="nil"/>
+          <w:right w:val="nil"/>
+          <w:between w:val="nil"/>
+        </w:pBdr>
+        <w:spacing w:before="214" w:line="264" w:lineRule="auto"/>
+        <w:rPr>
+          <w:b/>
+          <w:bCs/>
+          <w:color w:val="000000"/>
+          <w:lang w:val="es-AR"/>
+        </w:rPr>
+      </w:pPr>
+    </w:p>
+    <w:p>
+      <w:pPr>
+        <w:widowControl w:val="0"/>
+        <w:pBdr>
+          <w:top w:val="nil"/>
+          <w:left w:val="nil"/>
+          <w:bottom w:val="nil"/>
+          <w:right w:val="nil"/>
+          <w:between w:val="nil"/>
+        </w:pBdr>
+        <w:spacing w:before="214" w:line="264" w:lineRule="auto"/>
+        <w:rPr>
+          <w:b/>
+          <w:bCs/>
+          <w:color w:val="000000"/>
+          <w:lang w:val="es-AR"/>
+        </w:rPr>
+      </w:pPr>
     </w:p>
     <w:p>
       <w:pPr>
@@ -6146,14 +5055,7 @@
           <w:color w:val="000000"/>
           <w:lang w:val="es-AR"/>
         </w:rPr>
-        <w:t xml:space="preserve">15% Elección de componentes, patrones </w:t>
-      </w:r>
-      <w:r>
-        <w:rPr>
-          <w:color w:val="000000"/>
-          <w:lang w:val="es-AR"/>
-        </w:rPr>
-        <w:t xml:space="preserve">de diseño, escalabilidad, justificación de decisiones </w:t>
+        <w:t xml:space="preserve">15% Elección de componentes, patrones de diseño, escalabilidad, justificación de decisiones </w:t>
       </w:r>
     </w:p>
     <w:p>
@@ -6169,6 +5071,8 @@
         <w:spacing w:before="701" w:line="264" w:lineRule="auto"/>
         <w:ind w:left="3977" w:right="448" w:hanging="3852"/>
         <w:rPr>
+          <w:b/>
+          <w:bCs/>
           <w:color w:val="000000"/>
           <w:lang w:val="es-AR"/>
         </w:rPr>
@@ -6184,26 +5088,19 @@
       </w:r>
       <w:r>
         <w:rPr>
-          <w:color w:val="000000"/>
-          <w:lang w:val="es-AR"/>
-        </w:rPr>
-        <w:t xml:space="preserve">35% Precisión en respuestas, capacidad de manejar </w:t>
-      </w:r>
-      <w:proofErr w:type="spellStart"/>
-      <w:r>
-        <w:rPr>
-          <w:color w:val="000000"/>
-          <w:lang w:val="es-AR"/>
-        </w:rPr>
-        <w:t>queries</w:t>
-      </w:r>
-      <w:proofErr w:type="spellEnd"/>
-      <w:r>
-        <w:rPr>
-          <w:color w:val="000000"/>
-          <w:lang w:val="es-AR"/>
-        </w:rPr>
-        <w:t xml:space="preserve"> complejas, experiencia de usuario </w:t>
+          <w:b/>
+          <w:bCs/>
+          <w:color w:val="000000"/>
+          <w:lang w:val="es-AR"/>
+        </w:rPr>
+        <w:t xml:space="preserve">: </w:t>
+      </w:r>
+      <w:r>
+        <w:rPr>
+          <w:color w:val="000000"/>
+          <w:lang w:val="es-AR"/>
+        </w:rPr>
+        <w:t xml:space="preserve">35% Precisión en respuestas, capacidad de manejar queries complejas, experiencia de usuario </w:t>
       </w:r>
     </w:p>
     <w:p>
@@ -6236,19 +5133,60 @@
           <w:color w:val="000000"/>
           <w:lang w:val="es-AR"/>
         </w:rPr>
-        <w:t xml:space="preserve">Calidad de </w:t>
-      </w:r>
-      <w:proofErr w:type="spellStart"/>
-      <w:r>
-        <w:rPr>
-          <w:b/>
-          <w:bCs/>
-          <w:color w:val="000000"/>
-          <w:lang w:val="es-AR"/>
-        </w:rPr>
-        <w:t>Insights</w:t>
-      </w:r>
-      <w:proofErr w:type="spellEnd"/>
+        <w:t xml:space="preserve">Calidad de Insights </w:t>
+      </w:r>
+      <w:r>
+        <w:rPr>
+          <w:color w:val="000000"/>
+          <w:lang w:val="es-AR"/>
+        </w:rPr>
+        <w:t xml:space="preserve">30% Relevancia, profundidad, accionabilidad de los insights generados automáticamente </w:t>
+      </w:r>
+    </w:p>
+    <w:p>
+      <w:pPr>
+        <w:widowControl w:val="0"/>
+        <w:pBdr>
+          <w:top w:val="nil"/>
+          <w:left w:val="nil"/>
+          <w:bottom w:val="nil"/>
+          <w:right w:val="nil"/>
+          <w:between w:val="nil"/>
+        </w:pBdr>
+        <w:spacing w:line="264" w:lineRule="auto"/>
+        <w:rPr>
+          <w:b/>
+          <w:bCs/>
+          <w:color w:val="000000"/>
+          <w:lang w:val="es-AR"/>
+        </w:rPr>
+      </w:pPr>
+    </w:p>
+    <w:p>
+      <w:pPr>
+        <w:widowControl w:val="0"/>
+        <w:pBdr>
+          <w:top w:val="nil"/>
+          <w:left w:val="nil"/>
+          <w:bottom w:val="nil"/>
+          <w:right w:val="nil"/>
+          <w:between w:val="nil"/>
+        </w:pBdr>
+        <w:spacing w:line="264" w:lineRule="auto"/>
+        <w:rPr>
+          <w:color w:val="000000"/>
+          <w:lang w:val="es-AR"/>
+        </w:rPr>
+      </w:pPr>
+      <w:r>
+        <w:rPr>
+          <w:b/>
+          <w:bCs/>
+          <w:color w:val="000000"/>
+          <w:lang w:val="es-AR"/>
+        </w:rPr>
+        <w:t xml:space="preserve">Código y </w:t>
+      </w:r>
       <w:r>
         <w:rPr>
           <w:b/>
@@ -6260,92 +5198,6 @@
       </w:r>
       <w:r>
         <w:rPr>
-          <w:color w:val="000000"/>
-          <w:lang w:val="es-AR"/>
-        </w:rPr>
-        <w:t xml:space="preserve">30% Relevancia, profundidad, </w:t>
-      </w:r>
-      <w:proofErr w:type="spellStart"/>
-      <w:r>
-        <w:rPr>
-          <w:color w:val="000000"/>
-          <w:lang w:val="es-AR"/>
-        </w:rPr>
-        <w:t>accionabilidad</w:t>
-      </w:r>
-      <w:proofErr w:type="spellEnd"/>
-      <w:r>
-        <w:rPr>
-          <w:color w:val="000000"/>
-          <w:lang w:val="es-AR"/>
-        </w:rPr>
-        <w:t xml:space="preserve"> de los </w:t>
-      </w:r>
-      <w:proofErr w:type="spellStart"/>
-      <w:r>
-        <w:rPr>
-          <w:color w:val="000000"/>
-          <w:lang w:val="es-AR"/>
-        </w:rPr>
-        <w:t>insights</w:t>
-      </w:r>
-      <w:proofErr w:type="spellEnd"/>
-      <w:r>
-        <w:rPr>
-          <w:color w:val="000000"/>
-          <w:lang w:val="es-AR"/>
-        </w:rPr>
-        <w:t xml:space="preserve"> generados automáticamente </w:t>
-      </w:r>
-    </w:p>
-    <w:p>
-      <w:pPr>
-        <w:widowControl w:val="0"/>
-        <w:pBdr>
-          <w:top w:val="nil"/>
-          <w:left w:val="nil"/>
-          <w:bottom w:val="nil"/>
-          <w:right w:val="nil"/>
-          <w:between w:val="nil"/>
-        </w:pBdr>
-        <w:spacing w:before="701" w:line="240" w:lineRule="auto"/>
-        <w:rPr>
-          <w:b/>
-          <w:bCs/>
-          <w:color w:val="000000"/>
-          <w:lang w:val="es-AR"/>
-        </w:rPr>
-      </w:pPr>
-      <w:r>
-        <w:rPr>
-          <w:b/>
-          <w:bCs/>
-          <w:color w:val="000000"/>
-          <w:lang w:val="es-AR"/>
-        </w:rPr>
-        <w:t xml:space="preserve">Código y </w:t>
-      </w:r>
-    </w:p>
-    <w:p>
-      <w:pPr>
-        <w:widowControl w:val="0"/>
-        <w:pBdr>
-          <w:top w:val="nil"/>
-          <w:left w:val="nil"/>
-          <w:bottom w:val="nil"/>
-          <w:right w:val="nil"/>
-          <w:between w:val="nil"/>
-        </w:pBdr>
-        <w:spacing w:before="34" w:line="240" w:lineRule="auto"/>
-        <w:rPr>
-          <w:b/>
-          <w:bCs/>
-          <w:color w:val="000000"/>
-          <w:lang w:val="es-AR"/>
-        </w:rPr>
-      </w:pPr>
-      <w:r>
-        <w:rPr>
           <w:b/>
           <w:bCs/>
           <w:color w:val="000000"/>
@@ -6353,6 +5205,13 @@
         </w:rPr>
         <w:t xml:space="preserve">Documentación </w:t>
       </w:r>
+      <w:r>
+        <w:rPr>
+          <w:color w:val="000000"/>
+          <w:lang w:val="es-AR"/>
+        </w:rPr>
+        <w:t xml:space="preserve">5% Limpieza de código, reproducibilidad, claridad de documentación </w:t>
+      </w:r>
     </w:p>
     <w:p>
       <w:pPr>
@@ -6392,19 +5251,12 @@
           <w:right w:val="nil"/>
           <w:between w:val="nil"/>
         </w:pBdr>
-        <w:spacing w:line="264" w:lineRule="auto"/>
-        <w:rPr>
-          <w:color w:val="000000"/>
-          <w:lang w:val="es-AR"/>
-        </w:rPr>
-      </w:pPr>
-      <w:r>
-        <w:rPr>
-          <w:color w:val="000000"/>
-          <w:lang w:val="es-AR"/>
-        </w:rPr>
-        <w:t xml:space="preserve">5% Limpieza de código, reproducibilidad, claridad de documentación </w:t>
-      </w:r>
+        <w:spacing w:before="701" w:line="264" w:lineRule="auto"/>
+        <w:rPr>
+          <w:color w:val="000000"/>
+          <w:lang w:val="es-AR"/>
+        </w:rPr>
+      </w:pPr>
     </w:p>
     <w:p>
       <w:pPr>
@@ -6633,23 +5485,7 @@
           <w:color w:val="000000"/>
           <w:lang w:val="es-AR"/>
         </w:rPr>
-        <w:t xml:space="preserve">Manejo de </w:t>
-      </w:r>
-      <w:proofErr w:type="spellStart"/>
-      <w:r>
-        <w:rPr>
-          <w:color w:val="000000"/>
-          <w:lang w:val="es-AR"/>
-        </w:rPr>
-        <w:t>edge</w:t>
-      </w:r>
-      <w:proofErr w:type="spellEnd"/>
-      <w:r>
-        <w:rPr>
-          <w:color w:val="000000"/>
-          <w:lang w:val="es-AR"/>
-        </w:rPr>
-        <w:t xml:space="preserve"> cases, validaciones, experiencia de usuario</w:t>
+        <w:t>Manejo de edge cases, validaciones, experiencia de usuario</w:t>
       </w:r>
     </w:p>
     <w:p>
@@ -6740,23 +5576,7 @@
           <w:color w:val="000000"/>
           <w:lang w:val="es-AR"/>
         </w:rPr>
-        <w:t xml:space="preserve">Sube tu solución a un repositorio Git (GitHub, </w:t>
-      </w:r>
-      <w:proofErr w:type="spellStart"/>
-      <w:r>
-        <w:rPr>
-          <w:color w:val="000000"/>
-          <w:lang w:val="es-AR"/>
-        </w:rPr>
-        <w:t>GitLab</w:t>
-      </w:r>
-      <w:proofErr w:type="spellEnd"/>
-      <w:r>
-        <w:rPr>
-          <w:color w:val="000000"/>
-          <w:lang w:val="es-AR"/>
-        </w:rPr>
-        <w:t xml:space="preserve">, etc.) y comparte el link. Asegúrate de que sea </w:t>
+        <w:t xml:space="preserve">Sube tu solución a un repositorio Git (GitHub, GitLab, etc.) y comparte el link. Asegúrate de que sea </w:t>
       </w:r>
       <w:r>
         <w:rPr>
@@ -6805,6 +5625,7 @@
           <w:szCs w:val="26"/>
           <w:lang w:val="es-AR"/>
         </w:rPr>
+        <w:lastRenderedPageBreak/>
         <w:t xml:space="preserve">Presentación (30 minutos) </w:t>
       </w:r>
     </w:p>
@@ -6830,7 +5651,6 @@
           <w:color w:val="000000"/>
           <w:lang w:val="es-AR"/>
         </w:rPr>
-        <w:lastRenderedPageBreak/>
         <w:t xml:space="preserve">Estructura sugerida: </w:t>
       </w:r>
     </w:p>
@@ -6865,27 +5685,7 @@
           <w:color w:val="000000"/>
           <w:lang w:val="es-AR"/>
         </w:rPr>
-        <w:t xml:space="preserve">Contexto y </w:t>
-      </w:r>
-      <w:proofErr w:type="spellStart"/>
-      <w:r>
-        <w:rPr>
-          <w:b/>
-          <w:bCs/>
-          <w:color w:val="000000"/>
-          <w:lang w:val="es-AR"/>
-        </w:rPr>
-        <w:t>approach</w:t>
-      </w:r>
-      <w:proofErr w:type="spellEnd"/>
-      <w:r>
-        <w:rPr>
-          <w:b/>
-          <w:bCs/>
-          <w:color w:val="000000"/>
-          <w:lang w:val="es-AR"/>
-        </w:rPr>
-        <w:t xml:space="preserve"> </w:t>
+        <w:t xml:space="preserve">Contexto y approach </w:t>
       </w:r>
       <w:r>
         <w:rPr>
@@ -6901,50 +5701,14 @@
           <w:color w:val="000000"/>
           <w:lang w:val="es-AR"/>
         </w:rPr>
-        <w:t xml:space="preserve">Demo del </w:t>
-      </w:r>
-      <w:proofErr w:type="spellStart"/>
-      <w:r>
-        <w:rPr>
-          <w:b/>
-          <w:bCs/>
-          <w:color w:val="000000"/>
-          <w:lang w:val="es-AR"/>
-        </w:rPr>
-        <w:t>bot</w:t>
-      </w:r>
-      <w:proofErr w:type="spellEnd"/>
-      <w:r>
-        <w:rPr>
-          <w:b/>
-          <w:bCs/>
-          <w:color w:val="000000"/>
-          <w:lang w:val="es-AR"/>
-        </w:rPr>
-        <w:t xml:space="preserve"> </w:t>
-      </w:r>
-      <w:r>
-        <w:rPr>
-          <w:color w:val="000000"/>
-          <w:lang w:val="es-AR"/>
-        </w:rPr>
-        <w:t xml:space="preserve">(10 min): Muestra el </w:t>
-      </w:r>
-      <w:proofErr w:type="spellStart"/>
-      <w:r>
-        <w:rPr>
-          <w:color w:val="000000"/>
-          <w:lang w:val="es-AR"/>
-        </w:rPr>
-        <w:t>bot</w:t>
-      </w:r>
-      <w:proofErr w:type="spellEnd"/>
-      <w:r>
-        <w:rPr>
-          <w:color w:val="000000"/>
-          <w:lang w:val="es-AR"/>
-        </w:rPr>
-        <w:t xml:space="preserve"> respondiendo al menos 5 preguntas de diferente complejidad </w:t>
+        <w:t xml:space="preserve">Demo del bot </w:t>
+      </w:r>
+      <w:r>
+        <w:rPr>
+          <w:color w:val="000000"/>
+          <w:lang w:val="es-AR"/>
+        </w:rPr>
+        <w:t xml:space="preserve">(10 min): Muestra el bot respondiendo al menos 5 preguntas de diferente complejidad </w:t>
       </w:r>
     </w:p>
     <w:p>
@@ -6971,25 +5735,14 @@
         </w:rPr>
         <w:t xml:space="preserve">3. </w:t>
       </w:r>
-      <w:proofErr w:type="spellStart"/>
-      <w:r>
-        <w:rPr>
-          <w:b/>
-          <w:bCs/>
-          <w:color w:val="000000"/>
-          <w:lang w:val="es-AR"/>
-        </w:rPr>
-        <w:t>Insights</w:t>
-      </w:r>
-      <w:proofErr w:type="spellEnd"/>
-      <w:r>
-        <w:rPr>
-          <w:b/>
-          <w:bCs/>
-          <w:color w:val="000000"/>
-          <w:lang w:val="es-AR"/>
-        </w:rPr>
-        <w:t xml:space="preserve"> automáticos </w:t>
+      <w:r>
+        <w:rPr>
+          <w:b/>
+          <w:bCs/>
+          <w:color w:val="000000"/>
+          <w:lang w:val="es-AR"/>
+        </w:rPr>
+        <w:t xml:space="preserve">Insights automáticos </w:t>
       </w:r>
       <w:r>
         <w:rPr>
@@ -7014,21 +5767,31 @@
         </w:rPr>
         <w:t xml:space="preserve">(5 min): Arquitectura, elección de LLM, </w:t>
       </w:r>
-      <w:proofErr w:type="spellStart"/>
-      <w:r>
-        <w:rPr>
-          <w:color w:val="000000"/>
-          <w:lang w:val="es-AR"/>
-        </w:rPr>
-        <w:t>trade-offs</w:t>
-      </w:r>
-      <w:proofErr w:type="spellEnd"/>
-      <w:r>
-        <w:rPr>
-          <w:color w:val="000000"/>
-          <w:lang w:val="es-AR"/>
-        </w:rPr>
-        <w:t xml:space="preserve"> principales 5. </w:t>
+      <w:commentRangeStart w:id="6"/>
+      <w:r>
+        <w:rPr>
+          <w:color w:val="000000"/>
+          <w:lang w:val="es-AR"/>
+        </w:rPr>
+        <w:t xml:space="preserve">trade-offs principales </w:t>
+      </w:r>
+      <w:commentRangeEnd w:id="6"/>
+      <w:r>
+        <w:rPr>
+          <w:rStyle w:val="CommentReference"/>
+          <w:color w:val="000000"/>
+          <w:sz w:val="22"/>
+          <w:szCs w:val="22"/>
+          <w:lang w:val="es-AR"/>
+        </w:rPr>
+        <w:commentReference w:id="6"/>
+      </w:r>
+      <w:r>
+        <w:rPr>
+          <w:color w:val="000000"/>
+          <w:lang w:val="es-AR"/>
+        </w:rPr>
+        <w:t xml:space="preserve">5. </w:t>
       </w:r>
       <w:r>
         <w:rPr>
@@ -7172,27 +5935,7 @@
           <w:color w:val="000000"/>
           <w:lang w:val="es-AR"/>
         </w:rPr>
-        <w:t xml:space="preserve">¿Puedo usar librerías de </w:t>
-      </w:r>
-      <w:proofErr w:type="spellStart"/>
-      <w:r>
-        <w:rPr>
-          <w:b/>
-          <w:bCs/>
-          <w:color w:val="000000"/>
-          <w:lang w:val="es-AR"/>
-        </w:rPr>
-        <w:t>third-party</w:t>
-      </w:r>
-      <w:proofErr w:type="spellEnd"/>
-      <w:r>
-        <w:rPr>
-          <w:b/>
-          <w:bCs/>
-          <w:color w:val="000000"/>
-          <w:lang w:val="es-AR"/>
-        </w:rPr>
-        <w:t xml:space="preserve"> para gráficos/análisis? </w:t>
+        <w:t xml:space="preserve">¿Puedo usar librerías de third-party para gráficos/análisis? </w:t>
       </w:r>
     </w:p>
     <w:p>
@@ -7217,87 +5960,7 @@
           <w:color w:val="000000"/>
           <w:lang w:val="es-AR"/>
         </w:rPr>
-        <w:t>Sí, usa lo que necesites (</w:t>
-      </w:r>
-      <w:proofErr w:type="spellStart"/>
-      <w:r>
-        <w:rPr>
-          <w:color w:val="000000"/>
-          <w:lang w:val="es-AR"/>
-        </w:rPr>
-        <w:t>plotly</w:t>
-      </w:r>
-      <w:proofErr w:type="spellEnd"/>
-      <w:r>
-        <w:rPr>
-          <w:color w:val="000000"/>
-          <w:lang w:val="es-AR"/>
-        </w:rPr>
-        <w:t xml:space="preserve">, </w:t>
-      </w:r>
-      <w:proofErr w:type="spellStart"/>
-      <w:r>
-        <w:rPr>
-          <w:color w:val="000000"/>
-          <w:lang w:val="es-AR"/>
-        </w:rPr>
-        <w:t>matplotlib</w:t>
-      </w:r>
-      <w:proofErr w:type="spellEnd"/>
-      <w:r>
-        <w:rPr>
-          <w:color w:val="000000"/>
-          <w:lang w:val="es-AR"/>
-        </w:rPr>
-        <w:t xml:space="preserve">, </w:t>
-      </w:r>
-      <w:proofErr w:type="spellStart"/>
-      <w:r>
-        <w:rPr>
-          <w:color w:val="000000"/>
-          <w:lang w:val="es-AR"/>
-        </w:rPr>
-        <w:t>seaborn</w:t>
-      </w:r>
-      <w:proofErr w:type="spellEnd"/>
-      <w:r>
-        <w:rPr>
-          <w:color w:val="000000"/>
-          <w:lang w:val="es-AR"/>
-        </w:rPr>
-        <w:t xml:space="preserve">, pandas, </w:t>
-      </w:r>
-      <w:proofErr w:type="spellStart"/>
-      <w:r>
-        <w:rPr>
-          <w:color w:val="000000"/>
-          <w:lang w:val="es-AR"/>
-        </w:rPr>
-        <w:t>numpy</w:t>
-      </w:r>
-      <w:proofErr w:type="spellEnd"/>
-      <w:r>
-        <w:rPr>
-          <w:color w:val="000000"/>
-          <w:lang w:val="es-AR"/>
-        </w:rPr>
-        <w:t xml:space="preserve">, </w:t>
-      </w:r>
-      <w:proofErr w:type="spellStart"/>
-      <w:r>
-        <w:rPr>
-          <w:color w:val="000000"/>
-          <w:lang w:val="es-AR"/>
-        </w:rPr>
-        <w:t>scikit-learn</w:t>
-      </w:r>
-      <w:proofErr w:type="spellEnd"/>
-      <w:r>
-        <w:rPr>
-          <w:color w:val="000000"/>
-          <w:lang w:val="es-AR"/>
-        </w:rPr>
-        <w:t xml:space="preserve">, etc.) </w:t>
+        <w:t xml:space="preserve">Sí, usa lo que necesites (plotly, matplotlib, seaborn, pandas, numpy, scikit-learn, etc.) </w:t>
       </w:r>
     </w:p>
     <w:p>
@@ -7465,27 +6128,7 @@
           <w:color w:val="000000"/>
           <w:lang w:val="es-AR"/>
         </w:rPr>
-        <w:t xml:space="preserve">¿Necesito </w:t>
-      </w:r>
-      <w:proofErr w:type="spellStart"/>
-      <w:r>
-        <w:rPr>
-          <w:b/>
-          <w:bCs/>
-          <w:color w:val="000000"/>
-          <w:lang w:val="es-AR"/>
-        </w:rPr>
-        <w:t>deployment</w:t>
-      </w:r>
-      <w:proofErr w:type="spellEnd"/>
-      <w:r>
-        <w:rPr>
-          <w:b/>
-          <w:bCs/>
-          <w:color w:val="000000"/>
-          <w:lang w:val="es-AR"/>
-        </w:rPr>
-        <w:t xml:space="preserve"> en la nube? </w:t>
+        <w:t xml:space="preserve">¿Necesito deployment en la nube? </w:t>
       </w:r>
     </w:p>
     <w:p>
@@ -7510,55 +6153,7 @@
           <w:color w:val="000000"/>
           <w:lang w:val="es-AR"/>
         </w:rPr>
-        <w:t xml:space="preserve">No es obligatorio. Con que funcione localmente (localhost) es suficiente. Si haces </w:t>
-      </w:r>
-      <w:proofErr w:type="spellStart"/>
-      <w:r>
-        <w:rPr>
-          <w:color w:val="000000"/>
-          <w:lang w:val="es-AR"/>
-        </w:rPr>
-        <w:t>deployment</w:t>
-      </w:r>
-      <w:proofErr w:type="spellEnd"/>
-      <w:r>
-        <w:rPr>
-          <w:color w:val="000000"/>
-          <w:lang w:val="es-AR"/>
-        </w:rPr>
-        <w:t xml:space="preserve"> (</w:t>
-      </w:r>
-      <w:proofErr w:type="spellStart"/>
-      <w:r>
-        <w:rPr>
-          <w:color w:val="000000"/>
-          <w:lang w:val="es-AR"/>
-        </w:rPr>
-        <w:t>Streamlit</w:t>
-      </w:r>
-      <w:proofErr w:type="spellEnd"/>
-      <w:r>
-        <w:rPr>
-          <w:color w:val="000000"/>
-          <w:lang w:val="es-AR"/>
-        </w:rPr>
-        <w:t xml:space="preserve"> Cloud, Render, </w:t>
-      </w:r>
-      <w:proofErr w:type="spellStart"/>
-      <w:r>
-        <w:rPr>
-          <w:color w:val="000000"/>
-          <w:lang w:val="es-AR"/>
-        </w:rPr>
-        <w:t>Railway</w:t>
-      </w:r>
-      <w:proofErr w:type="spellEnd"/>
-      <w:r>
-        <w:rPr>
-          <w:color w:val="000000"/>
-          <w:lang w:val="es-AR"/>
-        </w:rPr>
-        <w:t xml:space="preserve">, etc.) es un plus. </w:t>
+        <w:t xml:space="preserve">No es obligatorio. Con que funcione localmente (localhost) es suficiente. Si haces deployment (Streamlit Cloud, Render, Railway, etc.) es un plus. </w:t>
       </w:r>
     </w:p>
     <w:p>
@@ -7587,27 +6182,7 @@
           <w:color w:val="000000"/>
           <w:lang w:val="es-AR"/>
         </w:rPr>
-        <w:t xml:space="preserve">¿Qué tan sofisticado debe ser el sistema de </w:t>
-      </w:r>
-      <w:proofErr w:type="spellStart"/>
-      <w:r>
-        <w:rPr>
-          <w:b/>
-          <w:bCs/>
-          <w:color w:val="000000"/>
-          <w:lang w:val="es-AR"/>
-        </w:rPr>
-        <w:t>insights</w:t>
-      </w:r>
-      <w:proofErr w:type="spellEnd"/>
-      <w:r>
-        <w:rPr>
-          <w:b/>
-          <w:bCs/>
-          <w:color w:val="000000"/>
-          <w:lang w:val="es-AR"/>
-        </w:rPr>
-        <w:t xml:space="preserve">? </w:t>
+        <w:t xml:space="preserve">¿Qué tan sofisticado debe ser el sistema de insights? </w:t>
       </w:r>
     </w:p>
     <w:p>
@@ -7648,39 +6223,7 @@
           <w:color w:val="000000"/>
           <w:lang w:val="es-AR"/>
         </w:rPr>
-        <w:t xml:space="preserve">. 5 </w:t>
-      </w:r>
-      <w:proofErr w:type="spellStart"/>
-      <w:r>
-        <w:rPr>
-          <w:color w:val="000000"/>
-          <w:lang w:val="es-AR"/>
-        </w:rPr>
-        <w:t>insights</w:t>
-      </w:r>
-      <w:proofErr w:type="spellEnd"/>
-      <w:r>
-        <w:rPr>
-          <w:color w:val="000000"/>
-          <w:lang w:val="es-AR"/>
-        </w:rPr>
-        <w:t xml:space="preserve"> bien fundamentados y accionables valen más que 20 </w:t>
-      </w:r>
-      <w:proofErr w:type="spellStart"/>
-      <w:r>
-        <w:rPr>
-          <w:color w:val="000000"/>
-          <w:lang w:val="es-AR"/>
-        </w:rPr>
-        <w:t>insights</w:t>
-      </w:r>
-      <w:proofErr w:type="spellEnd"/>
-      <w:r>
-        <w:rPr>
-          <w:color w:val="000000"/>
-          <w:lang w:val="es-AR"/>
-        </w:rPr>
-        <w:t xml:space="preserve"> superficiales.</w:t>
+        <w:t>. 5 insights bien fundamentados y accionables valen más que 20 insights superficiales.</w:t>
       </w:r>
     </w:p>
     <w:p>
@@ -7747,39 +6290,7 @@
           <w:color w:val="000000"/>
           <w:lang w:val="es-AR"/>
         </w:rPr>
-        <w:t xml:space="preserve">Recibirás los </w:t>
-      </w:r>
-      <w:proofErr w:type="spellStart"/>
-      <w:r>
-        <w:rPr>
-          <w:color w:val="000000"/>
-          <w:lang w:val="es-AR"/>
-        </w:rPr>
-        <w:t>CSVs</w:t>
-      </w:r>
-      <w:proofErr w:type="spellEnd"/>
-      <w:r>
-        <w:rPr>
-          <w:color w:val="000000"/>
-          <w:lang w:val="es-AR"/>
-        </w:rPr>
-        <w:t xml:space="preserve"> junto con este </w:t>
-      </w:r>
-      <w:proofErr w:type="spellStart"/>
-      <w:r>
-        <w:rPr>
-          <w:color w:val="000000"/>
-          <w:lang w:val="es-AR"/>
-        </w:rPr>
-        <w:t>brief</w:t>
-      </w:r>
-      <w:proofErr w:type="spellEnd"/>
-      <w:r>
-        <w:rPr>
-          <w:color w:val="000000"/>
-          <w:lang w:val="es-AR"/>
-        </w:rPr>
-        <w:t xml:space="preserve"> </w:t>
+        <w:t xml:space="preserve">Recibirás los CSVs junto con este brief </w:t>
       </w:r>
     </w:p>
     <w:p>
@@ -7995,34 +6506,7 @@
               <w:color w:val="000000"/>
               <w:lang w:val="es-AR"/>
             </w:rPr>
-            <w:t xml:space="preserve">Un </w:t>
-          </w:r>
-          <w:proofErr w:type="spellStart"/>
-          <w:r>
-            <w:rPr>
-              <w:rFonts w:ascii="Arial Unicode MS" w:eastAsia="Arial Unicode MS" w:hAnsi="Arial Unicode MS" w:cs="Arial Unicode MS"/>
-              <w:color w:val="000000"/>
-              <w:lang w:val="es-AR"/>
-            </w:rPr>
-            <w:t>bot</w:t>
-          </w:r>
-          <w:proofErr w:type="spellEnd"/>
-          <w:r>
-            <w:rPr>
-              <w:rFonts w:ascii="Arial Unicode MS" w:eastAsia="Arial Unicode MS" w:hAnsi="Arial Unicode MS" w:cs="Arial Unicode MS"/>
-              <w:color w:val="000000"/>
-              <w:lang w:val="es-AR"/>
-            </w:rPr>
-            <w:t xml:space="preserve"> básico que funcione bien es mejor que uno ambicioso que falla </w:t>
-          </w:r>
-          <w:r>
-            <w:rPr>
-              <w:rFonts w:ascii="Arial Unicode MS" w:eastAsia="Arial Unicode MS" w:hAnsi="Arial Unicode MS" w:cs="Arial Unicode MS"/>
-              <w:color w:val="000000"/>
-              <w:lang w:val="es-AR"/>
-            </w:rPr>
-            <w:lastRenderedPageBreak/>
-            <w:t xml:space="preserve">✨ </w:t>
+            <w:t xml:space="preserve">Un bot básico que funcione bien es mejor que uno ambicioso que falla ✨ </w:t>
           </w:r>
         </w:sdtContent>
       </w:sdt>
@@ -8047,25 +6531,7 @@
               <w:color w:val="000000"/>
               <w:lang w:val="es-AR"/>
             </w:rPr>
-            <w:t xml:space="preserve">Explica por qué elegiste X </w:t>
-          </w:r>
-          <w:proofErr w:type="spellStart"/>
-          <w:r>
-            <w:rPr>
-              <w:rFonts w:ascii="Arial Unicode MS" w:eastAsia="Arial Unicode MS" w:hAnsi="Arial Unicode MS" w:cs="Arial Unicode MS"/>
-              <w:color w:val="000000"/>
-              <w:lang w:val="es-AR"/>
-            </w:rPr>
-            <w:t>framework</w:t>
-          </w:r>
-          <w:proofErr w:type="spellEnd"/>
-          <w:r>
-            <w:rPr>
-              <w:rFonts w:ascii="Arial Unicode MS" w:eastAsia="Arial Unicode MS" w:hAnsi="Arial Unicode MS" w:cs="Arial Unicode MS"/>
-              <w:color w:val="000000"/>
-              <w:lang w:val="es-AR"/>
-            </w:rPr>
-            <w:t xml:space="preserve"> o Y modelo ✨ </w:t>
+            <w:t xml:space="preserve">Explica por qué elegiste X framework o Y modelo ✨ </w:t>
           </w:r>
         </w:sdtContent>
       </w:sdt>
@@ -8090,25 +6556,7 @@
               <w:color w:val="000000"/>
               <w:lang w:val="es-AR"/>
             </w:rPr>
-            <w:t xml:space="preserve">¿Realmente un </w:t>
-          </w:r>
-          <w:proofErr w:type="spellStart"/>
-          <w:r>
-            <w:rPr>
-              <w:rFonts w:ascii="Arial Unicode MS" w:eastAsia="Arial Unicode MS" w:hAnsi="Arial Unicode MS" w:cs="Arial Unicode MS"/>
-              <w:color w:val="000000"/>
-              <w:lang w:val="es-AR"/>
-            </w:rPr>
-            <w:t>Operational</w:t>
-          </w:r>
-          <w:proofErr w:type="spellEnd"/>
-          <w:r>
-            <w:rPr>
-              <w:rFonts w:ascii="Arial Unicode MS" w:eastAsia="Arial Unicode MS" w:hAnsi="Arial Unicode MS" w:cs="Arial Unicode MS"/>
-              <w:color w:val="000000"/>
-              <w:lang w:val="es-AR"/>
-            </w:rPr>
-            <w:t xml:space="preserve"> Manager usaría esto? ✨ </w:t>
+            <w:t xml:space="preserve">¿Realmente un Operational Manager usaría esto? ✨ </w:t>
           </w:r>
         </w:sdtContent>
       </w:sdt>
@@ -8126,7 +6574,14 @@
           <w:color w:val="000000"/>
           <w:lang w:val="es-AR"/>
         </w:rPr>
-        <w:t xml:space="preserve">5 días suenan como mucho, pero pasan rápido. Prioriza los requisitos obligatorios </w:t>
+        <w:t>1</w:t>
+      </w:r>
+      <w:r>
+        <w:rPr>
+          <w:color w:val="000000"/>
+          <w:lang w:val="es-AR"/>
+        </w:rPr>
+        <w:t xml:space="preserve"> día suenan como mucho, pero pasan rápido. Prioriza los requisitos obligatorios </w:t>
       </w:r>
     </w:p>
     <w:p>
@@ -8180,23 +6635,7 @@
           <w:color w:val="000000"/>
           <w:lang w:val="es-AR"/>
         </w:rPr>
-        <w:t xml:space="preserve">Nota: Los datos han sido anonimizados y </w:t>
-      </w:r>
-      <w:proofErr w:type="spellStart"/>
-      <w:r>
-        <w:rPr>
-          <w:color w:val="000000"/>
-          <w:lang w:val="es-AR"/>
-        </w:rPr>
-        <w:t>randomizados</w:t>
-      </w:r>
-      <w:proofErr w:type="spellEnd"/>
-      <w:r>
-        <w:rPr>
-          <w:color w:val="000000"/>
-          <w:lang w:val="es-AR"/>
-        </w:rPr>
-        <w:t>, por lo que no representan un país ni período específico.</w:t>
+        <w:t>Nota: Los datos han sido anonimizados y randomizados, por lo que no representan un país ni período específico.</w:t>
       </w:r>
     </w:p>
     <w:p>
@@ -8220,49 +6659,25 @@
           <w:sz w:val="26"/>
           <w:lang w:val="es-AR"/>
         </w:rPr>
-        <w:t xml:space="preserve">10. Análisis Técnico: Plan de Implementación con Lineamientos </w:t>
-      </w:r>
-      <w:proofErr w:type="spellStart"/>
-      <w:r>
-        <w:rPr>
-          <w:b/>
-          <w:sz w:val="26"/>
-          <w:lang w:val="es-AR"/>
-        </w:rPr>
-        <w:t>Anthropic</w:t>
-      </w:r>
-      <w:proofErr w:type="spellEnd"/>
-    </w:p>
-    <w:p>
-      <w:pPr>
-        <w:rPr>
-          <w:lang w:val="es-AR"/>
-        </w:rPr>
-      </w:pPr>
-      <w:r>
-        <w:rPr>
-          <w:lang w:val="es-AR"/>
-        </w:rPr>
-        <w:t xml:space="preserve">A continuación se describen los pasos técnicos para construir el sistema utilizando las primitivas de </w:t>
-      </w:r>
-      <w:proofErr w:type="spellStart"/>
-      <w:r>
-        <w:rPr>
-          <w:lang w:val="es-AR"/>
-        </w:rPr>
-        <w:t>Anthropic</w:t>
-      </w:r>
-      <w:proofErr w:type="spellEnd"/>
-      <w:r>
-        <w:rPr>
-          <w:lang w:val="es-AR"/>
-        </w:rPr>
-        <w:t xml:space="preserve"> (Claude API): </w:t>
-      </w:r>
-    </w:p>
-    <w:p>
-      <w:pPr>
-        <w:pStyle w:val="Prrafodelista"/>
+        <w:t>10. Análisis Técnico: Plan de Implementación con Lineamientos Anthropic</w:t>
+      </w:r>
+    </w:p>
+    <w:p>
+      <w:pPr>
+        <w:rPr>
+          <w:lang w:val="es-AR"/>
+        </w:rPr>
+      </w:pPr>
+      <w:r>
+        <w:rPr>
+          <w:lang w:val="es-AR"/>
+        </w:rPr>
+        <w:t xml:space="preserve">A continuación se describen los pasos técnicos para construir el sistema utilizando las primitivas de Anthropic (Claude API): </w:t>
+      </w:r>
+    </w:p>
+    <w:p>
+      <w:pPr>
+        <w:pStyle w:val="ListParagraph"/>
         <w:numPr>
           <w:ilvl w:val="0"/>
           <w:numId w:val="4"/>
@@ -8277,7 +6692,7 @@
     </w:p>
     <w:p>
       <w:pPr>
-        <w:pStyle w:val="Prrafodelista"/>
+        <w:pStyle w:val="ListParagraph"/>
         <w:numPr>
           <w:ilvl w:val="0"/>
           <w:numId w:val="4"/>
@@ -8292,7 +6707,7 @@
     </w:p>
     <w:p>
       <w:pPr>
-        <w:pStyle w:val="Prrafodelista"/>
+        <w:pStyle w:val="ListParagraph"/>
         <w:numPr>
           <w:ilvl w:val="0"/>
           <w:numId w:val="4"/>
@@ -8310,7 +6725,7 @@
     </w:p>
     <w:p>
       <w:pPr>
-        <w:pStyle w:val="Prrafodelista"/>
+        <w:pStyle w:val="ListParagraph"/>
         <w:numPr>
           <w:ilvl w:val="0"/>
           <w:numId w:val="4"/>
@@ -8319,32 +6734,16 @@
           <w:lang w:val="es-AR"/>
         </w:rPr>
       </w:pPr>
-      <w:proofErr w:type="spellStart"/>
-      <w:r>
-        <w:rPr>
-          <w:lang w:val="es-AR"/>
-        </w:rPr>
-        <w:t>System</w:t>
-      </w:r>
-      <w:proofErr w:type="spellEnd"/>
-      <w:r>
-        <w:rPr>
-          <w:lang w:val="es-AR"/>
-        </w:rPr>
-        <w:t xml:space="preserve"> </w:t>
-      </w:r>
-      <w:proofErr w:type="spellStart"/>
-      <w:r>
-        <w:rPr>
-          <w:lang w:val="es-AR"/>
-        </w:rPr>
-        <w:t>Prompts</w:t>
-      </w:r>
-      <w:proofErr w:type="spellEnd"/>
-    </w:p>
-    <w:p>
-      <w:pPr>
-        <w:pStyle w:val="Prrafodelista"/>
+      <w:r>
+        <w:rPr>
+          <w:lang w:val="es-AR"/>
+        </w:rPr>
+        <w:t>System Prompts</w:t>
+      </w:r>
+    </w:p>
+    <w:p>
+      <w:pPr>
+        <w:pStyle w:val="ListParagraph"/>
         <w:numPr>
           <w:ilvl w:val="0"/>
           <w:numId w:val="4"/>
@@ -8362,7 +6761,7 @@
     </w:p>
     <w:p>
       <w:pPr>
-        <w:pStyle w:val="Prrafodelista"/>
+        <w:pStyle w:val="ListParagraph"/>
         <w:numPr>
           <w:ilvl w:val="0"/>
           <w:numId w:val="4"/>
@@ -8371,33 +6770,11 @@
           <w:lang w:val="es-AR"/>
         </w:rPr>
       </w:pPr>
-      <w:proofErr w:type="spellStart"/>
-      <w:r>
-        <w:rPr>
-          <w:lang w:val="es-AR"/>
-        </w:rPr>
-        <w:t>Prompt</w:t>
-      </w:r>
-      <w:proofErr w:type="spellEnd"/>
-      <w:r>
-        <w:rPr>
-          <w:lang w:val="es-AR"/>
-        </w:rPr>
-        <w:t xml:space="preserve"> </w:t>
-      </w:r>
-      <w:proofErr w:type="spellStart"/>
-      <w:r>
-        <w:rPr>
-          <w:lang w:val="es-AR"/>
-        </w:rPr>
-        <w:t>Caching</w:t>
-      </w:r>
-      <w:proofErr w:type="spellEnd"/>
-      <w:r>
-        <w:rPr>
-          <w:lang w:val="es-AR"/>
-        </w:rPr>
-        <w:t xml:space="preserve">. </w:t>
+      <w:r>
+        <w:rPr>
+          <w:lang w:val="es-AR"/>
+        </w:rPr>
+        <w:t xml:space="preserve">Prompt Caching. </w:t>
       </w:r>
     </w:p>
     <w:p>
@@ -8431,7 +6808,7 @@
     </w:p>
     <w:p>
       <w:pPr>
-        <w:pStyle w:val="Subttulo"/>
+        <w:pStyle w:val="Subtitle"/>
         <w:rPr>
           <w:sz w:val="28"/>
           <w:szCs w:val="28"/>
@@ -8444,25 +6821,7 @@
           <w:szCs w:val="28"/>
           <w:lang w:val="es-AR"/>
         </w:rPr>
-        <w:t xml:space="preserve">Problema 1 — Acceso fragmentado a </w:t>
-      </w:r>
-      <w:proofErr w:type="spellStart"/>
-      <w:r>
-        <w:rPr>
-          <w:sz w:val="28"/>
-          <w:szCs w:val="28"/>
-          <w:lang w:val="es-AR"/>
-        </w:rPr>
-        <w:t>insights</w:t>
-      </w:r>
-      <w:proofErr w:type="spellEnd"/>
-      <w:r>
-        <w:rPr>
-          <w:sz w:val="28"/>
-          <w:szCs w:val="28"/>
-          <w:lang w:val="es-AR"/>
-        </w:rPr>
-        <w:t xml:space="preserve"> (Bot Conversacional)</w:t>
+        <w:t>Problema 1 — Acceso fragmentado a insights (Bot Conversacional)</w:t>
       </w:r>
     </w:p>
     <w:p>
@@ -8502,52 +6861,29 @@
         <w:rPr>
           <w:lang w:val="es-AR"/>
         </w:rPr>
-        <w:t xml:space="preserve">La solución usa tres primitivas de </w:t>
-      </w:r>
-      <w:proofErr w:type="spellStart"/>
-      <w:r>
-        <w:rPr>
-          <w:lang w:val="es-AR"/>
-        </w:rPr>
-        <w:t>Anthropic</w:t>
-      </w:r>
-      <w:proofErr w:type="spellEnd"/>
-      <w:r>
-        <w:rPr>
-          <w:lang w:val="es-AR"/>
-        </w:rPr>
-        <w:t xml:space="preserve"> en conjunto:</w:t>
-      </w:r>
-    </w:p>
-    <w:p>
-      <w:pPr>
-        <w:rPr>
-          <w:lang w:val="es-AR"/>
-        </w:rPr>
-      </w:pPr>
-    </w:p>
-    <w:p>
-      <w:pPr>
-        <w:pStyle w:val="Listaconvietas"/>
-        <w:rPr>
-          <w:lang w:val="es-AR"/>
-        </w:rPr>
-      </w:pPr>
-      <w:proofErr w:type="spellStart"/>
-      <w:r>
-        <w:rPr>
-          <w:lang w:val="es-AR"/>
-        </w:rPr>
-        <w:t>Skills</w:t>
-      </w:r>
-      <w:proofErr w:type="spellEnd"/>
-      <w:r>
-        <w:rPr>
-          <w:lang w:val="es-AR"/>
-        </w:rPr>
-        <w:t xml:space="preserve"> (/</w:t>
-      </w:r>
-      <w:proofErr w:type="spellStart"/>
+        <w:t>La solución usa tres primitivas de Anthropic en conjunto:</w:t>
+      </w:r>
+    </w:p>
+    <w:p>
+      <w:pPr>
+        <w:rPr>
+          <w:lang w:val="es-AR"/>
+        </w:rPr>
+      </w:pPr>
+    </w:p>
+    <w:p>
+      <w:pPr>
+        <w:pStyle w:val="ListBullet"/>
+        <w:rPr>
+          <w:lang w:val="es-AR"/>
+        </w:rPr>
+      </w:pPr>
+      <w:r>
+        <w:rPr>
+          <w:lang w:val="es-AR"/>
+        </w:rPr>
+        <w:t>Skills (/</w:t>
+      </w:r>
       <w:r>
         <w:rPr>
           <w:lang w:val="es-AR"/>
@@ -8560,132 +6896,18 @@
         </w:rPr>
         <w:t>-query</w:t>
       </w:r>
-      <w:proofErr w:type="spellEnd"/>
-      <w:r>
-        <w:rPr>
-          <w:lang w:val="es-AR"/>
-        </w:rPr>
-        <w:t xml:space="preserve">): Se define una </w:t>
-      </w:r>
-      <w:proofErr w:type="spellStart"/>
-      <w:r>
-        <w:rPr>
-          <w:lang w:val="es-AR"/>
-        </w:rPr>
-        <w:t>skill</w:t>
-      </w:r>
-      <w:proofErr w:type="spellEnd"/>
-      <w:r>
-        <w:rPr>
-          <w:lang w:val="es-AR"/>
-        </w:rPr>
-        <w:t xml:space="preserve"> dedicada al </w:t>
-      </w:r>
-      <w:proofErr w:type="spellStart"/>
-      <w:r>
-        <w:rPr>
-          <w:lang w:val="es-AR"/>
-        </w:rPr>
-        <w:t>bot</w:t>
-      </w:r>
-      <w:proofErr w:type="spellEnd"/>
-      <w:r>
-        <w:rPr>
-          <w:lang w:val="es-AR"/>
-        </w:rPr>
-        <w:t xml:space="preserve"> conversacional. </w:t>
-      </w:r>
-      <w:r>
-        <w:rPr>
-          <w:lang w:val="es-AR"/>
-        </w:rPr>
-        <w:t xml:space="preserve">La </w:t>
-      </w:r>
-      <w:proofErr w:type="spellStart"/>
-      <w:r>
-        <w:rPr>
-          <w:lang w:val="es-AR"/>
-        </w:rPr>
-        <w:t>skill</w:t>
-      </w:r>
-      <w:proofErr w:type="spellEnd"/>
-      <w:r>
-        <w:rPr>
-          <w:lang w:val="es-AR"/>
-        </w:rPr>
-        <w:t xml:space="preserve"> encapsula el </w:t>
-      </w:r>
-      <w:proofErr w:type="spellStart"/>
-      <w:r>
-        <w:rPr>
-          <w:lang w:val="es-AR"/>
-        </w:rPr>
-        <w:t>System</w:t>
-      </w:r>
-      <w:proofErr w:type="spellEnd"/>
-      <w:r>
-        <w:rPr>
-          <w:lang w:val="es-AR"/>
-        </w:rPr>
-        <w:t xml:space="preserve"> </w:t>
-      </w:r>
-      <w:proofErr w:type="spellStart"/>
-      <w:r>
-        <w:rPr>
-          <w:lang w:val="es-AR"/>
-        </w:rPr>
-        <w:t>Prompt</w:t>
-      </w:r>
-      <w:proofErr w:type="spellEnd"/>
-      <w:r>
-        <w:rPr>
-          <w:lang w:val="es-AR"/>
-        </w:rPr>
-        <w:t xml:space="preserve"> con todo el contexto de dominio </w:t>
-      </w:r>
-      <w:proofErr w:type="spellStart"/>
-      <w:r>
-        <w:rPr>
-          <w:lang w:val="es-AR"/>
-        </w:rPr>
-        <w:t>Rappi</w:t>
-      </w:r>
-      <w:proofErr w:type="spellEnd"/>
-      <w:r>
-        <w:rPr>
-          <w:lang w:val="es-AR"/>
-        </w:rPr>
-        <w:t xml:space="preserve">: el diccionario completo de métricas (Lead </w:t>
-      </w:r>
-      <w:proofErr w:type="spellStart"/>
-      <w:r>
-        <w:rPr>
-          <w:lang w:val="es-AR"/>
-        </w:rPr>
-        <w:t>Penetration</w:t>
-      </w:r>
-      <w:proofErr w:type="spellEnd"/>
-      <w:r>
-        <w:rPr>
-          <w:lang w:val="es-AR"/>
-        </w:rPr>
-        <w:t xml:space="preserve">, Perfect Order, Gross Profit UE, etc.), los 9 países, los tipos de zona (Wealthy / Non Wealthy) y las reglas de negocio. Por ejemplo, la </w:t>
-      </w:r>
-      <w:proofErr w:type="spellStart"/>
-      <w:r>
-        <w:rPr>
-          <w:lang w:val="es-AR"/>
-        </w:rPr>
-        <w:t>skill</w:t>
-      </w:r>
-      <w:proofErr w:type="spellEnd"/>
-      <w:r>
-        <w:rPr>
-          <w:lang w:val="es-AR"/>
-        </w:rPr>
-        <w:t xml:space="preserve"> enseña a Claude que "zonas problemáticas" = zonas con 3+ semanas de deterioro en métricas clave. El usuario invoca /</w:t>
-      </w:r>
-      <w:proofErr w:type="spellStart"/>
+      <w:r>
+        <w:rPr>
+          <w:lang w:val="es-AR"/>
+        </w:rPr>
+        <w:t xml:space="preserve">): Se define una skill dedicada al bot conversacional. </w:t>
+      </w:r>
+      <w:r>
+        <w:rPr>
+          <w:lang w:val="es-AR"/>
+        </w:rPr>
+        <w:t>La skill encapsula el System Prompt con todo el contexto de dominio Rappi: el diccionario completo de métricas (Lead Penetration, Perfect Order, Gross Profit UE, etc.), los 9 países, los tipos de zona (Wealthy / Non Wealthy) y las reglas de negocio. Por ejemplo, la skill enseña a Claude que "zonas problemáticas" = zonas con 3+ semanas de deterioro en métricas clave. El usuario invoca /</w:t>
+      </w:r>
       <w:r>
         <w:rPr>
           <w:lang w:val="es-AR"/>
@@ -8698,26 +6920,11 @@
         </w:rPr>
         <w:t>-query</w:t>
       </w:r>
-      <w:proofErr w:type="spellEnd"/>
-      <w:r>
-        <w:rPr>
-          <w:lang w:val="es-AR"/>
-        </w:rPr>
-        <w:t xml:space="preserve"> y el </w:t>
-      </w:r>
-      <w:proofErr w:type="spellStart"/>
-      <w:r>
-        <w:rPr>
-          <w:lang w:val="es-AR"/>
-        </w:rPr>
-        <w:t>bot</w:t>
-      </w:r>
-      <w:proofErr w:type="spellEnd"/>
-      <w:r>
-        <w:rPr>
-          <w:lang w:val="es-AR"/>
-        </w:rPr>
-        <w:t xml:space="preserve"> responde </w:t>
+      <w:r>
+        <w:rPr>
+          <w:lang w:val="es-AR"/>
+        </w:rPr>
+        <w:t xml:space="preserve"> y el bot responde </w:t>
       </w:r>
       <w:r>
         <w:rPr>
@@ -8746,7 +6953,7 @@
     </w:p>
     <w:p>
       <w:pPr>
-        <w:pStyle w:val="Listaconvietas"/>
+        <w:pStyle w:val="ListBullet"/>
         <w:numPr>
           <w:ilvl w:val="0"/>
           <w:numId w:val="0"/>
@@ -8759,535 +6966,122 @@
     </w:p>
     <w:p>
       <w:pPr>
-        <w:pStyle w:val="Listaconvietas"/>
-        <w:rPr>
-          <w:lang w:val="es-AR"/>
-        </w:rPr>
-      </w:pPr>
-      <w:r>
-        <w:rPr>
-          <w:lang w:val="es-AR"/>
-        </w:rPr>
-        <w:t>Tool Use (</w:t>
-      </w:r>
-      <w:proofErr w:type="spellStart"/>
-      <w:r>
-        <w:rPr>
-          <w:lang w:val="es-AR"/>
-        </w:rPr>
-        <w:t>Function</w:t>
-      </w:r>
-      <w:proofErr w:type="spellEnd"/>
-      <w:r>
-        <w:rPr>
-          <w:lang w:val="es-AR"/>
-        </w:rPr>
-        <w:t xml:space="preserve"> </w:t>
-      </w:r>
-      <w:proofErr w:type="spellStart"/>
-      <w:r>
-        <w:rPr>
-          <w:lang w:val="es-AR"/>
-        </w:rPr>
-        <w:t>Calling</w:t>
-      </w:r>
-      <w:proofErr w:type="spellEnd"/>
-      <w:r>
-        <w:rPr>
-          <w:lang w:val="es-AR"/>
-        </w:rPr>
-        <w:t xml:space="preserve">): Claude decide de forma autónoma qué herramienta invocar según la pregunta del usuario. Se implementan las siguientes </w:t>
-      </w:r>
-      <w:proofErr w:type="spellStart"/>
-      <w:r>
-        <w:rPr>
-          <w:lang w:val="es-AR"/>
-        </w:rPr>
-        <w:t>tools</w:t>
-      </w:r>
-      <w:proofErr w:type="spellEnd"/>
-      <w:r>
-        <w:rPr>
-          <w:lang w:val="es-AR"/>
-        </w:rPr>
-        <w:t xml:space="preserve"> que operan sobre los </w:t>
-      </w:r>
-      <w:proofErr w:type="spellStart"/>
-      <w:r>
-        <w:rPr>
-          <w:lang w:val="es-AR"/>
-        </w:rPr>
-        <w:t>CSVs</w:t>
-      </w:r>
-      <w:proofErr w:type="spellEnd"/>
-      <w:r>
-        <w:rPr>
-          <w:lang w:val="es-AR"/>
-        </w:rPr>
-        <w:t>:</w:t>
-      </w:r>
-    </w:p>
-    <w:p>
-      <w:pPr>
-        <w:pStyle w:val="Listaconvietas2"/>
-        <w:rPr>
-          <w:lang w:val="es-AR"/>
-        </w:rPr>
-      </w:pPr>
-      <w:proofErr w:type="spellStart"/>
-      <w:r>
-        <w:rPr>
-          <w:lang w:val="es-AR"/>
-        </w:rPr>
-        <w:t>filter_zones</w:t>
-      </w:r>
-      <w:proofErr w:type="spellEnd"/>
-      <w:r>
-        <w:rPr>
-          <w:lang w:val="es-AR"/>
-        </w:rPr>
-        <w:t>(</w:t>
-      </w:r>
-      <w:proofErr w:type="spellStart"/>
-      <w:r>
-        <w:rPr>
-          <w:lang w:val="es-AR"/>
-        </w:rPr>
-        <w:t>metric</w:t>
-      </w:r>
-      <w:proofErr w:type="spellEnd"/>
-      <w:r>
-        <w:rPr>
-          <w:lang w:val="es-AR"/>
-        </w:rPr>
-        <w:t xml:space="preserve">, </w:t>
-      </w:r>
-      <w:proofErr w:type="spellStart"/>
-      <w:r>
-        <w:rPr>
-          <w:lang w:val="es-AR"/>
-        </w:rPr>
-        <w:t>operator</w:t>
-      </w:r>
-      <w:proofErr w:type="spellEnd"/>
-      <w:r>
-        <w:rPr>
-          <w:lang w:val="es-AR"/>
-        </w:rPr>
-        <w:t xml:space="preserve">, </w:t>
-      </w:r>
-      <w:proofErr w:type="spellStart"/>
-      <w:r>
-        <w:rPr>
-          <w:lang w:val="es-AR"/>
-        </w:rPr>
-        <w:t>threshold</w:t>
-      </w:r>
-      <w:proofErr w:type="spellEnd"/>
-      <w:r>
-        <w:rPr>
-          <w:lang w:val="es-AR"/>
-        </w:rPr>
-        <w:t xml:space="preserve">, </w:t>
-      </w:r>
-      <w:proofErr w:type="spellStart"/>
-      <w:r>
-        <w:rPr>
-          <w:lang w:val="es-AR"/>
-        </w:rPr>
-        <w:t>week</w:t>
-      </w:r>
-      <w:proofErr w:type="spellEnd"/>
-      <w:r>
-        <w:rPr>
-          <w:lang w:val="es-AR"/>
-        </w:rPr>
-        <w:t>) → filtra zonas por valor de métrica</w:t>
-      </w:r>
-    </w:p>
-    <w:p>
-      <w:pPr>
-        <w:pStyle w:val="Listaconvietas2"/>
-      </w:pPr>
-      <w:proofErr w:type="spellStart"/>
-      <w:r>
-        <w:t>compare_</w:t>
-      </w:r>
-      <w:proofErr w:type="gramStart"/>
-      <w:r>
-        <w:t>segments</w:t>
-      </w:r>
-      <w:proofErr w:type="spellEnd"/>
-      <w:r>
-        <w:t>(</w:t>
-      </w:r>
-      <w:proofErr w:type="gramEnd"/>
-      <w:r>
-        <w:t xml:space="preserve">metric, </w:t>
-      </w:r>
-      <w:proofErr w:type="spellStart"/>
-      <w:r>
-        <w:t>zone_type</w:t>
-      </w:r>
-      <w:proofErr w:type="spellEnd"/>
-      <w:r>
-        <w:t xml:space="preserve">, country) → </w:t>
-      </w:r>
-      <w:proofErr w:type="spellStart"/>
-      <w:r>
-        <w:t>compara</w:t>
-      </w:r>
-      <w:proofErr w:type="spellEnd"/>
-      <w:r>
-        <w:t xml:space="preserve"> Wealthy vs </w:t>
-      </w:r>
-      <w:proofErr w:type="gramStart"/>
-      <w:r>
-        <w:t>Non Wealthy</w:t>
-      </w:r>
-      <w:proofErr w:type="gramEnd"/>
-    </w:p>
-    <w:p>
-      <w:pPr>
-        <w:pStyle w:val="Listaconvietas2"/>
-        <w:rPr>
-          <w:lang w:val="es-AR"/>
-        </w:rPr>
-      </w:pPr>
-      <w:proofErr w:type="spellStart"/>
-      <w:r>
-        <w:rPr>
-          <w:lang w:val="es-AR"/>
-        </w:rPr>
-        <w:t>get_trend</w:t>
-      </w:r>
-      <w:proofErr w:type="spellEnd"/>
-      <w:r>
-        <w:rPr>
-          <w:lang w:val="es-AR"/>
-        </w:rPr>
-        <w:t>(</w:t>
-      </w:r>
-      <w:proofErr w:type="spellStart"/>
-      <w:r>
-        <w:rPr>
-          <w:lang w:val="es-AR"/>
-        </w:rPr>
-        <w:t>zone</w:t>
-      </w:r>
-      <w:proofErr w:type="spellEnd"/>
-      <w:r>
-        <w:rPr>
-          <w:lang w:val="es-AR"/>
-        </w:rPr>
-        <w:t xml:space="preserve">, </w:t>
-      </w:r>
-      <w:proofErr w:type="spellStart"/>
-      <w:r>
-        <w:rPr>
-          <w:lang w:val="es-AR"/>
-        </w:rPr>
-        <w:t>metric</w:t>
-      </w:r>
-      <w:proofErr w:type="spellEnd"/>
-      <w:r>
-        <w:rPr>
-          <w:lang w:val="es-AR"/>
-        </w:rPr>
-        <w:t xml:space="preserve">, </w:t>
-      </w:r>
-      <w:proofErr w:type="spellStart"/>
-      <w:r>
-        <w:rPr>
-          <w:lang w:val="es-AR"/>
-        </w:rPr>
-        <w:t>n_weeks</w:t>
-      </w:r>
-      <w:proofErr w:type="spellEnd"/>
-      <w:r>
-        <w:rPr>
-          <w:lang w:val="es-AR"/>
-        </w:rPr>
-        <w:t>) → evolución temporal de una métrica</w:t>
-      </w:r>
-    </w:p>
-    <w:p>
-      <w:pPr>
-        <w:pStyle w:val="Listaconvietas2"/>
-        <w:rPr>
-          <w:lang w:val="es-AR"/>
-        </w:rPr>
-      </w:pPr>
-      <w:proofErr w:type="spellStart"/>
-      <w:r>
-        <w:rPr>
-          <w:lang w:val="es-AR"/>
-        </w:rPr>
+        <w:pStyle w:val="ListBullet"/>
+        <w:rPr>
+          <w:lang w:val="es-AR"/>
+        </w:rPr>
+      </w:pPr>
+      <w:r>
+        <w:rPr>
+          <w:lang w:val="es-AR"/>
+        </w:rPr>
+        <w:t>Tool Use (Function Calling): Claude decide de forma autónoma qué herramienta invocar según la pregunta del usuario. Se implementan las siguientes tools que operan sobre los CSVs:</w:t>
+      </w:r>
+    </w:p>
+    <w:p>
+      <w:pPr>
+        <w:pStyle w:val="ListBullet2"/>
+        <w:rPr>
+          <w:lang w:val="es-AR"/>
+        </w:rPr>
+      </w:pPr>
+      <w:r>
+        <w:rPr>
+          <w:lang w:val="es-AR"/>
+        </w:rPr>
+        <w:t>filter_zones(metric, operator, threshold, week) → filtra zonas por valor de métrica</w:t>
+      </w:r>
+    </w:p>
+    <w:p>
+      <w:pPr>
+        <w:pStyle w:val="ListBullet2"/>
+      </w:pPr>
+      <w:r>
         <w:lastRenderedPageBreak/>
-        <w:t>aggregate_by</w:t>
-      </w:r>
-      <w:proofErr w:type="spellEnd"/>
-      <w:r>
-        <w:rPr>
-          <w:lang w:val="es-AR"/>
-        </w:rPr>
-        <w:t>(</w:t>
-      </w:r>
-      <w:proofErr w:type="spellStart"/>
-      <w:r>
-        <w:rPr>
-          <w:lang w:val="es-AR"/>
-        </w:rPr>
-        <w:t>dimension</w:t>
-      </w:r>
-      <w:proofErr w:type="spellEnd"/>
-      <w:r>
-        <w:rPr>
-          <w:lang w:val="es-AR"/>
-        </w:rPr>
-        <w:t xml:space="preserve">, </w:t>
-      </w:r>
-      <w:proofErr w:type="spellStart"/>
-      <w:r>
-        <w:rPr>
-          <w:lang w:val="es-AR"/>
-        </w:rPr>
-        <w:t>metric</w:t>
-      </w:r>
-      <w:proofErr w:type="spellEnd"/>
-      <w:r>
-        <w:rPr>
-          <w:lang w:val="es-AR"/>
-        </w:rPr>
-        <w:t xml:space="preserve">, </w:t>
-      </w:r>
-      <w:proofErr w:type="spellStart"/>
-      <w:r>
-        <w:rPr>
-          <w:lang w:val="es-AR"/>
-        </w:rPr>
-        <w:t>week</w:t>
-      </w:r>
-      <w:proofErr w:type="spellEnd"/>
-      <w:r>
-        <w:rPr>
-          <w:lang w:val="es-AR"/>
-        </w:rPr>
-        <w:t>) → promedio/suma por país, ciudad o tipo</w:t>
-      </w:r>
-    </w:p>
-    <w:p>
-      <w:pPr>
-        <w:pStyle w:val="Listaconvietas2"/>
-      </w:pPr>
-      <w:proofErr w:type="spellStart"/>
-      <w:r>
-        <w:t>multivariate_</w:t>
-      </w:r>
-      <w:proofErr w:type="gramStart"/>
-      <w:r>
-        <w:t>analysis</w:t>
-      </w:r>
-      <w:proofErr w:type="spellEnd"/>
-      <w:r>
-        <w:t>(</w:t>
-      </w:r>
-      <w:proofErr w:type="spellStart"/>
-      <w:proofErr w:type="gramEnd"/>
-      <w:r>
-        <w:t>metric_high</w:t>
-      </w:r>
-      <w:proofErr w:type="spellEnd"/>
-      <w:r>
-        <w:t xml:space="preserve">, </w:t>
-      </w:r>
-      <w:proofErr w:type="spellStart"/>
-      <w:r>
-        <w:t>metric_low</w:t>
-      </w:r>
-      <w:proofErr w:type="spellEnd"/>
-      <w:r>
-        <w:t xml:space="preserve">, threshold) → zonas con </w:t>
-      </w:r>
-      <w:proofErr w:type="spellStart"/>
-      <w:r>
-        <w:t>combinación</w:t>
-      </w:r>
-      <w:proofErr w:type="spellEnd"/>
-      <w:r>
-        <w:t xml:space="preserve"> de </w:t>
-      </w:r>
-      <w:proofErr w:type="spellStart"/>
-      <w:r>
-        <w:t>condiciones</w:t>
-      </w:r>
-      <w:proofErr w:type="spellEnd"/>
-    </w:p>
-    <w:p>
-      <w:pPr>
-        <w:pStyle w:val="Listaconvietas2"/>
-        <w:rPr>
-          <w:lang w:val="es-AR"/>
-        </w:rPr>
-      </w:pPr>
-      <w:proofErr w:type="spellStart"/>
-      <w:r>
-        <w:rPr>
-          <w:lang w:val="es-AR"/>
-        </w:rPr>
-        <w:t>get_growth_zones</w:t>
-      </w:r>
-      <w:proofErr w:type="spellEnd"/>
-      <w:r>
-        <w:rPr>
-          <w:lang w:val="es-AR"/>
-        </w:rPr>
-        <w:t>(</w:t>
-      </w:r>
-      <w:proofErr w:type="spellStart"/>
-      <w:r>
-        <w:rPr>
-          <w:lang w:val="es-AR"/>
-        </w:rPr>
-        <w:t>n_weeks</w:t>
-      </w:r>
-      <w:proofErr w:type="spellEnd"/>
-      <w:r>
-        <w:rPr>
-          <w:lang w:val="es-AR"/>
-        </w:rPr>
-        <w:t xml:space="preserve">, </w:t>
-      </w:r>
-      <w:proofErr w:type="spellStart"/>
-      <w:r>
-        <w:rPr>
-          <w:lang w:val="es-AR"/>
-        </w:rPr>
-        <w:t>top_n</w:t>
-      </w:r>
-      <w:proofErr w:type="spellEnd"/>
-      <w:r>
-        <w:rPr>
-          <w:lang w:val="es-AR"/>
-        </w:rPr>
-        <w:t>) → zonas con mayor crecimiento en órdenes + correlaciones explicativas</w:t>
-      </w:r>
-    </w:p>
-    <w:p>
-      <w:pPr>
-        <w:pStyle w:val="Listaconvietas"/>
-        <w:rPr>
-          <w:lang w:val="es-AR"/>
-        </w:rPr>
-      </w:pPr>
-      <w:r>
-        <w:rPr>
-          <w:lang w:val="es-AR"/>
-        </w:rPr>
-        <w:t xml:space="preserve">Memoria conversacional: Se mantiene un array </w:t>
-      </w:r>
-      <w:proofErr w:type="spellStart"/>
-      <w:r>
-        <w:rPr>
-          <w:lang w:val="es-AR"/>
-        </w:rPr>
-        <w:t>conversation_history</w:t>
-      </w:r>
-      <w:proofErr w:type="spellEnd"/>
-      <w:r>
-        <w:rPr>
-          <w:lang w:val="es-AR"/>
-        </w:rPr>
-        <w:t xml:space="preserve">[] que se pasa en cada llamada a la </w:t>
-      </w:r>
-      <w:proofErr w:type="spellStart"/>
-      <w:r>
-        <w:rPr>
-          <w:lang w:val="es-AR"/>
-        </w:rPr>
-        <w:t>Messages</w:t>
-      </w:r>
-      <w:proofErr w:type="spellEnd"/>
-      <w:r>
-        <w:rPr>
-          <w:lang w:val="es-AR"/>
-        </w:rPr>
-        <w:t xml:space="preserve"> API. Esto permite seguimiento de diálogo: si el usuario pregunta '¿y en México?' después de una consulta anterior, Claude entiende el contexto sin que se repita la pregunta completa.</w:t>
-      </w:r>
-    </w:p>
-    <w:p>
-      <w:pPr>
-        <w:pStyle w:val="Listaconvietas"/>
-        <w:rPr>
-          <w:lang w:val="es-AR"/>
-        </w:rPr>
-      </w:pPr>
-      <w:r>
-        <w:rPr>
-          <w:lang w:val="es-AR"/>
-        </w:rPr>
-        <w:t>Sugerencias proactivas: Al final de cada respuesta, Claude sugiere 2-3 análisis relacionados (</w:t>
-      </w:r>
-      <w:proofErr w:type="spellStart"/>
-      <w:r>
-        <w:rPr>
-          <w:lang w:val="es-AR"/>
-        </w:rPr>
-        <w:t>ej</w:t>
-      </w:r>
-      <w:proofErr w:type="spellEnd"/>
-      <w:r>
-        <w:rPr>
-          <w:lang w:val="es-AR"/>
-        </w:rPr>
-        <w:t xml:space="preserve">: "¿Quieres ver la tendencia de las últimas 8 semanas para estas zonas?"). Esto se define en el </w:t>
-      </w:r>
-      <w:proofErr w:type="spellStart"/>
-      <w:r>
-        <w:rPr>
-          <w:lang w:val="es-AR"/>
-        </w:rPr>
-        <w:t>System</w:t>
-      </w:r>
-      <w:proofErr w:type="spellEnd"/>
-      <w:r>
-        <w:rPr>
-          <w:lang w:val="es-AR"/>
-        </w:rPr>
-        <w:t xml:space="preserve"> </w:t>
-      </w:r>
-      <w:proofErr w:type="spellStart"/>
-      <w:r>
-        <w:rPr>
-          <w:lang w:val="es-AR"/>
-        </w:rPr>
-        <w:t>Prompt</w:t>
-      </w:r>
-      <w:proofErr w:type="spellEnd"/>
-      <w:r>
-        <w:rPr>
-          <w:lang w:val="es-AR"/>
-        </w:rPr>
-        <w:t xml:space="preserve"> de la </w:t>
-      </w:r>
-      <w:proofErr w:type="spellStart"/>
-      <w:r>
-        <w:rPr>
-          <w:lang w:val="es-AR"/>
-        </w:rPr>
-        <w:t>skill</w:t>
-      </w:r>
-      <w:proofErr w:type="spellEnd"/>
-      <w:r>
-        <w:rPr>
-          <w:lang w:val="es-AR"/>
-        </w:rPr>
-        <w:t>.</w:t>
-      </w:r>
-    </w:p>
-    <w:p>
-      <w:pPr>
-        <w:pStyle w:val="Listaconvietas"/>
+        <w:t>compare_segments(metric, zone_type, country) → compara Wealthy vs Non Wealthy</w:t>
+      </w:r>
+    </w:p>
+    <w:p>
+      <w:pPr>
+        <w:pStyle w:val="ListBullet2"/>
+        <w:rPr>
+          <w:lang w:val="es-AR"/>
+        </w:rPr>
+      </w:pPr>
+      <w:r>
+        <w:rPr>
+          <w:lang w:val="es-AR"/>
+        </w:rPr>
+        <w:t>get_trend(zone, metric, n_weeks) → evolución temporal de una métrica</w:t>
+      </w:r>
+    </w:p>
+    <w:p>
+      <w:pPr>
+        <w:pStyle w:val="ListBullet2"/>
+        <w:rPr>
+          <w:lang w:val="es-AR"/>
+        </w:rPr>
+      </w:pPr>
+      <w:r>
+        <w:rPr>
+          <w:lang w:val="es-AR"/>
+        </w:rPr>
+        <w:t>aggregate_by(dimension, metric, week) → promedio/suma por país, ciudad o tipo</w:t>
+      </w:r>
+    </w:p>
+    <w:p>
+      <w:pPr>
+        <w:pStyle w:val="ListBullet2"/>
+      </w:pPr>
+      <w:r>
+        <w:t>multivariate_analysis(metric_high, metric_low, threshold) → zonas con combinación de condiciones</w:t>
+      </w:r>
+    </w:p>
+    <w:p>
+      <w:pPr>
+        <w:pStyle w:val="ListBullet2"/>
+        <w:rPr>
+          <w:lang w:val="es-AR"/>
+        </w:rPr>
+      </w:pPr>
+      <w:r>
+        <w:rPr>
+          <w:lang w:val="es-AR"/>
+        </w:rPr>
+        <w:t>get_growth_zones(n_weeks, top_n) → zonas con mayor crecimiento en órdenes + correlaciones explicativas</w:t>
+      </w:r>
+    </w:p>
+    <w:p>
+      <w:pPr>
+        <w:pStyle w:val="ListBullet"/>
+        <w:rPr>
+          <w:lang w:val="es-AR"/>
+        </w:rPr>
+      </w:pPr>
+      <w:r>
+        <w:rPr>
+          <w:lang w:val="es-AR"/>
+        </w:rPr>
+        <w:t>Memoria conversacional: Se mantiene un array conversation_history[] que se pasa en cada llamada a la Messages API. Esto permite seguimiento de diálogo: si el usuario pregunta '¿y en México?' después de una consulta anterior, Claude entiende el contexto sin que se repita la pregunta completa.</w:t>
+      </w:r>
+    </w:p>
+    <w:p>
+      <w:pPr>
+        <w:pStyle w:val="ListBullet"/>
+        <w:rPr>
+          <w:lang w:val="es-AR"/>
+        </w:rPr>
+      </w:pPr>
+      <w:r>
+        <w:rPr>
+          <w:lang w:val="es-AR"/>
+        </w:rPr>
+        <w:t>Sugerencias proactivas: Al final de cada respuesta, Claude sugiere 2-3 análisis relacionados (ej: "¿Quieres ver la tendencia de las últimas 8 semanas para estas zonas?"). Esto se define en el System Prompt de la skill.</w:t>
+      </w:r>
+    </w:p>
+    <w:p>
+      <w:pPr>
+        <w:pStyle w:val="ListBullet"/>
         <w:numPr>
           <w:ilvl w:val="0"/>
           <w:numId w:val="0"/>
@@ -9300,7 +7094,7 @@
     </w:p>
     <w:p>
       <w:pPr>
-        <w:pStyle w:val="Subttulo"/>
+        <w:pStyle w:val="Subtitle"/>
         <w:rPr>
           <w:sz w:val="28"/>
           <w:szCs w:val="28"/>
@@ -9313,25 +7107,7 @@
           <w:szCs w:val="28"/>
           <w:lang w:val="es-AR"/>
         </w:rPr>
-        <w:t xml:space="preserve">Problema 2 — Análisis manual repetitivo (Sistema de </w:t>
-      </w:r>
-      <w:proofErr w:type="spellStart"/>
-      <w:r>
-        <w:rPr>
-          <w:sz w:val="28"/>
-          <w:szCs w:val="28"/>
-          <w:lang w:val="es-AR"/>
-        </w:rPr>
-        <w:t>Insights</w:t>
-      </w:r>
-      <w:proofErr w:type="spellEnd"/>
-      <w:r>
-        <w:rPr>
-          <w:sz w:val="28"/>
-          <w:szCs w:val="28"/>
-          <w:lang w:val="es-AR"/>
-        </w:rPr>
-        <w:t xml:space="preserve"> Automáticos)</w:t>
+        <w:t>Problema 2 — Análisis manual repetitivo (Sistema de Insights Automáticos)</w:t>
       </w:r>
     </w:p>
     <w:p>
@@ -9376,116 +7152,21 @@
     </w:p>
     <w:p>
       <w:pPr>
-        <w:pStyle w:val="Listaconvietas"/>
-      </w:pPr>
-      <w:r>
-        <w:rPr>
-          <w:lang w:val="es-AR"/>
-        </w:rPr>
-        <w:t>Hooks (</w:t>
-      </w:r>
-      <w:proofErr w:type="spellStart"/>
-      <w:r>
-        <w:rPr>
-          <w:lang w:val="es-AR"/>
-        </w:rPr>
-        <w:t>trigger</w:t>
-      </w:r>
-      <w:proofErr w:type="spellEnd"/>
-      <w:r>
-        <w:rPr>
-          <w:lang w:val="es-AR"/>
-        </w:rPr>
-        <w:t xml:space="preserve"> semanal): Un </w:t>
-      </w:r>
-      <w:proofErr w:type="spellStart"/>
-      <w:r>
-        <w:rPr>
-          <w:lang w:val="es-AR"/>
-        </w:rPr>
-        <w:t>scheduler</w:t>
-      </w:r>
-      <w:proofErr w:type="spellEnd"/>
-      <w:r>
-        <w:rPr>
-          <w:lang w:val="es-AR"/>
-        </w:rPr>
-        <w:t xml:space="preserve"> (cron </w:t>
-      </w:r>
-      <w:proofErr w:type="spellStart"/>
-      <w:r>
-        <w:rPr>
-          <w:lang w:val="es-AR"/>
-        </w:rPr>
-        <w:t>job</w:t>
-      </w:r>
-      <w:proofErr w:type="spellEnd"/>
-      <w:r>
-        <w:rPr>
-          <w:lang w:val="es-AR"/>
-        </w:rPr>
-        <w:t xml:space="preserve"> o </w:t>
-      </w:r>
-      <w:proofErr w:type="spellStart"/>
-      <w:r>
-        <w:rPr>
-          <w:lang w:val="es-AR"/>
-        </w:rPr>
-        <w:t>hook</w:t>
-      </w:r>
-      <w:proofErr w:type="spellEnd"/>
-      <w:r>
-        <w:rPr>
-          <w:lang w:val="es-AR"/>
-        </w:rPr>
-        <w:t xml:space="preserve"> de n8n/</w:t>
-      </w:r>
-      <w:proofErr w:type="spellStart"/>
-      <w:r>
-        <w:rPr>
-          <w:lang w:val="es-AR"/>
-        </w:rPr>
-        <w:t>Make</w:t>
-      </w:r>
-      <w:proofErr w:type="spellEnd"/>
-      <w:r>
-        <w:rPr>
-          <w:lang w:val="es-AR"/>
-        </w:rPr>
-        <w:t xml:space="preserve">) dispara automáticamente el pipeline de </w:t>
-      </w:r>
-      <w:proofErr w:type="spellStart"/>
-      <w:r>
-        <w:rPr>
-          <w:lang w:val="es-AR"/>
-        </w:rPr>
-        <w:t>insights</w:t>
-      </w:r>
-      <w:proofErr w:type="spellEnd"/>
-      <w:r>
-        <w:rPr>
-          <w:lang w:val="es-AR"/>
-        </w:rPr>
-        <w:t xml:space="preserve"> cada semana al cargar los nuevos </w:t>
-      </w:r>
-      <w:proofErr w:type="spellStart"/>
-      <w:r>
-        <w:rPr>
-          <w:lang w:val="es-AR"/>
-        </w:rPr>
-        <w:t>CSVs</w:t>
-      </w:r>
-      <w:proofErr w:type="spellEnd"/>
-      <w:r>
-        <w:rPr>
-          <w:lang w:val="es-AR"/>
-        </w:rPr>
-        <w:t xml:space="preserve">. </w:t>
-      </w:r>
-    </w:p>
-    <w:p>
-      <w:pPr>
-        <w:pStyle w:val="Listaconvietas"/>
+        <w:pStyle w:val="ListBullet"/>
+        <w:rPr>
+          <w:lang w:val="es-AR"/>
+        </w:rPr>
+      </w:pPr>
+      <w:r>
+        <w:rPr>
+          <w:lang w:val="es-AR"/>
+        </w:rPr>
+        <w:t xml:space="preserve">Hooks (trigger semanal): Un scheduler (cron job o hook de n8n/Make) dispara automáticamente el pipeline de insights cada semana al cargar los nuevos CSVs. </w:t>
+      </w:r>
+    </w:p>
+    <w:p>
+      <w:pPr>
+        <w:pStyle w:val="ListBullet"/>
         <w:numPr>
           <w:ilvl w:val="0"/>
           <w:numId w:val="0"/>
@@ -9504,7 +7185,7 @@
     </w:p>
     <w:p>
       <w:pPr>
-        <w:pStyle w:val="Listaconvietas"/>
+        <w:pStyle w:val="ListBullet"/>
         <w:numPr>
           <w:ilvl w:val="0"/>
           <w:numId w:val="5"/>
@@ -9531,47 +7212,17 @@
         </w:rPr>
         <w:t>s/</w:t>
       </w:r>
-      <w:proofErr w:type="spellStart"/>
       <w:r>
         <w:rPr>
           <w:lang w:val="es-AR"/>
         </w:rPr>
         <w:t>mathjs</w:t>
       </w:r>
-      <w:proofErr w:type="spellEnd"/>
-      <w:r>
-        <w:rPr>
-          <w:lang w:val="es-AR"/>
-        </w:rPr>
-        <w:t xml:space="preserve"> → (3) Construcción del </w:t>
-      </w:r>
-      <w:proofErr w:type="spellStart"/>
-      <w:r>
-        <w:rPr>
-          <w:lang w:val="es-AR"/>
-        </w:rPr>
-        <w:t>prompt</w:t>
-      </w:r>
-      <w:proofErr w:type="spellEnd"/>
-      <w:r>
-        <w:rPr>
-          <w:lang w:val="es-AR"/>
-        </w:rPr>
-        <w:t xml:space="preserve"> con hallazgos → (4) Claude redacta el reporte ejecutivo → (5) Exportación a HTML/</w:t>
-      </w:r>
-      <w:proofErr w:type="spellStart"/>
-      <w:r>
-        <w:rPr>
-          <w:lang w:val="es-AR"/>
-        </w:rPr>
-        <w:t>Markdown</w:t>
-      </w:r>
-      <w:proofErr w:type="spellEnd"/>
-      <w:r>
-        <w:rPr>
-          <w:lang w:val="es-AR"/>
-        </w:rPr>
-        <w:t xml:space="preserve">. </w:t>
+      <w:r>
+        <w:rPr>
+          <w:lang w:val="es-AR"/>
+        </w:rPr>
+        <w:t xml:space="preserve"> → (3) Construcción del prompt con hallazgos → (4) Claude redacta el reporte ejecutivo → (5) Exportación a HTML/Markdown. </w:t>
       </w:r>
       <w:r>
         <w:rPr>
@@ -9582,7 +7233,7 @@
     </w:p>
     <w:p>
       <w:pPr>
-        <w:pStyle w:val="Listaconvietas"/>
+        <w:pStyle w:val="ListBullet"/>
         <w:numPr>
           <w:ilvl w:val="0"/>
           <w:numId w:val="0"/>
@@ -9595,77 +7246,44 @@
     </w:p>
     <w:p>
       <w:pPr>
-        <w:pStyle w:val="Listaconvietas"/>
-        <w:rPr>
-          <w:lang w:val="es-AR"/>
-        </w:rPr>
-      </w:pPr>
-      <w:r>
-        <w:rPr>
-          <w:lang w:val="es-AR"/>
-        </w:rPr>
-        <w:t>Skill (/</w:t>
-      </w:r>
-      <w:proofErr w:type="spellStart"/>
-      <w:r>
-        <w:rPr>
-          <w:lang w:val="es-AR"/>
-        </w:rPr>
-        <w:t>insights-report</w:t>
-      </w:r>
-      <w:proofErr w:type="spellEnd"/>
-      <w:r>
-        <w:rPr>
-          <w:lang w:val="es-AR"/>
-        </w:rPr>
-        <w:t xml:space="preserve">): Skill dedicada al Sistema de </w:t>
-      </w:r>
-      <w:commentRangeStart w:id="6"/>
-      <w:proofErr w:type="spellStart"/>
-      <w:r>
-        <w:rPr>
-          <w:lang w:val="es-AR"/>
-        </w:rPr>
-        <w:t>Insights</w:t>
-      </w:r>
-      <w:proofErr w:type="spellEnd"/>
-      <w:r>
-        <w:rPr>
-          <w:lang w:val="es-AR"/>
-        </w:rPr>
-        <w:t xml:space="preserve"> </w:t>
-      </w:r>
-      <w:commentRangeEnd w:id="6"/>
-      <w:r>
-        <w:rPr>
-          <w:rStyle w:val="Refdecomentario"/>
-        </w:rPr>
-        <w:commentReference w:id="6"/>
-      </w:r>
-      <w:r>
-        <w:rPr>
-          <w:lang w:val="es-AR"/>
-        </w:rPr>
-        <w:t xml:space="preserve">Automáticos (30% del peso del caso). Recibe los datos ya procesados (anomalías detectadas, tendencias, correlaciones) y genera el reporte estructurado: Resumen ejecutivo con top 3-5 hallazgos críticos, detalle por categoría y recomendaciones accionables. La </w:t>
-      </w:r>
-      <w:proofErr w:type="spellStart"/>
-      <w:r>
-        <w:rPr>
-          <w:lang w:val="es-AR"/>
-        </w:rPr>
-        <w:t>skill</w:t>
-      </w:r>
-      <w:proofErr w:type="spellEnd"/>
-      <w:r>
-        <w:rPr>
-          <w:lang w:val="es-AR"/>
-        </w:rPr>
-        <w:t xml:space="preserve"> tiene instrucciones específicas para priorizar hallazgos por impacto de negocio, no solo por magnitud estadística.</w:t>
-      </w:r>
-    </w:p>
-    <w:p>
-      <w:pPr>
-        <w:pStyle w:val="Listaconvietas"/>
+        <w:pStyle w:val="ListBullet"/>
+        <w:rPr>
+          <w:lang w:val="es-AR"/>
+        </w:rPr>
+      </w:pPr>
+      <w:r>
+        <w:rPr>
+          <w:lang w:val="es-AR"/>
+        </w:rPr>
+        <w:t xml:space="preserve">Skill (/insights-report): Skill dedicada al Sistema de </w:t>
+      </w:r>
+      <w:commentRangeStart w:id="7"/>
+      <w:r>
+        <w:rPr>
+          <w:lang w:val="es-AR"/>
+        </w:rPr>
+        <w:t xml:space="preserve">Insights </w:t>
+      </w:r>
+      <w:commentRangeEnd w:id="7"/>
+      <w:r>
+        <w:rPr>
+          <w:rStyle w:val="CommentReference"/>
+          <w:sz w:val="22"/>
+          <w:szCs w:val="22"/>
+          <w:lang w:val="es-AR"/>
+        </w:rPr>
+        <w:commentReference w:id="7"/>
+      </w:r>
+      <w:r>
+        <w:rPr>
+          <w:lang w:val="es-AR"/>
+        </w:rPr>
+        <w:t>Automáticos (30% del peso del caso). Recibe los datos ya procesados (anomalías detectadas, tendencias, correlaciones) y genera el reporte estructurado: Resumen ejecutivo con top 3-5 hallazgos críticos, detalle por categoría y recomendaciones accionables. La skill tiene instrucciones específicas para priorizar hallazgos por impacto de negocio, no solo por magnitud estadística.</w:t>
+      </w:r>
+    </w:p>
+    <w:p>
+      <w:pPr>
+        <w:pStyle w:val="ListBullet"/>
         <w:numPr>
           <w:ilvl w:val="0"/>
           <w:numId w:val="0"/>
@@ -9678,93 +7296,29 @@
     </w:p>
     <w:p>
       <w:pPr>
-        <w:pStyle w:val="Listaconvietas"/>
-        <w:rPr>
-          <w:lang w:val="es-AR"/>
-        </w:rPr>
-      </w:pPr>
-      <w:proofErr w:type="spellStart"/>
-      <w:r>
-        <w:rPr>
-          <w:lang w:val="es-AR"/>
-        </w:rPr>
-        <w:t>Prompt</w:t>
-      </w:r>
-      <w:proofErr w:type="spellEnd"/>
-      <w:r>
-        <w:rPr>
-          <w:lang w:val="es-AR"/>
-        </w:rPr>
-        <w:t xml:space="preserve"> </w:t>
-      </w:r>
-      <w:proofErr w:type="spellStart"/>
-      <w:r>
-        <w:rPr>
-          <w:lang w:val="es-AR"/>
-        </w:rPr>
-        <w:t>Caching</w:t>
-      </w:r>
-      <w:proofErr w:type="spellEnd"/>
-      <w:r>
-        <w:rPr>
-          <w:lang w:val="es-AR"/>
-        </w:rPr>
-        <w:t xml:space="preserve">: El diccionario de métricas (13 métricas con sus definiciones) y el contexto de negocio </w:t>
-      </w:r>
-      <w:proofErr w:type="spellStart"/>
-      <w:r>
-        <w:rPr>
-          <w:lang w:val="es-AR"/>
-        </w:rPr>
-        <w:t>Rappi</w:t>
-      </w:r>
-      <w:proofErr w:type="spellEnd"/>
-      <w:r>
-        <w:rPr>
-          <w:lang w:val="es-AR"/>
-        </w:rPr>
-        <w:t xml:space="preserve"> se marcan como bloque </w:t>
-      </w:r>
-      <w:proofErr w:type="spellStart"/>
-      <w:r>
-        <w:rPr>
-          <w:lang w:val="es-AR"/>
-        </w:rPr>
-        <w:t>cacheable</w:t>
-      </w:r>
-      <w:proofErr w:type="spellEnd"/>
-      <w:r>
-        <w:rPr>
-          <w:lang w:val="es-AR"/>
-        </w:rPr>
-        <w:t xml:space="preserve"> en la API. Esto evita re-procesar el mismo contexto en cada llamada semanal del reporte y en cada turno del </w:t>
-      </w:r>
-      <w:proofErr w:type="spellStart"/>
-      <w:r>
-        <w:rPr>
-          <w:lang w:val="es-AR"/>
-        </w:rPr>
-        <w:t>bot</w:t>
-      </w:r>
-      <w:proofErr w:type="spellEnd"/>
-      <w:r>
-        <w:rPr>
-          <w:lang w:val="es-AR"/>
-        </w:rPr>
-        <w:t xml:space="preserve"> conversacional. Reducción estimada de costo: ~60-70% en tokens de input para sesiones largas.</w:t>
-      </w:r>
-    </w:p>
-    <w:p>
-      <w:pPr>
-        <w:pStyle w:val="Prrafodelista"/>
-        <w:rPr>
-          <w:lang w:val="es-AR"/>
-        </w:rPr>
-      </w:pPr>
-    </w:p>
-    <w:p>
-      <w:pPr>
-        <w:pStyle w:val="Listaconvietas"/>
+        <w:pStyle w:val="ListBullet"/>
+        <w:rPr>
+          <w:lang w:val="es-AR"/>
+        </w:rPr>
+      </w:pPr>
+      <w:r>
+        <w:rPr>
+          <w:lang w:val="es-AR"/>
+        </w:rPr>
+        <w:t>Prompt Caching: El diccionario de métricas (13 métricas con sus definiciones) y el contexto de negocio Rappi se marcan como bloque cacheable en la API. Esto evita re-procesar el mismo contexto en cada llamada semanal del reporte y en cada turno del bot conversacional. Reducción estimada de costo: ~60-70% en tokens de input para sesiones largas.</w:t>
+      </w:r>
+    </w:p>
+    <w:p>
+      <w:pPr>
+        <w:pStyle w:val="ListParagraph"/>
+        <w:rPr>
+          <w:lang w:val="es-AR"/>
+        </w:rPr>
+      </w:pPr>
+    </w:p>
+    <w:p>
+      <w:pPr>
+        <w:pStyle w:val="ListBullet"/>
         <w:numPr>
           <w:ilvl w:val="0"/>
           <w:numId w:val="0"/>
@@ -9792,119 +7346,21 @@
     </w:p>
     <w:p>
       <w:pPr>
-        <w:pStyle w:val="Listaconvietas2"/>
-        <w:rPr>
-          <w:lang w:val="es-AR"/>
-        </w:rPr>
-      </w:pPr>
-      <w:r>
-        <w:rPr>
-          <w:lang w:val="es-AR"/>
-        </w:rPr>
-        <w:t xml:space="preserve">Anomalías: delta WoW &gt; 10% en cualquier métrica → función </w:t>
-      </w:r>
-      <w:proofErr w:type="spellStart"/>
-      <w:r>
-        <w:rPr>
-          <w:lang w:val="es-AR"/>
-        </w:rPr>
-        <w:t>detect_anomalies</w:t>
-      </w:r>
-      <w:proofErr w:type="spellEnd"/>
-      <w:r>
-        <w:rPr>
-          <w:lang w:val="es-AR"/>
-        </w:rPr>
-        <w:t>(</w:t>
-      </w:r>
-      <w:proofErr w:type="spellStart"/>
-      <w:r>
-        <w:rPr>
-          <w:lang w:val="es-AR"/>
-        </w:rPr>
-        <w:t>df</w:t>
-      </w:r>
-      <w:proofErr w:type="spellEnd"/>
-      <w:r>
-        <w:rPr>
-          <w:lang w:val="es-AR"/>
-        </w:rPr>
-        <w:t xml:space="preserve">, </w:t>
-      </w:r>
-      <w:proofErr w:type="spellStart"/>
-      <w:r>
-        <w:rPr>
-          <w:lang w:val="es-AR"/>
-        </w:rPr>
-        <w:t>threshold</w:t>
-      </w:r>
-      <w:proofErr w:type="spellEnd"/>
-      <w:r>
-        <w:rPr>
-          <w:lang w:val="es-AR"/>
-        </w:rPr>
-        <w:t>=0.10)</w:t>
-      </w:r>
-    </w:p>
-    <w:p>
-      <w:pPr>
-        <w:pStyle w:val="Listaconvietas2"/>
-        <w:rPr>
-          <w:lang w:val="es-AR"/>
-        </w:rPr>
-      </w:pPr>
-      <w:r>
-        <w:rPr>
-          <w:lang w:val="es-AR"/>
-        </w:rPr>
-        <w:t xml:space="preserve">Tendencias preocupantes: pendiente negativa en ventana de 3+ semanas → función </w:t>
-      </w:r>
-      <w:proofErr w:type="spellStart"/>
-      <w:r>
-        <w:rPr>
-          <w:lang w:val="es-AR"/>
-        </w:rPr>
-        <w:t>detect_trends</w:t>
-      </w:r>
-      <w:proofErr w:type="spellEnd"/>
-      <w:r>
-        <w:rPr>
-          <w:lang w:val="es-AR"/>
-        </w:rPr>
-        <w:t>(</w:t>
-      </w:r>
-      <w:proofErr w:type="spellStart"/>
-      <w:r>
-        <w:rPr>
-          <w:lang w:val="es-AR"/>
-        </w:rPr>
-        <w:t>df</w:t>
-      </w:r>
-      <w:proofErr w:type="spellEnd"/>
-      <w:r>
-        <w:rPr>
-          <w:lang w:val="es-AR"/>
-        </w:rPr>
-        <w:t xml:space="preserve">, </w:t>
-      </w:r>
-      <w:proofErr w:type="spellStart"/>
-      <w:r>
-        <w:rPr>
-          <w:lang w:val="es-AR"/>
-        </w:rPr>
-        <w:t>min_weeks</w:t>
-      </w:r>
-      <w:proofErr w:type="spellEnd"/>
-      <w:r>
-        <w:rPr>
-          <w:lang w:val="es-AR"/>
-        </w:rPr>
-        <w:t>=3)</w:t>
-      </w:r>
-    </w:p>
-    <w:p>
-      <w:pPr>
-        <w:pStyle w:val="Listaconvietas2"/>
+        <w:pStyle w:val="ListBullet2"/>
+        <w:rPr>
+          <w:lang w:val="es-AR"/>
+        </w:rPr>
+      </w:pPr>
+      <w:r>
+        <w:rPr>
+          <w:lang w:val="es-AR"/>
+        </w:rPr>
+        <w:t>Anomalías: delta WoW &gt; 10% en cualquier métrica → función detect_anomalies(df, threshold=0.10)</w:t>
+      </w:r>
+    </w:p>
+    <w:p>
+      <w:pPr>
+        <w:pStyle w:val="ListBullet2"/>
         <w:rPr>
           <w:lang w:val="es-AR"/>
         </w:rPr>
@@ -9914,206 +7370,66 @@
           <w:lang w:val="es-AR"/>
         </w:rPr>
         <w:lastRenderedPageBreak/>
+        <w:t>Tendencias preocupantes: pendiente negativa en ventana de 3+ semanas → función detect_trends(df, min_weeks=3)</w:t>
+      </w:r>
+    </w:p>
+    <w:p>
+      <w:pPr>
+        <w:pStyle w:val="ListBullet2"/>
+        <w:rPr>
+          <w:lang w:val="es-AR"/>
+        </w:rPr>
+      </w:pPr>
+      <w:r>
+        <w:rPr>
+          <w:lang w:val="es-AR"/>
+        </w:rPr>
         <w:t>Benchmarking: comparar zonas del mismo país/tipo con s</w:t>
       </w:r>
       <w:r>
         <w:rPr>
           <w:lang w:val="es-AR"/>
         </w:rPr>
-        <w:t>imple-</w:t>
-      </w:r>
-      <w:proofErr w:type="spellStart"/>
-      <w:r>
-        <w:rPr>
-          <w:lang w:val="es-AR"/>
-        </w:rPr>
-        <w:t>statistics</w:t>
-      </w:r>
-      <w:proofErr w:type="spellEnd"/>
-      <w:r>
-        <w:rPr>
-          <w:lang w:val="es-AR"/>
-        </w:rPr>
-        <w:t xml:space="preserve"> (</w:t>
-      </w:r>
-      <w:proofErr w:type="spellStart"/>
-      <w:r>
-        <w:rPr>
-          <w:lang w:val="es-AR"/>
-        </w:rPr>
-        <w:t>npm</w:t>
-      </w:r>
-      <w:proofErr w:type="spellEnd"/>
-      <w:r>
-        <w:rPr>
-          <w:lang w:val="es-AR"/>
-        </w:rPr>
-        <w:t>)</w:t>
-      </w:r>
-      <w:r>
-        <w:rPr>
-          <w:lang w:val="es-AR"/>
-        </w:rPr>
-        <w:t xml:space="preserve"> → función </w:t>
-      </w:r>
-      <w:proofErr w:type="spellStart"/>
-      <w:r>
-        <w:rPr>
-          <w:lang w:val="es-AR"/>
-        </w:rPr>
-        <w:t>benchmark_peers</w:t>
-      </w:r>
-      <w:proofErr w:type="spellEnd"/>
-      <w:r>
-        <w:rPr>
-          <w:lang w:val="es-AR"/>
-        </w:rPr>
-        <w:t>(</w:t>
-      </w:r>
-      <w:proofErr w:type="spellStart"/>
-      <w:r>
-        <w:rPr>
-          <w:lang w:val="es-AR"/>
-        </w:rPr>
-        <w:t>df</w:t>
-      </w:r>
-      <w:proofErr w:type="spellEnd"/>
-      <w:r>
-        <w:rPr>
-          <w:lang w:val="es-AR"/>
-        </w:rPr>
-        <w:t>)</w:t>
-      </w:r>
-    </w:p>
-    <w:p>
-      <w:pPr>
-        <w:pStyle w:val="Listaconvietas2"/>
-        <w:rPr>
-          <w:lang w:val="es-AR"/>
-        </w:rPr>
-      </w:pPr>
-      <w:r>
-        <w:rPr>
-          <w:lang w:val="es-AR"/>
-        </w:rPr>
-        <w:t xml:space="preserve">Correlaciones: matriz de correlación entre métricas por zona → función </w:t>
-      </w:r>
-      <w:proofErr w:type="spellStart"/>
-      <w:r>
-        <w:rPr>
-          <w:lang w:val="es-AR"/>
-        </w:rPr>
-        <w:t>find_correlations</w:t>
-      </w:r>
-      <w:proofErr w:type="spellEnd"/>
-      <w:r>
-        <w:rPr>
-          <w:lang w:val="es-AR"/>
-        </w:rPr>
-        <w:t>(</w:t>
-      </w:r>
-      <w:proofErr w:type="spellStart"/>
-      <w:r>
-        <w:rPr>
-          <w:lang w:val="es-AR"/>
-        </w:rPr>
-        <w:t>df</w:t>
-      </w:r>
-      <w:proofErr w:type="spellEnd"/>
-      <w:r>
-        <w:rPr>
-          <w:lang w:val="es-AR"/>
-        </w:rPr>
-        <w:t xml:space="preserve">, </w:t>
-      </w:r>
-      <w:proofErr w:type="spellStart"/>
-      <w:r>
-        <w:rPr>
-          <w:lang w:val="es-AR"/>
-        </w:rPr>
-        <w:t>min_corr</w:t>
-      </w:r>
-      <w:proofErr w:type="spellEnd"/>
-      <w:r>
-        <w:rPr>
-          <w:lang w:val="es-AR"/>
-        </w:rPr>
-        <w:t>=0.7)</w:t>
-      </w:r>
-    </w:p>
-    <w:p>
-      <w:pPr>
-        <w:pStyle w:val="Listaconvietas2"/>
-        <w:rPr>
-          <w:lang w:val="es-AR"/>
-        </w:rPr>
-      </w:pPr>
-      <w:r>
-        <w:rPr>
-          <w:lang w:val="es-AR"/>
-        </w:rPr>
-        <w:t>Oportunidades: zonas con alto orden-</w:t>
-      </w:r>
-      <w:proofErr w:type="spellStart"/>
-      <w:r>
-        <w:rPr>
-          <w:lang w:val="es-AR"/>
-        </w:rPr>
-        <w:t>growth</w:t>
-      </w:r>
-      <w:proofErr w:type="spellEnd"/>
-      <w:r>
-        <w:rPr>
-          <w:lang w:val="es-AR"/>
-        </w:rPr>
-        <w:t xml:space="preserve"> pero bajo Lead </w:t>
-      </w:r>
-      <w:proofErr w:type="spellStart"/>
-      <w:r>
-        <w:rPr>
-          <w:lang w:val="es-AR"/>
-        </w:rPr>
-        <w:t>Penetration</w:t>
-      </w:r>
-      <w:proofErr w:type="spellEnd"/>
-      <w:r>
-        <w:rPr>
-          <w:lang w:val="es-AR"/>
-        </w:rPr>
-        <w:t xml:space="preserve"> → función </w:t>
-      </w:r>
-      <w:proofErr w:type="spellStart"/>
-      <w:r>
-        <w:rPr>
-          <w:lang w:val="es-AR"/>
-        </w:rPr>
-        <w:t>find_opportunities</w:t>
-      </w:r>
-      <w:proofErr w:type="spellEnd"/>
-      <w:r>
-        <w:rPr>
-          <w:lang w:val="es-AR"/>
-        </w:rPr>
-        <w:t>(</w:t>
-      </w:r>
-      <w:proofErr w:type="spellStart"/>
-      <w:r>
-        <w:rPr>
-          <w:lang w:val="es-AR"/>
-        </w:rPr>
-        <w:t>df</w:t>
-      </w:r>
-      <w:proofErr w:type="spellEnd"/>
-      <w:r>
-        <w:rPr>
-          <w:lang w:val="es-AR"/>
-        </w:rPr>
-        <w:t>)</w:t>
-      </w:r>
-    </w:p>
-    <w:p>
-      <w:pPr>
-        <w:pStyle w:val="Listaconvietas2"/>
+        <w:t>imple-statistics (npm)</w:t>
+      </w:r>
+      <w:r>
+        <w:rPr>
+          <w:lang w:val="es-AR"/>
+        </w:rPr>
+        <w:t xml:space="preserve"> → función benchmark_peers(df)</w:t>
+      </w:r>
+    </w:p>
+    <w:p>
+      <w:pPr>
+        <w:pStyle w:val="ListBullet2"/>
+        <w:rPr>
+          <w:lang w:val="es-AR"/>
+        </w:rPr>
+      </w:pPr>
+      <w:r>
+        <w:rPr>
+          <w:lang w:val="es-AR"/>
+        </w:rPr>
+        <w:t>Correlaciones: matriz de correlación entre métricas por zona → función find_correlations(df, min_corr=0.7)</w:t>
+      </w:r>
+    </w:p>
+    <w:p>
+      <w:pPr>
+        <w:pStyle w:val="ListBullet2"/>
+        <w:rPr>
+          <w:lang w:val="es-AR"/>
+        </w:rPr>
+      </w:pPr>
+      <w:r>
+        <w:rPr>
+          <w:lang w:val="es-AR"/>
+        </w:rPr>
+        <w:t>Oportunidades: zonas con alto orden-growth pero bajo Lead Penetration → función find_opportunities(df)</w:t>
+      </w:r>
+    </w:p>
+    <w:p>
+      <w:pPr>
+        <w:pStyle w:val="ListBullet2"/>
         <w:numPr>
           <w:ilvl w:val="0"/>
           <w:numId w:val="0"/>
@@ -10143,175 +7459,21 @@
     </w:p>
     <w:p>
       <w:pPr>
-        <w:pStyle w:val="Listaconnmeros"/>
-        <w:rPr>
-          <w:lang w:val="es-AR"/>
-        </w:rPr>
-      </w:pPr>
-      <w:r>
-        <w:rPr>
-          <w:lang w:val="es-AR"/>
-        </w:rPr>
-        <w:t xml:space="preserve">Paso 1: Configurar el </w:t>
-      </w:r>
-      <w:proofErr w:type="spellStart"/>
-      <w:r>
-        <w:rPr>
-          <w:lang w:val="es-AR"/>
-        </w:rPr>
-        <w:t>System</w:t>
-      </w:r>
-      <w:proofErr w:type="spellEnd"/>
-      <w:r>
-        <w:rPr>
-          <w:lang w:val="es-AR"/>
-        </w:rPr>
-        <w:t xml:space="preserve"> </w:t>
-      </w:r>
-      <w:proofErr w:type="spellStart"/>
-      <w:r>
-        <w:rPr>
-          <w:lang w:val="es-AR"/>
-        </w:rPr>
-        <w:t>Prompt</w:t>
-      </w:r>
-      <w:proofErr w:type="spellEnd"/>
-      <w:r>
-        <w:rPr>
-          <w:lang w:val="es-AR"/>
-        </w:rPr>
-        <w:t xml:space="preserve"> base: Redactar el </w:t>
-      </w:r>
-      <w:proofErr w:type="spellStart"/>
-      <w:r>
-        <w:rPr>
-          <w:lang w:val="es-AR"/>
-        </w:rPr>
-        <w:t>system</w:t>
-      </w:r>
-      <w:proofErr w:type="spellEnd"/>
-      <w:r>
-        <w:rPr>
-          <w:lang w:val="es-AR"/>
-        </w:rPr>
-        <w:t xml:space="preserve"> </w:t>
-      </w:r>
-      <w:proofErr w:type="spellStart"/>
-      <w:r>
-        <w:rPr>
-          <w:lang w:val="es-AR"/>
-        </w:rPr>
-        <w:t>prompt</w:t>
-      </w:r>
-      <w:proofErr w:type="spellEnd"/>
-      <w:r>
-        <w:rPr>
-          <w:lang w:val="es-AR"/>
-        </w:rPr>
-        <w:t xml:space="preserve"> con el diccionario de métricas de </w:t>
-      </w:r>
-      <w:proofErr w:type="spellStart"/>
-      <w:r>
-        <w:rPr>
-          <w:lang w:val="es-AR"/>
-        </w:rPr>
-        <w:t>Rappi</w:t>
-      </w:r>
-      <w:proofErr w:type="spellEnd"/>
-      <w:r>
-        <w:rPr>
-          <w:lang w:val="es-AR"/>
-        </w:rPr>
-        <w:t>, los 9 países, los tipos de zona y las reglas semánticas de negocio (</w:t>
-      </w:r>
-      <w:proofErr w:type="spellStart"/>
-      <w:r>
-        <w:rPr>
-          <w:lang w:val="es-AR"/>
-        </w:rPr>
-        <w:t>ej</w:t>
-      </w:r>
-      <w:proofErr w:type="spellEnd"/>
-      <w:r>
-        <w:rPr>
-          <w:lang w:val="es-AR"/>
-        </w:rPr>
-        <w:t xml:space="preserve">: 'zonas problemáticas' = deterioro en métricas). Este </w:t>
-      </w:r>
-      <w:proofErr w:type="spellStart"/>
-      <w:r>
-        <w:rPr>
-          <w:lang w:val="es-AR"/>
-        </w:rPr>
-        <w:t>prompt</w:t>
-      </w:r>
-      <w:proofErr w:type="spellEnd"/>
-      <w:r>
-        <w:rPr>
-          <w:lang w:val="es-AR"/>
-        </w:rPr>
-        <w:t xml:space="preserve"> es el corazón del </w:t>
-      </w:r>
-      <w:proofErr w:type="spellStart"/>
-      <w:r>
-        <w:rPr>
-          <w:lang w:val="es-AR"/>
-        </w:rPr>
-        <w:t>bot</w:t>
-      </w:r>
-      <w:proofErr w:type="spellEnd"/>
-      <w:r>
-        <w:rPr>
-          <w:lang w:val="es-AR"/>
-        </w:rPr>
-        <w:t xml:space="preserve"> y se reutiliza en ambas </w:t>
-      </w:r>
-      <w:proofErr w:type="spellStart"/>
-      <w:r>
-        <w:rPr>
-          <w:lang w:val="es-AR"/>
-        </w:rPr>
-        <w:t>skills</w:t>
-      </w:r>
-      <w:proofErr w:type="spellEnd"/>
-      <w:r>
-        <w:rPr>
-          <w:lang w:val="es-AR"/>
-        </w:rPr>
-        <w:t xml:space="preserve">. Marcar el bloque del diccionario como </w:t>
-      </w:r>
-      <w:proofErr w:type="spellStart"/>
-      <w:r>
-        <w:rPr>
-          <w:lang w:val="es-AR"/>
-        </w:rPr>
-        <w:t>cacheable</w:t>
-      </w:r>
-      <w:proofErr w:type="spellEnd"/>
-      <w:r>
-        <w:rPr>
-          <w:lang w:val="es-AR"/>
-        </w:rPr>
-        <w:t xml:space="preserve"> con la API de </w:t>
-      </w:r>
-      <w:proofErr w:type="spellStart"/>
-      <w:r>
-        <w:rPr>
-          <w:lang w:val="es-AR"/>
-        </w:rPr>
-        <w:t>Anthropic</w:t>
-      </w:r>
-      <w:proofErr w:type="spellEnd"/>
-      <w:r>
-        <w:rPr>
-          <w:lang w:val="es-AR"/>
-        </w:rPr>
-        <w:t>. Criterio de éxito: Claude infiere correctamente la pregunta '¿cuáles son las zonas problemáticas en CO?' sin aclaraciones adicionales.</w:t>
-      </w:r>
-    </w:p>
-    <w:p>
-      <w:pPr>
-        <w:pStyle w:val="Listaconnmeros"/>
+        <w:pStyle w:val="ListNumber"/>
+        <w:rPr>
+          <w:lang w:val="es-AR"/>
+        </w:rPr>
+      </w:pPr>
+      <w:r>
+        <w:rPr>
+          <w:lang w:val="es-AR"/>
+        </w:rPr>
+        <w:t>Paso 1: Configurar el System Prompt base: Redactar el system prompt con el diccionario de métricas de Rappi, los 9 países, los tipos de zona y las reglas semánticas de negocio (ej: 'zonas problemáticas' = deterioro en métricas). Este prompt es el corazón del bot y se reutiliza en ambas skills. Marcar el bloque del diccionario como cacheable con la API de Anthropic. Criterio de éxito: Claude infiere correctamente la pregunta '¿cuáles son las zonas problemáticas en CO?' sin aclaraciones adicionales.</w:t>
+      </w:r>
+    </w:p>
+    <w:p>
+      <w:pPr>
+        <w:pStyle w:val="ListNumber"/>
         <w:numPr>
           <w:ilvl w:val="0"/>
           <w:numId w:val="0"/>
@@ -10324,43 +7486,29 @@
     </w:p>
     <w:p>
       <w:pPr>
-        <w:pStyle w:val="Listaconnmeros"/>
-        <w:rPr>
-          <w:lang w:val="es-AR"/>
-        </w:rPr>
-      </w:pPr>
-      <w:r>
-        <w:rPr>
-          <w:lang w:val="es-AR"/>
-        </w:rPr>
-        <w:t xml:space="preserve">Paso 2: Implementar las 6 </w:t>
-      </w:r>
-      <w:proofErr w:type="spellStart"/>
-      <w:r>
-        <w:rPr>
-          <w:lang w:val="es-AR"/>
-        </w:rPr>
-        <w:t>tools</w:t>
-      </w:r>
-      <w:proofErr w:type="spellEnd"/>
-      <w:r>
-        <w:rPr>
-          <w:lang w:val="es-AR"/>
-        </w:rPr>
-        <w:t xml:space="preserve"> de análisis: </w:t>
-      </w:r>
-    </w:p>
-    <w:p>
-      <w:pPr>
-        <w:pStyle w:val="Prrafodelista"/>
-        <w:rPr>
-          <w:lang w:val="es-AR"/>
-        </w:rPr>
-      </w:pPr>
-    </w:p>
-    <w:p>
-      <w:pPr>
-        <w:pStyle w:val="Listaconnmeros"/>
+        <w:pStyle w:val="ListNumber"/>
+        <w:rPr>
+          <w:lang w:val="es-AR"/>
+        </w:rPr>
+      </w:pPr>
+      <w:r>
+        <w:rPr>
+          <w:lang w:val="es-AR"/>
+        </w:rPr>
+        <w:t xml:space="preserve">Paso 2: Implementar las 6 tools de análisis: </w:t>
+      </w:r>
+    </w:p>
+    <w:p>
+      <w:pPr>
+        <w:pStyle w:val="ListParagraph"/>
+        <w:rPr>
+          <w:lang w:val="es-AR"/>
+        </w:rPr>
+      </w:pPr>
+    </w:p>
+    <w:p>
+      <w:pPr>
+        <w:pStyle w:val="ListNumber"/>
         <w:numPr>
           <w:ilvl w:val="0"/>
           <w:numId w:val="0"/>
@@ -10386,16 +7534,8 @@
         <w:rPr>
           <w:lang w:val="es-AR"/>
         </w:rPr>
-        <w:t xml:space="preserve">en </w:t>
-      </w:r>
-      <w:proofErr w:type="spellStart"/>
-      <w:r>
-        <w:rPr>
-          <w:lang w:val="es-AR"/>
-        </w:rPr>
-        <w:t>TypeScript</w:t>
-      </w:r>
-      <w:proofErr w:type="spellEnd"/>
+        <w:t>en TypeScript</w:t>
+      </w:r>
       <w:r>
         <w:rPr>
           <w:lang w:val="es-AR"/>
@@ -10406,105 +7546,7 @@
         <w:rPr>
           <w:lang w:val="es-AR"/>
         </w:rPr>
-        <w:t>(</w:t>
-      </w:r>
-      <w:proofErr w:type="spellStart"/>
-      <w:r>
-        <w:rPr>
-          <w:lang w:val="es-AR"/>
-        </w:rPr>
-        <w:t>filter_zones</w:t>
-      </w:r>
-      <w:proofErr w:type="spellEnd"/>
-      <w:r>
-        <w:rPr>
-          <w:lang w:val="es-AR"/>
-        </w:rPr>
-        <w:t xml:space="preserve">, </w:t>
-      </w:r>
-      <w:proofErr w:type="spellStart"/>
-      <w:r>
-        <w:rPr>
-          <w:lang w:val="es-AR"/>
-        </w:rPr>
-        <w:t>compare_segments</w:t>
-      </w:r>
-      <w:proofErr w:type="spellEnd"/>
-      <w:r>
-        <w:rPr>
-          <w:lang w:val="es-AR"/>
-        </w:rPr>
-        <w:t xml:space="preserve">, </w:t>
-      </w:r>
-      <w:proofErr w:type="spellStart"/>
-      <w:r>
-        <w:rPr>
-          <w:lang w:val="es-AR"/>
-        </w:rPr>
-        <w:t>get_trend</w:t>
-      </w:r>
-      <w:proofErr w:type="spellEnd"/>
-      <w:r>
-        <w:rPr>
-          <w:lang w:val="es-AR"/>
-        </w:rPr>
-        <w:t xml:space="preserve">, </w:t>
-      </w:r>
-      <w:proofErr w:type="spellStart"/>
-      <w:r>
-        <w:rPr>
-          <w:lang w:val="es-AR"/>
-        </w:rPr>
-        <w:t>aggregate_by</w:t>
-      </w:r>
-      <w:proofErr w:type="spellEnd"/>
-      <w:r>
-        <w:rPr>
-          <w:lang w:val="es-AR"/>
-        </w:rPr>
-        <w:t xml:space="preserve">, </w:t>
-      </w:r>
-      <w:proofErr w:type="spellStart"/>
-      <w:r>
-        <w:rPr>
-          <w:lang w:val="es-AR"/>
-        </w:rPr>
-        <w:t>multivariate_analysis</w:t>
-      </w:r>
-      <w:proofErr w:type="spellEnd"/>
-      <w:r>
-        <w:rPr>
-          <w:lang w:val="es-AR"/>
-        </w:rPr>
-        <w:t xml:space="preserve">, </w:t>
-      </w:r>
-      <w:proofErr w:type="spellStart"/>
-      <w:r>
-        <w:rPr>
-          <w:lang w:val="es-AR"/>
-        </w:rPr>
-        <w:t>get_growth_zones</w:t>
-      </w:r>
-      <w:proofErr w:type="spellEnd"/>
-      <w:r>
-        <w:rPr>
-          <w:lang w:val="es-AR"/>
-        </w:rPr>
-        <w:t xml:space="preserve">) que operan sobre los </w:t>
-      </w:r>
-      <w:proofErr w:type="spellStart"/>
-      <w:r>
-        <w:rPr>
-          <w:lang w:val="es-AR"/>
-        </w:rPr>
-        <w:t>DataFrames</w:t>
-      </w:r>
-      <w:proofErr w:type="spellEnd"/>
-      <w:r>
-        <w:rPr>
-          <w:lang w:val="es-AR"/>
-        </w:rPr>
-        <w:t xml:space="preserve"> de </w:t>
+        <w:t xml:space="preserve">(filter_zones, compare_segments, get_trend, aggregate_by, multivariate_analysis, get_growth_zones) que operan sobre los DataFrames de </w:t>
       </w:r>
       <w:r>
         <w:rPr>
@@ -10533,7 +7575,7 @@
     </w:p>
     <w:p>
       <w:pPr>
-        <w:pStyle w:val="Listaconnmeros"/>
+        <w:pStyle w:val="ListNumber"/>
         <w:numPr>
           <w:ilvl w:val="0"/>
           <w:numId w:val="0"/>
@@ -10547,26 +7589,12 @@
         <w:rPr>
           <w:lang w:val="es-AR"/>
         </w:rPr>
-        <w:t xml:space="preserve">Registrar cada función como </w:t>
-      </w:r>
-      <w:proofErr w:type="spellStart"/>
-      <w:r>
-        <w:rPr>
-          <w:lang w:val="es-AR"/>
-        </w:rPr>
-        <w:t>tool</w:t>
-      </w:r>
-      <w:proofErr w:type="spellEnd"/>
-      <w:r>
-        <w:rPr>
-          <w:lang w:val="es-AR"/>
-        </w:rPr>
-        <w:t xml:space="preserve"> en la llamada a la Claude API con su JSON Schema (nombre, descripción, parámetros). </w:t>
-      </w:r>
-    </w:p>
-    <w:p>
-      <w:pPr>
-        <w:pStyle w:val="Listaconnmeros"/>
+        <w:t xml:space="preserve">Registrar cada función como tool en la llamada a la Claude API con su JSON Schema (nombre, descripción, parámetros). </w:t>
+      </w:r>
+    </w:p>
+    <w:p>
+      <w:pPr>
+        <w:pStyle w:val="ListNumber"/>
         <w:numPr>
           <w:ilvl w:val="0"/>
           <w:numId w:val="0"/>
@@ -10580,152 +7608,38 @@
         <w:rPr>
           <w:lang w:val="es-AR"/>
         </w:rPr>
-        <w:t xml:space="preserve">Criterio de éxito: Claude selecciona la </w:t>
-      </w:r>
-      <w:proofErr w:type="spellStart"/>
-      <w:r>
-        <w:rPr>
-          <w:lang w:val="es-AR"/>
-        </w:rPr>
-        <w:t>tool</w:t>
-      </w:r>
-      <w:proofErr w:type="spellEnd"/>
-      <w:r>
-        <w:rPr>
-          <w:lang w:val="es-AR"/>
-        </w:rPr>
-        <w:t xml:space="preserve"> correcta para cada uno de los 6 tipos de </w:t>
-      </w:r>
-      <w:proofErr w:type="spellStart"/>
-      <w:r>
-        <w:rPr>
-          <w:lang w:val="es-AR"/>
-        </w:rPr>
-        <w:t>query</w:t>
-      </w:r>
-      <w:proofErr w:type="spellEnd"/>
-      <w:r>
-        <w:rPr>
-          <w:lang w:val="es-AR"/>
-        </w:rPr>
-        <w:t xml:space="preserve"> del caso.</w:t>
-      </w:r>
-    </w:p>
-    <w:p>
-      <w:pPr>
-        <w:pStyle w:val="Listaconnmeros"/>
-        <w:rPr>
-          <w:lang w:val="es-AR"/>
-        </w:rPr>
-      </w:pPr>
-      <w:r>
-        <w:rPr>
-          <w:lang w:val="es-AR"/>
-        </w:rPr>
-        <w:t xml:space="preserve">Paso 3: Crear la </w:t>
-      </w:r>
-      <w:proofErr w:type="spellStart"/>
-      <w:r>
-        <w:rPr>
-          <w:lang w:val="es-AR"/>
-        </w:rPr>
-        <w:t>skill</w:t>
-      </w:r>
-      <w:proofErr w:type="spellEnd"/>
-      <w:r>
-        <w:rPr>
-          <w:lang w:val="es-AR"/>
-        </w:rPr>
-        <w:t xml:space="preserve"> /</w:t>
-      </w:r>
-      <w:proofErr w:type="spellStart"/>
+        <w:t>Criterio de éxito: Claude selecciona la tool correcta para cada uno de los 6 tipos de query del caso.</w:t>
+      </w:r>
+    </w:p>
+    <w:p>
+      <w:pPr>
+        <w:pStyle w:val="ListNumber"/>
+        <w:rPr>
+          <w:lang w:val="es-AR"/>
+        </w:rPr>
+      </w:pPr>
+      <w:r>
+        <w:rPr>
+          <w:lang w:val="es-AR"/>
+        </w:rPr>
+        <w:t>Paso 3: Crear la skill /</w:t>
+      </w:r>
       <w:r>
         <w:rPr>
           <w:lang w:val="es-AR"/>
         </w:rPr>
         <w:t>insight-query</w:t>
       </w:r>
-      <w:proofErr w:type="spellEnd"/>
-      <w:r>
-        <w:rPr>
-          <w:lang w:val="es-AR"/>
-        </w:rPr>
-        <w:t xml:space="preserve"> (Bot Conversacional — 70% del peso): Configurar la </w:t>
-      </w:r>
-      <w:proofErr w:type="spellStart"/>
-      <w:r>
-        <w:rPr>
-          <w:lang w:val="es-AR"/>
-        </w:rPr>
-        <w:t>skill</w:t>
-      </w:r>
-      <w:proofErr w:type="spellEnd"/>
-      <w:r>
-        <w:rPr>
-          <w:lang w:val="es-AR"/>
-        </w:rPr>
-        <w:t xml:space="preserve"> con el </w:t>
-      </w:r>
-      <w:proofErr w:type="spellStart"/>
-      <w:r>
-        <w:rPr>
-          <w:lang w:val="es-AR"/>
-        </w:rPr>
-        <w:t>system</w:t>
-      </w:r>
-      <w:proofErr w:type="spellEnd"/>
-      <w:r>
-        <w:rPr>
-          <w:lang w:val="es-AR"/>
-        </w:rPr>
-        <w:t xml:space="preserve"> </w:t>
-      </w:r>
-      <w:proofErr w:type="spellStart"/>
-      <w:r>
-        <w:rPr>
-          <w:lang w:val="es-AR"/>
-        </w:rPr>
-        <w:t>prompt</w:t>
-      </w:r>
-      <w:proofErr w:type="spellEnd"/>
-      <w:r>
-        <w:rPr>
-          <w:lang w:val="es-AR"/>
-        </w:rPr>
-        <w:t xml:space="preserve"> del paso 1 + las 6 </w:t>
-      </w:r>
-      <w:proofErr w:type="spellStart"/>
-      <w:r>
-        <w:rPr>
-          <w:lang w:val="es-AR"/>
-        </w:rPr>
-        <w:t>tools</w:t>
-      </w:r>
-      <w:proofErr w:type="spellEnd"/>
-      <w:r>
-        <w:rPr>
-          <w:lang w:val="es-AR"/>
-        </w:rPr>
-        <w:t xml:space="preserve"> del paso 2 + lógica de </w:t>
-      </w:r>
-      <w:proofErr w:type="spellStart"/>
-      <w:r>
-        <w:rPr>
-          <w:lang w:val="es-AR"/>
-        </w:rPr>
-        <w:t>conversación_history</w:t>
-      </w:r>
-      <w:proofErr w:type="spellEnd"/>
-      <w:r>
-        <w:rPr>
-          <w:lang w:val="es-AR"/>
-        </w:rPr>
-        <w:t xml:space="preserve">[]. </w:t>
-      </w:r>
-    </w:p>
-    <w:p>
-      <w:pPr>
-        <w:pStyle w:val="Listaconnmeros"/>
+      <w:r>
+        <w:rPr>
+          <w:lang w:val="es-AR"/>
+        </w:rPr>
+        <w:t xml:space="preserve"> (Bot Conversacional — 70% del peso): Configurar la skill con el system prompt del paso 1 + las 6 tools del paso 2 + lógica de conversación_history[]. </w:t>
+      </w:r>
+    </w:p>
+    <w:p>
+      <w:pPr>
+        <w:pStyle w:val="ListNumber"/>
         <w:numPr>
           <w:ilvl w:val="0"/>
           <w:numId w:val="0"/>
@@ -10739,54 +7653,12 @@
         <w:rPr>
           <w:lang w:val="es-AR"/>
         </w:rPr>
-        <w:t xml:space="preserve">Implementar el </w:t>
-      </w:r>
-      <w:proofErr w:type="spellStart"/>
-      <w:r>
-        <w:rPr>
-          <w:lang w:val="es-AR"/>
-        </w:rPr>
-        <w:t>agentic</w:t>
-      </w:r>
-      <w:proofErr w:type="spellEnd"/>
-      <w:r>
-        <w:rPr>
-          <w:lang w:val="es-AR"/>
-        </w:rPr>
-        <w:t xml:space="preserve"> </w:t>
-      </w:r>
-      <w:proofErr w:type="spellStart"/>
-      <w:r>
-        <w:rPr>
-          <w:lang w:val="es-AR"/>
-        </w:rPr>
-        <w:t>loop</w:t>
-      </w:r>
-      <w:proofErr w:type="spellEnd"/>
-      <w:r>
-        <w:rPr>
-          <w:lang w:val="es-AR"/>
-        </w:rPr>
-        <w:t xml:space="preserve">: Claude responde → si requiere datos llama una </w:t>
-      </w:r>
-      <w:proofErr w:type="spellStart"/>
-      <w:r>
-        <w:rPr>
-          <w:lang w:val="es-AR"/>
-        </w:rPr>
-        <w:t>tool</w:t>
-      </w:r>
-      <w:proofErr w:type="spellEnd"/>
-      <w:r>
-        <w:rPr>
-          <w:lang w:val="es-AR"/>
-        </w:rPr>
-        <w:t xml:space="preserve"> → recibe resultado → genera respuesta final con sugerencias proactivas. </w:t>
-      </w:r>
-    </w:p>
-    <w:p>
-      <w:pPr>
-        <w:pStyle w:val="Listaconnmeros"/>
+        <w:t xml:space="preserve">Implementar el agentic loop: Claude responde → si requiere datos llama una tool → recibe resultado → genera respuesta final con sugerencias proactivas. </w:t>
+      </w:r>
+    </w:p>
+    <w:p>
+      <w:pPr>
+        <w:pStyle w:val="ListNumber"/>
         <w:numPr>
           <w:ilvl w:val="0"/>
           <w:numId w:val="0"/>
@@ -10805,88 +7677,33 @@
     </w:p>
     <w:p>
       <w:pPr>
-        <w:pStyle w:val="Listaconnmeros"/>
-        <w:rPr>
-          <w:lang w:val="es-AR"/>
-        </w:rPr>
-      </w:pPr>
-      <w:r>
-        <w:rPr>
-          <w:lang w:val="es-AR"/>
-        </w:rPr>
-        <w:t xml:space="preserve">Paso 4: Crear la </w:t>
-      </w:r>
-      <w:proofErr w:type="spellStart"/>
-      <w:r>
-        <w:rPr>
-          <w:lang w:val="es-AR"/>
-        </w:rPr>
-        <w:t>skill</w:t>
-      </w:r>
-      <w:proofErr w:type="spellEnd"/>
-      <w:r>
-        <w:rPr>
-          <w:lang w:val="es-AR"/>
-        </w:rPr>
-        <w:t xml:space="preserve"> /</w:t>
-      </w:r>
-      <w:proofErr w:type="spellStart"/>
-      <w:r>
-        <w:rPr>
-          <w:lang w:val="es-AR"/>
-        </w:rPr>
-        <w:t>insights-report</w:t>
-      </w:r>
-      <w:proofErr w:type="spellEnd"/>
-      <w:r>
-        <w:rPr>
-          <w:lang w:val="es-AR"/>
-        </w:rPr>
-        <w:t xml:space="preserve"> (</w:t>
-      </w:r>
-      <w:proofErr w:type="spellStart"/>
-      <w:r>
-        <w:rPr>
-          <w:lang w:val="es-AR"/>
-        </w:rPr>
-        <w:t>Insights</w:t>
-      </w:r>
-      <w:proofErr w:type="spellEnd"/>
-      <w:r>
-        <w:rPr>
-          <w:lang w:val="es-AR"/>
-        </w:rPr>
-        <w:t xml:space="preserve"> Automáticos — 30% del peso): Configurar la </w:t>
-      </w:r>
-      <w:proofErr w:type="spellStart"/>
-      <w:r>
-        <w:rPr>
-          <w:lang w:val="es-AR"/>
-        </w:rPr>
-        <w:t>skill</w:t>
-      </w:r>
-      <w:proofErr w:type="spellEnd"/>
-      <w:r>
-        <w:rPr>
-          <w:lang w:val="es-AR"/>
-        </w:rPr>
-        <w:t xml:space="preserve"> para recibir los hallazgos pre-procesados (listas de anomalías, tendencias, correlaciones, </w:t>
-      </w:r>
-      <w:commentRangeStart w:id="7"/>
-      <w:proofErr w:type="spellStart"/>
+        <w:pStyle w:val="ListNumber"/>
+        <w:rPr>
+          <w:lang w:val="es-AR"/>
+        </w:rPr>
+      </w:pPr>
+      <w:r>
+        <w:rPr>
+          <w:lang w:val="es-AR"/>
+        </w:rPr>
+        <w:t xml:space="preserve">Paso 4: Crear la skill /insights-report (Insights Automáticos — 30% del peso): Configurar la skill para recibir los hallazgos pre-procesados (listas de anomalías, tendencias, correlaciones, </w:t>
+      </w:r>
+      <w:commentRangeStart w:id="8"/>
       <w:r>
         <w:rPr>
           <w:lang w:val="es-AR"/>
         </w:rPr>
         <w:t>benchmarks</w:t>
       </w:r>
-      <w:commentRangeEnd w:id="7"/>
-      <w:proofErr w:type="spellEnd"/>
-      <w:r>
-        <w:rPr>
-          <w:rStyle w:val="Refdecomentario"/>
-        </w:rPr>
-        <w:commentReference w:id="7"/>
+      <w:commentRangeEnd w:id="8"/>
+      <w:r>
+        <w:rPr>
+          <w:rStyle w:val="CommentReference"/>
+          <w:sz w:val="22"/>
+          <w:szCs w:val="22"/>
+          <w:lang w:val="es-AR"/>
+        </w:rPr>
+        <w:commentReference w:id="8"/>
       </w:r>
       <w:r>
         <w:rPr>
@@ -10897,7 +7714,7 @@
     </w:p>
     <w:p>
       <w:pPr>
-        <w:pStyle w:val="Listaconnmeros"/>
+        <w:pStyle w:val="ListNumber"/>
         <w:numPr>
           <w:ilvl w:val="0"/>
           <w:numId w:val="0"/>
@@ -10911,806 +7728,310 @@
         <w:rPr>
           <w:lang w:val="es-AR"/>
         </w:rPr>
-        <w:t xml:space="preserve">El </w:t>
-      </w:r>
-      <w:proofErr w:type="spellStart"/>
-      <w:r>
-        <w:rPr>
-          <w:lang w:val="es-AR"/>
-        </w:rPr>
-        <w:t>prompt</w:t>
-      </w:r>
-      <w:proofErr w:type="spellEnd"/>
-      <w:r>
-        <w:rPr>
-          <w:lang w:val="es-AR"/>
-        </w:rPr>
-        <w:t xml:space="preserve"> de la </w:t>
-      </w:r>
-      <w:proofErr w:type="spellStart"/>
-      <w:r>
-        <w:rPr>
-          <w:lang w:val="es-AR"/>
-        </w:rPr>
-        <w:t>skill</w:t>
-      </w:r>
-      <w:proofErr w:type="spellEnd"/>
-      <w:r>
-        <w:rPr>
-          <w:lang w:val="es-AR"/>
-        </w:rPr>
-        <w:t xml:space="preserve"> instruye a Claude a priorizar por impacto operacional, incluir recomendaciones accionables y limitar el resumen ejecutivo a los top 5 hallazgos. Criterio de éxito: reporte generado en &lt; 60 segundos con los 5 tipos de </w:t>
-      </w:r>
-      <w:proofErr w:type="spellStart"/>
-      <w:r>
-        <w:rPr>
-          <w:lang w:val="es-AR"/>
-        </w:rPr>
-        <w:t>insight</w:t>
-      </w:r>
-      <w:proofErr w:type="spellEnd"/>
-      <w:r>
-        <w:rPr>
-          <w:lang w:val="es-AR"/>
-        </w:rPr>
-        <w:t xml:space="preserve"> del enunciado.</w:t>
-      </w:r>
-    </w:p>
-    <w:p>
-      <w:pPr>
-        <w:pStyle w:val="Listaconnmeros"/>
-        <w:rPr>
-          <w:lang w:val="es-AR"/>
-        </w:rPr>
-      </w:pPr>
-      <w:r>
-        <w:rPr>
-          <w:lang w:val="es-AR"/>
-        </w:rPr>
-        <w:t xml:space="preserve">Paso 5: Configurar el Hook semanal: Implementar un </w:t>
-      </w:r>
-      <w:proofErr w:type="spellStart"/>
-      <w:r>
-        <w:rPr>
-          <w:lang w:val="es-AR"/>
-        </w:rPr>
-        <w:t>scheduler</w:t>
-      </w:r>
-      <w:proofErr w:type="spellEnd"/>
-      <w:r>
-        <w:rPr>
-          <w:lang w:val="es-AR"/>
-        </w:rPr>
+        <w:t>El prompt de la skill instruye a Claude a priorizar por impacto operacional, incluir recomendaciones accionables y limitar el resumen ejecutivo a los top 5 hallazgos. Criterio de éxito: reporte generado en &lt; 60 segundos con los 5 tipos de insight del enunciado.</w:t>
+      </w:r>
+    </w:p>
+    <w:p>
+      <w:pPr>
+        <w:pStyle w:val="ListNumber"/>
+        <w:rPr>
+          <w:lang w:val="es-AR"/>
+        </w:rPr>
+      </w:pPr>
+      <w:r>
+        <w:rPr>
+          <w:lang w:val="es-AR"/>
+        </w:rPr>
+        <w:t>Paso 5: Configurar el Hook semanal: Implementar un scheduler (</w:t>
+      </w:r>
+      <w:r>
+        <w:rPr>
+          <w:lang w:val="es-AR"/>
+        </w:rPr>
+        <w:t>node-cron</w:t>
+      </w:r>
+      <w:r>
+        <w:rPr>
+          <w:lang w:val="es-AR"/>
+        </w:rPr>
+        <w:t xml:space="preserve"> en </w:t>
+      </w:r>
+      <w:r>
+        <w:rPr>
+          <w:lang w:val="es-AR"/>
+        </w:rPr>
+        <w:t>Node.js</w:t>
+      </w:r>
+      <w:r>
+        <w:rPr>
+          <w:lang w:val="es-AR"/>
+        </w:rPr>
+        <w:t>, o workflow en n8n/Make) que se dispare al detectar nuevos CSVs. El hook ejecuta: (1) carga_datos() → (2) detectar_insights() → (3) llamar skill /insights-report → (4) exportar HTML. Criterio de éxito: reporte generado automáticamente sin intervención del equipo.</w:t>
+      </w:r>
+    </w:p>
+    <w:p>
+      <w:pPr>
+        <w:pStyle w:val="ListNumber"/>
+        <w:rPr>
+          <w:lang w:val="es-AR"/>
+        </w:rPr>
+      </w:pPr>
+      <w:r>
+        <w:rPr>
+          <w:lang w:val="es-AR"/>
+        </w:rPr>
+        <w:t xml:space="preserve">Paso 6: Construir el frontend con </w:t>
+      </w:r>
+      <w:r>
+        <w:rPr>
+          <w:lang w:val="es-AR"/>
+        </w:rPr>
+        <w:t>React.js (Next.js): Crear la interfaz de chat (input de texto + historial de conversación + área de respuesta). Integrar renderizado de tablas con TanStack Table y gráficos Recharts/Plotly.js</w:t>
+      </w:r>
+      <w:r>
+        <w:rPr>
+          <w:lang w:val="es-AR"/>
+        </w:rPr>
+        <w:t xml:space="preserve"> cuando la tool retorne datos </w:t>
+      </w:r>
+      <w:r>
+        <w:rPr>
+          <w:lang w:val="es-AR"/>
+        </w:rPr>
+        <w:lastRenderedPageBreak/>
+        <w:t>visualizables. Agregar botón de exportación CSV/PDF como bonus. Criterio de éxito: un Operational Manager puede usar el sistema sin explicación previa.</w:t>
+      </w:r>
+    </w:p>
+    <w:p>
+      <w:pPr>
+        <w:pStyle w:val="ListNumber"/>
+        <w:rPr>
+          <w:lang w:val="es-AR"/>
+        </w:rPr>
+      </w:pPr>
+      <w:r>
+        <w:rPr>
+          <w:lang w:val="es-AR"/>
+        </w:rPr>
+        <w:t>Paso 7: (Bonus) Tool de visualización: Implementar generate_chart(chart_type, data, title) como tool adicional. Claude la invoca cuando detecta keywords como 'evolución', 'tendencia', 'compara', 'muestra'. Tipos: línea para tendencias temporales, barras para comparaciones, scatter para correlaciones. Criterio de éxito: gráfico correcto generado para al menos 3 de los 6 tipos de query.</w:t>
+      </w:r>
+    </w:p>
+    <w:p>
+      <w:pPr>
+        <w:rPr>
+          <w:b/>
+          <w:sz w:val="24"/>
+        </w:rPr>
+      </w:pPr>
+      <w:r>
+        <w:rPr>
+          <w:b/>
+          <w:sz w:val="24"/>
+        </w:rPr>
+        <w:t>Stack Recomendado y Costos Estimados</w:t>
+      </w:r>
+    </w:p>
+    <w:p>
+      <w:pPr>
+        <w:pStyle w:val="ListBullet"/>
+        <w:rPr>
+          <w:lang w:val="es-AR"/>
+        </w:rPr>
+      </w:pPr>
+      <w:r>
+        <w:rPr>
+          <w:lang w:val="es-AR"/>
+        </w:rPr>
+        <w:t xml:space="preserve">LLM: Claude </w:t>
+      </w:r>
+      <w:r>
+        <w:rPr>
+          <w:lang w:val="es-AR"/>
+        </w:rPr>
+        <w:t>Sonnet 4.6 (Anthropic) — mejor relación costo/capacidad para tool use multi-paso y redacción ejecutiva estructurada. Precio: $3/$15 por millón de tokens (input/output)</w:t>
+      </w:r>
+      <w:r>
+        <w:rPr>
+          <w:lang w:val="es-AR"/>
+        </w:rPr>
+        <w:t>.</w:t>
+      </w:r>
+    </w:p>
+    <w:p>
+      <w:pPr>
+        <w:pStyle w:val="ListBullet"/>
+      </w:pPr>
+      <w:r>
+        <w:t xml:space="preserve">Backend: </w:t>
+      </w:r>
+      <w:r>
+        <w:t>Node</w:t>
+      </w:r>
+      <w:r>
+        <w:t>.</w:t>
+      </w:r>
+      <w:r>
+        <w:t>js 20</w:t>
+      </w:r>
+      <w:r>
+        <w:t xml:space="preserve"> + </w:t>
+      </w:r>
+      <w:r>
+        <w:t>Express/Fastify con TypeScript</w:t>
+      </w:r>
+      <w:r>
+        <w:t xml:space="preserve"> — exposición del agentic loop como endpoint REST.</w:t>
+      </w:r>
+    </w:p>
+    <w:p>
+      <w:pPr>
+        <w:pStyle w:val="ListBullet"/>
+        <w:rPr>
+          <w:lang w:val="es-AR"/>
+        </w:rPr>
+      </w:pPr>
+      <w:r>
+        <w:rPr>
+          <w:lang w:val="es-AR"/>
+        </w:rPr>
+        <w:t xml:space="preserve">Frontend: </w:t>
+      </w:r>
+      <w:r>
+        <w:rPr>
+          <w:lang w:val="es-AR"/>
+        </w:rPr>
+        <w:t>React.js + Next.js — interfaz moderna con renderizado de tablas (TanStack Table) y gráficos (Recharts / Plotly.js)</w:t>
+      </w:r>
+      <w:r>
+        <w:rPr>
+          <w:lang w:val="es-AR"/>
+        </w:rPr>
+        <w:t>.</w:t>
+      </w:r>
+    </w:p>
+    <w:p>
+      <w:pPr>
+        <w:pStyle w:val="ListBullet"/>
+        <w:rPr>
+          <w:lang w:val="es-AR"/>
+        </w:rPr>
+      </w:pPr>
+      <w:r>
+        <w:rPr>
+          <w:lang w:val="es-AR"/>
+        </w:rPr>
+        <w:t xml:space="preserve">Procesamiento de datos: </w:t>
+      </w:r>
+      <w:r>
+        <w:rPr>
+          <w:lang w:val="es-AR"/>
+        </w:rPr>
+        <w:t>Danfo.j</w:t>
+      </w:r>
+      <w:r>
+        <w:rPr>
+          <w:lang w:val="es-AR"/>
+        </w:rPr>
+        <w:t xml:space="preserve">s + </w:t>
+      </w:r>
+      <w:r>
+        <w:rPr>
+          <w:lang w:val="es-AR"/>
+        </w:rPr>
+        <w:t>mathjs</w:t>
+      </w:r>
+      <w:r>
+        <w:rPr>
+          <w:lang w:val="es-AR"/>
+        </w:rPr>
+        <w:t xml:space="preserve"> (análisis estadístico) + s</w:t>
+      </w:r>
+      <w:r>
+        <w:rPr>
+          <w:lang w:val="es-AR"/>
+        </w:rPr>
+        <w:t>imple-statistic</w:t>
+      </w:r>
+      <w:r>
+        <w:rPr>
+          <w:lang w:val="es-AR"/>
+        </w:rPr>
+        <w:t>s (benchmarking).</w:t>
+      </w:r>
+    </w:p>
+    <w:p>
+      <w:pPr>
+        <w:pStyle w:val="ListBullet"/>
+        <w:rPr>
+          <w:lang w:val="es-AR"/>
+        </w:rPr>
+      </w:pPr>
+      <w:r>
+        <w:rPr>
+          <w:lang w:val="es-AR"/>
+        </w:rPr>
+        <w:t xml:space="preserve">Visualización: </w:t>
+      </w:r>
+      <w:r>
+        <w:rPr>
+          <w:lang w:val="es-AR"/>
+        </w:rPr>
+        <w:t xml:space="preserve">Recharts / </w:t>
+      </w:r>
+      <w:r>
+        <w:rPr>
+          <w:lang w:val="es-AR"/>
+        </w:rPr>
+        <w:t>Plotly</w:t>
+      </w:r>
+      <w:r>
+        <w:rPr>
+          <w:lang w:val="es-AR"/>
+        </w:rPr>
+        <w:t>.j</w:t>
+      </w:r>
+      <w:r>
+        <w:rPr>
+          <w:lang w:val="es-AR"/>
+        </w:rPr>
+        <w:t xml:space="preserve">s — gráficos interactivos integrados en </w:t>
+      </w:r>
+      <w:r>
+        <w:rPr>
+          <w:lang w:val="es-AR"/>
+        </w:rPr>
+        <w:t>Reac</w:t>
+      </w:r>
+      <w:r>
+        <w:rPr>
+          <w:lang w:val="es-AR"/>
+        </w:rPr>
+        <w:t>t.</w:t>
+      </w:r>
+    </w:p>
+    <w:p>
+      <w:pPr>
+        <w:pStyle w:val="ListBullet"/>
+      </w:pPr>
+      <w:r>
+        <w:t xml:space="preserve">Scheduler / Hooks: </w:t>
+      </w:r>
+      <w:r>
+        <w:t>node-cron</w:t>
+      </w:r>
+      <w:r>
         <w:t xml:space="preserve"> (</w:t>
       </w:r>
-      <w:proofErr w:type="spellStart"/>
-      <w:r>
-        <w:rPr>
-          <w:lang w:val="es-AR"/>
-        </w:rPr>
-        <w:t>node</w:t>
-      </w:r>
-      <w:proofErr w:type="spellEnd"/>
-      <w:r>
-        <w:rPr>
-          <w:lang w:val="es-AR"/>
-        </w:rPr>
-        <w:t>-cron</w:t>
-      </w:r>
-      <w:r>
-        <w:rPr>
-          <w:lang w:val="es-AR"/>
-        </w:rPr>
-        <w:t xml:space="preserve"> en </w:t>
-      </w:r>
-      <w:r>
-        <w:rPr>
-          <w:lang w:val="es-AR"/>
-        </w:rPr>
+      <w:r>
         <w:t>Node.js</w:t>
       </w:r>
       <w:r>
-        <w:rPr>
-          <w:lang w:val="es-AR"/>
-        </w:rPr>
-        <w:t xml:space="preserve">, o </w:t>
-      </w:r>
-      <w:proofErr w:type="spellStart"/>
-      <w:r>
-        <w:rPr>
-          <w:lang w:val="es-AR"/>
-        </w:rPr>
-        <w:t>workflow</w:t>
-      </w:r>
-      <w:proofErr w:type="spellEnd"/>
-      <w:r>
-        <w:rPr>
-          <w:lang w:val="es-AR"/>
-        </w:rPr>
-        <w:t xml:space="preserve"> en n8n/</w:t>
-      </w:r>
-      <w:proofErr w:type="spellStart"/>
-      <w:r>
-        <w:rPr>
-          <w:lang w:val="es-AR"/>
-        </w:rPr>
-        <w:t>Make</w:t>
-      </w:r>
-      <w:proofErr w:type="spellEnd"/>
-      <w:r>
-        <w:rPr>
-          <w:lang w:val="es-AR"/>
-        </w:rPr>
-        <w:t xml:space="preserve">) que se dispare al detectar nuevos </w:t>
-      </w:r>
-      <w:proofErr w:type="spellStart"/>
-      <w:r>
-        <w:rPr>
-          <w:lang w:val="es-AR"/>
-        </w:rPr>
-        <w:t>CSVs</w:t>
-      </w:r>
-      <w:proofErr w:type="spellEnd"/>
-      <w:r>
-        <w:rPr>
-          <w:lang w:val="es-AR"/>
-        </w:rPr>
-        <w:t xml:space="preserve">. El </w:t>
-      </w:r>
-      <w:proofErr w:type="spellStart"/>
-      <w:r>
-        <w:rPr>
-          <w:lang w:val="es-AR"/>
-        </w:rPr>
-        <w:t>hook</w:t>
-      </w:r>
-      <w:proofErr w:type="spellEnd"/>
-      <w:r>
-        <w:rPr>
-          <w:lang w:val="es-AR"/>
-        </w:rPr>
-        <w:t xml:space="preserve"> ejecuta: (1) </w:t>
-      </w:r>
-      <w:proofErr w:type="spellStart"/>
-      <w:r>
-        <w:rPr>
-          <w:lang w:val="es-AR"/>
-        </w:rPr>
-        <w:t>carga_datos</w:t>
-      </w:r>
-      <w:proofErr w:type="spellEnd"/>
-      <w:r>
-        <w:rPr>
-          <w:lang w:val="es-AR"/>
-        </w:rPr>
-        <w:t xml:space="preserve">() → (2) </w:t>
-      </w:r>
-      <w:proofErr w:type="spellStart"/>
-      <w:r>
-        <w:rPr>
-          <w:lang w:val="es-AR"/>
-        </w:rPr>
-        <w:t>detectar_insights</w:t>
-      </w:r>
-      <w:proofErr w:type="spellEnd"/>
-      <w:r>
-        <w:rPr>
-          <w:lang w:val="es-AR"/>
-        </w:rPr>
-        <w:t xml:space="preserve">() → (3) llamar </w:t>
-      </w:r>
-      <w:proofErr w:type="spellStart"/>
-      <w:r>
-        <w:rPr>
-          <w:lang w:val="es-AR"/>
-        </w:rPr>
-        <w:t>skill</w:t>
-      </w:r>
-      <w:proofErr w:type="spellEnd"/>
-      <w:r>
-        <w:rPr>
-          <w:lang w:val="es-AR"/>
-        </w:rPr>
-        <w:t xml:space="preserve"> /</w:t>
-      </w:r>
-      <w:proofErr w:type="spellStart"/>
-      <w:r>
-        <w:rPr>
-          <w:lang w:val="es-AR"/>
-        </w:rPr>
-        <w:t>insights-report</w:t>
-      </w:r>
-      <w:proofErr w:type="spellEnd"/>
-      <w:r>
-        <w:rPr>
-          <w:lang w:val="es-AR"/>
-        </w:rPr>
-        <w:t xml:space="preserve"> → (4) exportar HTML. Criterio de éxito: reporte generado automáticamente sin intervención del equipo.</w:t>
-      </w:r>
-    </w:p>
-    <w:p>
-      <w:pPr>
-        <w:pStyle w:val="Listaconnmeros"/>
-        <w:rPr>
-          <w:lang w:val="es-AR"/>
-        </w:rPr>
-      </w:pPr>
-      <w:r>
-        <w:rPr>
-          <w:lang w:val="es-AR"/>
-        </w:rPr>
-        <w:t xml:space="preserve">Paso 6: Construir el </w:t>
-      </w:r>
-      <w:proofErr w:type="spellStart"/>
-      <w:r>
-        <w:rPr>
-          <w:lang w:val="es-AR"/>
-        </w:rPr>
-        <w:t>frontend</w:t>
-      </w:r>
-      <w:proofErr w:type="spellEnd"/>
-      <w:r>
-        <w:rPr>
-          <w:lang w:val="es-AR"/>
-        </w:rPr>
-        <w:t xml:space="preserve"> con </w:t>
-      </w:r>
-      <w:r>
-        <w:rPr>
-          <w:lang w:val="es-AR"/>
-        </w:rPr>
-        <w:t xml:space="preserve">React.js (Next.js): Crear la interfaz de chat (input de texto + historial de conversación + área de respuesta). Integrar renderizado de tablas con </w:t>
-      </w:r>
-      <w:proofErr w:type="spellStart"/>
-      <w:r>
-        <w:rPr>
-          <w:lang w:val="es-AR"/>
-        </w:rPr>
-        <w:t>TanStack</w:t>
-      </w:r>
-      <w:proofErr w:type="spellEnd"/>
-      <w:r>
-        <w:rPr>
-          <w:lang w:val="es-AR"/>
-        </w:rPr>
-        <w:t xml:space="preserve"> Table y gráficos </w:t>
-      </w:r>
-      <w:proofErr w:type="spellStart"/>
-      <w:r>
-        <w:rPr>
-          <w:lang w:val="es-AR"/>
-        </w:rPr>
-        <w:t>Recharts</w:t>
-      </w:r>
-      <w:proofErr w:type="spellEnd"/>
-      <w:r>
-        <w:rPr>
-          <w:lang w:val="es-AR"/>
-        </w:rPr>
-        <w:t>/Plotly.js</w:t>
-      </w:r>
-      <w:r>
-        <w:rPr>
-          <w:lang w:val="es-AR"/>
-        </w:rPr>
-        <w:t xml:space="preserve"> cuando la </w:t>
-      </w:r>
-      <w:proofErr w:type="spellStart"/>
-      <w:r>
-        <w:rPr>
-          <w:lang w:val="es-AR"/>
-        </w:rPr>
-        <w:t>tool</w:t>
-      </w:r>
-      <w:proofErr w:type="spellEnd"/>
-      <w:r>
-        <w:rPr>
-          <w:lang w:val="es-AR"/>
-        </w:rPr>
-        <w:t xml:space="preserve"> retorne datos visualizables. Agregar botón de exportación CSV/PDF como bonus. Criterio de éxito: un </w:t>
-      </w:r>
-      <w:proofErr w:type="spellStart"/>
-      <w:r>
-        <w:rPr>
-          <w:lang w:val="es-AR"/>
-        </w:rPr>
-        <w:t>Operational</w:t>
-      </w:r>
-      <w:proofErr w:type="spellEnd"/>
-      <w:r>
-        <w:rPr>
-          <w:lang w:val="es-AR"/>
-        </w:rPr>
-        <w:t xml:space="preserve"> Manager puede usar el sistema sin explicación previa.</w:t>
-      </w:r>
-    </w:p>
-    <w:p>
-      <w:pPr>
-        <w:pStyle w:val="Listaconnmeros"/>
-        <w:rPr>
-          <w:lang w:val="es-AR"/>
-        </w:rPr>
-      </w:pPr>
-      <w:r>
-        <w:rPr>
-          <w:lang w:val="es-AR"/>
-        </w:rPr>
-        <w:lastRenderedPageBreak/>
-        <w:t xml:space="preserve">Paso 7: (Bonus) Tool de visualización: Implementar </w:t>
-      </w:r>
-      <w:proofErr w:type="spellStart"/>
-      <w:r>
-        <w:rPr>
-          <w:lang w:val="es-AR"/>
-        </w:rPr>
-        <w:t>generate_chart</w:t>
-      </w:r>
-      <w:proofErr w:type="spellEnd"/>
-      <w:r>
-        <w:rPr>
-          <w:lang w:val="es-AR"/>
-        </w:rPr>
-        <w:t>(</w:t>
-      </w:r>
-      <w:proofErr w:type="spellStart"/>
-      <w:r>
-        <w:rPr>
-          <w:lang w:val="es-AR"/>
-        </w:rPr>
-        <w:t>chart_type</w:t>
-      </w:r>
-      <w:proofErr w:type="spellEnd"/>
-      <w:r>
-        <w:rPr>
-          <w:lang w:val="es-AR"/>
-        </w:rPr>
-        <w:t xml:space="preserve">, data, </w:t>
-      </w:r>
-      <w:proofErr w:type="spellStart"/>
-      <w:r>
-        <w:rPr>
-          <w:lang w:val="es-AR"/>
-        </w:rPr>
-        <w:t>title</w:t>
-      </w:r>
-      <w:proofErr w:type="spellEnd"/>
-      <w:r>
-        <w:rPr>
-          <w:lang w:val="es-AR"/>
-        </w:rPr>
-        <w:t xml:space="preserve">) como </w:t>
-      </w:r>
-      <w:proofErr w:type="spellStart"/>
-      <w:r>
-        <w:rPr>
-          <w:lang w:val="es-AR"/>
-        </w:rPr>
-        <w:t>tool</w:t>
-      </w:r>
-      <w:proofErr w:type="spellEnd"/>
-      <w:r>
-        <w:rPr>
-          <w:lang w:val="es-AR"/>
-        </w:rPr>
-        <w:t xml:space="preserve"> adicional. Claude la invoca cuando detecta </w:t>
-      </w:r>
-      <w:proofErr w:type="spellStart"/>
-      <w:r>
-        <w:rPr>
-          <w:lang w:val="es-AR"/>
-        </w:rPr>
-        <w:t>keywords</w:t>
-      </w:r>
-      <w:proofErr w:type="spellEnd"/>
-      <w:r>
-        <w:rPr>
-          <w:lang w:val="es-AR"/>
-        </w:rPr>
-        <w:t xml:space="preserve"> como 'evolución', 'tendencia', 'compara', 'muestra'. Tipos: línea para tendencias temporales, barras para comparaciones, </w:t>
-      </w:r>
-      <w:proofErr w:type="spellStart"/>
-      <w:r>
-        <w:rPr>
-          <w:lang w:val="es-AR"/>
-        </w:rPr>
-        <w:t>scatter</w:t>
-      </w:r>
-      <w:proofErr w:type="spellEnd"/>
-      <w:r>
-        <w:rPr>
-          <w:lang w:val="es-AR"/>
-        </w:rPr>
-        <w:t xml:space="preserve"> para correlaciones. Criterio de éxito: gráfico correcto generado para al menos 3 de los 6 tipos de </w:t>
-      </w:r>
-      <w:proofErr w:type="spellStart"/>
-      <w:r>
-        <w:rPr>
-          <w:lang w:val="es-AR"/>
-        </w:rPr>
-        <w:t>query</w:t>
-      </w:r>
-      <w:proofErr w:type="spellEnd"/>
-      <w:r>
-        <w:rPr>
-          <w:lang w:val="es-AR"/>
-        </w:rPr>
-        <w:t>.</w:t>
-      </w:r>
-    </w:p>
-    <w:p>
-      <w:pPr>
-        <w:rPr>
-          <w:b/>
-          <w:sz w:val="24"/>
-        </w:rPr>
-      </w:pPr>
-      <w:r>
-        <w:rPr>
-          <w:b/>
-          <w:sz w:val="24"/>
-        </w:rPr>
-        <w:t xml:space="preserve">Stack </w:t>
-      </w:r>
-      <w:proofErr w:type="spellStart"/>
-      <w:r>
-        <w:rPr>
-          <w:b/>
-          <w:sz w:val="24"/>
-        </w:rPr>
-        <w:t>Recomendado</w:t>
-      </w:r>
-      <w:proofErr w:type="spellEnd"/>
-      <w:r>
-        <w:rPr>
-          <w:b/>
-          <w:sz w:val="24"/>
-        </w:rPr>
-        <w:t xml:space="preserve"> y Costos </w:t>
-      </w:r>
-      <w:proofErr w:type="spellStart"/>
-      <w:r>
-        <w:rPr>
-          <w:b/>
-          <w:sz w:val="24"/>
-        </w:rPr>
-        <w:t>Estimados</w:t>
-      </w:r>
-      <w:proofErr w:type="spellEnd"/>
-    </w:p>
-    <w:p>
-      <w:pPr>
-        <w:pStyle w:val="Listaconvietas"/>
-        <w:rPr>
-          <w:lang w:val="es-AR"/>
-        </w:rPr>
-      </w:pPr>
-      <w:r>
-        <w:rPr>
-          <w:lang w:val="es-AR"/>
-        </w:rPr>
-        <w:t xml:space="preserve">LLM: Claude </w:t>
-      </w:r>
-      <w:r>
-        <w:rPr>
-          <w:lang w:val="es-AR"/>
-        </w:rPr>
-        <w:t>Sonnet 4.6 (</w:t>
-      </w:r>
-      <w:proofErr w:type="spellStart"/>
-      <w:r>
-        <w:rPr>
-          <w:lang w:val="es-AR"/>
-        </w:rPr>
-        <w:t>Anthropic</w:t>
-      </w:r>
-      <w:proofErr w:type="spellEnd"/>
-      <w:r>
-        <w:rPr>
-          <w:lang w:val="es-AR"/>
-        </w:rPr>
-        <w:t xml:space="preserve">) — mejor relación costo/capacidad para </w:t>
-      </w:r>
-      <w:proofErr w:type="spellStart"/>
-      <w:r>
-        <w:rPr>
-          <w:lang w:val="es-AR"/>
-        </w:rPr>
-        <w:t>tool</w:t>
-      </w:r>
-      <w:proofErr w:type="spellEnd"/>
-      <w:r>
-        <w:rPr>
-          <w:lang w:val="es-AR"/>
-        </w:rPr>
-        <w:t xml:space="preserve"> use multi-paso y redacción ejecutiva estructurada. Precio: $3/$15 por millón de tokens (input/output)</w:t>
-      </w:r>
-      <w:r>
-        <w:rPr>
-          <w:lang w:val="es-AR"/>
-        </w:rPr>
-        <w:t>.</w:t>
-      </w:r>
-    </w:p>
-    <w:p>
-      <w:pPr>
-        <w:pStyle w:val="Listaconvietas"/>
-      </w:pPr>
-      <w:r>
-        <w:t xml:space="preserve">Backend: </w:t>
-      </w:r>
-      <w:r>
-        <w:t>Node</w:t>
-      </w:r>
-      <w:r>
-        <w:t>.</w:t>
-      </w:r>
-      <w:r>
-        <w:t>js 20</w:t>
-      </w:r>
-      <w:r>
-        <w:t xml:space="preserve"> + </w:t>
-      </w:r>
-      <w:r>
-        <w:t>Express/</w:t>
-      </w:r>
-      <w:proofErr w:type="spellStart"/>
-      <w:r>
-        <w:t>Fastify</w:t>
-      </w:r>
-      <w:proofErr w:type="spellEnd"/>
-      <w:r>
-        <w:t xml:space="preserve"> con TypeScript</w:t>
-      </w:r>
-      <w:r>
-        <w:t xml:space="preserve"> — </w:t>
-      </w:r>
-      <w:proofErr w:type="spellStart"/>
-      <w:r>
-        <w:t>exposición</w:t>
-      </w:r>
-      <w:proofErr w:type="spellEnd"/>
-      <w:r>
-        <w:t xml:space="preserve"> del agentic loop </w:t>
-      </w:r>
-      <w:proofErr w:type="spellStart"/>
-      <w:r>
-        <w:t>como</w:t>
-      </w:r>
-      <w:proofErr w:type="spellEnd"/>
-      <w:r>
-        <w:t xml:space="preserve"> endpoint REST.</w:t>
-      </w:r>
-    </w:p>
-    <w:p>
-      <w:pPr>
-        <w:pStyle w:val="Listaconvietas"/>
-        <w:rPr>
-          <w:lang w:val="es-AR"/>
-        </w:rPr>
-      </w:pPr>
-      <w:proofErr w:type="spellStart"/>
-      <w:r>
-        <w:rPr>
-          <w:lang w:val="es-AR"/>
-        </w:rPr>
-        <w:t>Frontend</w:t>
-      </w:r>
-      <w:proofErr w:type="spellEnd"/>
-      <w:r>
-        <w:rPr>
-          <w:lang w:val="es-AR"/>
-        </w:rPr>
-        <w:t xml:space="preserve">: </w:t>
-      </w:r>
-      <w:r>
-        <w:rPr>
-          <w:lang w:val="es-AR"/>
-        </w:rPr>
-        <w:t>React.js + Next.js — interfaz moderna con renderizado de tablas (</w:t>
-      </w:r>
-      <w:proofErr w:type="spellStart"/>
-      <w:r>
-        <w:rPr>
-          <w:lang w:val="es-AR"/>
-        </w:rPr>
-        <w:t>TanStack</w:t>
-      </w:r>
-      <w:proofErr w:type="spellEnd"/>
-      <w:r>
-        <w:rPr>
-          <w:lang w:val="es-AR"/>
-        </w:rPr>
-        <w:t xml:space="preserve"> Table) y gráficos (</w:t>
-      </w:r>
-      <w:proofErr w:type="spellStart"/>
-      <w:r>
-        <w:rPr>
-          <w:lang w:val="es-AR"/>
-        </w:rPr>
-        <w:t>Recharts</w:t>
-      </w:r>
-      <w:proofErr w:type="spellEnd"/>
-      <w:r>
-        <w:rPr>
-          <w:lang w:val="es-AR"/>
-        </w:rPr>
-        <w:t xml:space="preserve"> / Plotly.js)</w:t>
-      </w:r>
-      <w:r>
-        <w:rPr>
-          <w:lang w:val="es-AR"/>
-        </w:rPr>
-        <w:t>.</w:t>
-      </w:r>
-    </w:p>
-    <w:p>
-      <w:pPr>
-        <w:pStyle w:val="Listaconvietas"/>
-        <w:rPr>
-          <w:lang w:val="es-AR"/>
-        </w:rPr>
-      </w:pPr>
-      <w:r>
-        <w:rPr>
-          <w:lang w:val="es-AR"/>
-        </w:rPr>
-        <w:t xml:space="preserve">Procesamiento de datos: </w:t>
-      </w:r>
-      <w:r>
-        <w:rPr>
-          <w:lang w:val="es-AR"/>
-        </w:rPr>
-        <w:t>Danfo.j</w:t>
-      </w:r>
-      <w:r>
-        <w:rPr>
-          <w:lang w:val="es-AR"/>
-        </w:rPr>
-        <w:t xml:space="preserve">s + </w:t>
-      </w:r>
-      <w:proofErr w:type="spellStart"/>
-      <w:r>
-        <w:rPr>
-          <w:lang w:val="es-AR"/>
-        </w:rPr>
-        <w:t>mathjs</w:t>
-      </w:r>
-      <w:proofErr w:type="spellEnd"/>
-      <w:r>
-        <w:rPr>
-          <w:lang w:val="es-AR"/>
-        </w:rPr>
-        <w:t xml:space="preserve"> (análisis estadístico) + s</w:t>
-      </w:r>
-      <w:r>
-        <w:rPr>
-          <w:lang w:val="es-AR"/>
-        </w:rPr>
-        <w:t>imple-</w:t>
-      </w:r>
-      <w:proofErr w:type="spellStart"/>
-      <w:r>
-        <w:rPr>
-          <w:lang w:val="es-AR"/>
-        </w:rPr>
-        <w:t>statistic</w:t>
-      </w:r>
-      <w:r>
-        <w:rPr>
-          <w:lang w:val="es-AR"/>
-        </w:rPr>
-        <w:t>s</w:t>
-      </w:r>
-      <w:proofErr w:type="spellEnd"/>
-      <w:r>
-        <w:rPr>
-          <w:lang w:val="es-AR"/>
-        </w:rPr>
-        <w:t xml:space="preserve"> (benchmarking).</w:t>
-      </w:r>
-    </w:p>
-    <w:p>
-      <w:pPr>
-        <w:pStyle w:val="Listaconvietas"/>
-        <w:rPr>
-          <w:lang w:val="es-AR"/>
-        </w:rPr>
-      </w:pPr>
-      <w:r>
-        <w:rPr>
-          <w:lang w:val="es-AR"/>
-        </w:rPr>
-        <w:t xml:space="preserve">Visualización: </w:t>
-      </w:r>
-      <w:proofErr w:type="spellStart"/>
-      <w:r>
-        <w:rPr>
-          <w:lang w:val="es-AR"/>
-        </w:rPr>
-        <w:t>Recharts</w:t>
-      </w:r>
-      <w:proofErr w:type="spellEnd"/>
-      <w:r>
-        <w:rPr>
-          <w:lang w:val="es-AR"/>
-        </w:rPr>
-        <w:t xml:space="preserve"> / </w:t>
-      </w:r>
-      <w:r>
-        <w:rPr>
-          <w:lang w:val="es-AR"/>
-        </w:rPr>
-        <w:t>Plotly</w:t>
-      </w:r>
-      <w:r>
-        <w:rPr>
-          <w:lang w:val="es-AR"/>
-        </w:rPr>
-        <w:t>.j</w:t>
-      </w:r>
-      <w:r>
-        <w:rPr>
-          <w:lang w:val="es-AR"/>
-        </w:rPr>
-        <w:t xml:space="preserve">s — gráficos interactivos integrados en </w:t>
-      </w:r>
-      <w:proofErr w:type="spellStart"/>
-      <w:r>
-        <w:rPr>
-          <w:lang w:val="es-AR"/>
-        </w:rPr>
-        <w:t>Reac</w:t>
-      </w:r>
-      <w:r>
-        <w:rPr>
-          <w:lang w:val="es-AR"/>
-        </w:rPr>
-        <w:t>t</w:t>
-      </w:r>
-      <w:proofErr w:type="spellEnd"/>
-      <w:r>
-        <w:rPr>
-          <w:lang w:val="es-AR"/>
-        </w:rPr>
-        <w:t>.</w:t>
-      </w:r>
-    </w:p>
-    <w:p>
-      <w:pPr>
-        <w:pStyle w:val="Listaconvietas"/>
-      </w:pPr>
-      <w:r>
-        <w:t xml:space="preserve">Scheduler / Hooks: </w:t>
-      </w:r>
-      <w:r>
-        <w:t>node-</w:t>
-      </w:r>
-      <w:proofErr w:type="spellStart"/>
-      <w:r>
-        <w:t>cron</w:t>
-      </w:r>
-      <w:proofErr w:type="spellEnd"/>
-      <w:r>
-        <w:t xml:space="preserve"> (</w:t>
-      </w:r>
-      <w:r>
-        <w:t>Node.js</w:t>
-      </w:r>
-      <w:r>
-        <w:t xml:space="preserve">) o workflow n8n exportable </w:t>
-      </w:r>
-      <w:proofErr w:type="spellStart"/>
-      <w:r>
-        <w:t>como</w:t>
-      </w:r>
-      <w:proofErr w:type="spellEnd"/>
-      <w:r>
-        <w:t xml:space="preserve"> blueprint.</w:t>
-      </w:r>
-    </w:p>
-    <w:p>
-      <w:pPr>
-        <w:pStyle w:val="Listaconvietas"/>
+        <w:t>) o workflow n8n exportable como blueprint.</w:t>
+      </w:r>
+    </w:p>
+    <w:p>
+      <w:pPr>
+        <w:pStyle w:val="ListBullet"/>
         <w:rPr>
           <w:lang w:val="es-AR"/>
         </w:rPr>
@@ -11721,53 +8042,17 @@
         </w:rPr>
         <w:t xml:space="preserve">Reporte HTML: </w:t>
       </w:r>
-      <w:proofErr w:type="spellStart"/>
-      <w:r>
-        <w:rPr>
-          <w:lang w:val="es-AR"/>
-        </w:rPr>
-        <w:t>Handlebars</w:t>
-      </w:r>
-      <w:proofErr w:type="spellEnd"/>
-      <w:r>
-        <w:rPr>
-          <w:lang w:val="es-AR"/>
-        </w:rPr>
-        <w:t xml:space="preserve"> / EJS</w:t>
-      </w:r>
-      <w:r>
-        <w:rPr>
-          <w:lang w:val="es-AR"/>
-        </w:rPr>
-        <w:t xml:space="preserve"> </w:t>
-      </w:r>
-      <w:proofErr w:type="spellStart"/>
-      <w:r>
-        <w:rPr>
-          <w:lang w:val="es-AR"/>
-        </w:rPr>
-        <w:t>templates</w:t>
-      </w:r>
-      <w:proofErr w:type="spellEnd"/>
-      <w:r>
-        <w:rPr>
-          <w:lang w:val="es-AR"/>
-        </w:rPr>
-        <w:t xml:space="preserve"> — renderiza el output de /</w:t>
-      </w:r>
-      <w:proofErr w:type="spellStart"/>
-      <w:r>
-        <w:rPr>
-          <w:lang w:val="es-AR"/>
-        </w:rPr>
-        <w:t>insights-report</w:t>
-      </w:r>
-      <w:proofErr w:type="spellEnd"/>
-      <w:r>
-        <w:rPr>
-          <w:lang w:val="es-AR"/>
-        </w:rPr>
-        <w:t xml:space="preserve"> en HTML estructurado.</w:t>
+      <w:r>
+        <w:rPr>
+          <w:lang w:val="es-AR"/>
+        </w:rPr>
+        <w:t>Handlebars / EJS</w:t>
+      </w:r>
+      <w:r>
+        <w:rPr>
+          <w:lang w:val="es-AR"/>
+        </w:rPr>
+        <w:t xml:space="preserve"> templates — renderiza el output de /insights-report en HTML estructurado.</w:t>
       </w:r>
     </w:p>
     <w:p>
@@ -11794,7 +8079,7 @@
       <w:hyperlink r:id="rId19" w:history="1">
         <w:r>
           <w:rPr>
-            <w:rStyle w:val="Hipervnculo"/>
+            <w:rStyle w:val="Hyperlink"/>
             <w:i/>
             <w:lang w:val="es-AR"/>
           </w:rPr>
@@ -11811,30 +8096,16 @@
     </w:p>
     <w:p>
       <w:pPr>
-        <w:pStyle w:val="Listaconvietas"/>
-        <w:rPr>
-          <w:lang w:val="es-AR"/>
-        </w:rPr>
-      </w:pPr>
-      <w:r>
-        <w:rPr>
-          <w:lang w:val="es-AR"/>
-        </w:rPr>
-        <w:t xml:space="preserve">Sesión de </w:t>
-      </w:r>
-      <w:proofErr w:type="spellStart"/>
-      <w:r>
-        <w:rPr>
-          <w:lang w:val="es-AR"/>
-        </w:rPr>
-        <w:t>bot</w:t>
-      </w:r>
-      <w:proofErr w:type="spellEnd"/>
-      <w:r>
-        <w:rPr>
-          <w:lang w:val="es-AR"/>
-        </w:rPr>
-        <w:t xml:space="preserve"> conversacional (10 preguntas, contexto cacheado): ~$0.</w:t>
+        <w:pStyle w:val="ListBullet"/>
+        <w:rPr>
+          <w:lang w:val="es-AR"/>
+        </w:rPr>
+      </w:pPr>
+      <w:r>
+        <w:rPr>
+          <w:lang w:val="es-AR"/>
+        </w:rPr>
+        <w:t>Sesión de bot conversacional (10 preguntas, contexto cacheado): ~$0.</w:t>
       </w:r>
       <w:r>
         <w:rPr>
@@ -11863,26 +8134,10 @@
     </w:p>
     <w:p>
       <w:pPr>
-        <w:pStyle w:val="Listaconvietas"/>
-      </w:pPr>
-      <w:r>
-        <w:t xml:space="preserve">Generación de </w:t>
-      </w:r>
-      <w:proofErr w:type="spellStart"/>
-      <w:r>
-        <w:t>reporte</w:t>
-      </w:r>
-      <w:proofErr w:type="spellEnd"/>
-      <w:r>
-        <w:t xml:space="preserve"> </w:t>
-      </w:r>
-      <w:proofErr w:type="spellStart"/>
-      <w:r>
-        <w:t>semanal</w:t>
-      </w:r>
-      <w:proofErr w:type="spellEnd"/>
-      <w:r>
-        <w:t xml:space="preserve"> (/insights-report, ~5K tokens output): ~$0.0</w:t>
+        <w:pStyle w:val="ListBullet"/>
+      </w:pPr>
+      <w:r>
+        <w:t>Generación de reporte semanal (/insights-report, ~5K tokens output): ~$0.0</w:t>
       </w:r>
       <w:r>
         <w:t>75–$0.10</w:t>
@@ -11893,44 +8148,16 @@
     </w:p>
     <w:p>
       <w:pPr>
-        <w:pStyle w:val="Listaconvietas"/>
-        <w:rPr>
-          <w:lang w:val="es-AR"/>
-        </w:rPr>
-      </w:pPr>
-      <w:r>
-        <w:rPr>
-          <w:lang w:val="es-AR"/>
-        </w:rPr>
-        <w:t xml:space="preserve">Con </w:t>
-      </w:r>
-      <w:proofErr w:type="spellStart"/>
-      <w:r>
-        <w:rPr>
-          <w:lang w:val="es-AR"/>
-        </w:rPr>
-        <w:t>Prompt</w:t>
-      </w:r>
-      <w:proofErr w:type="spellEnd"/>
-      <w:r>
-        <w:rPr>
-          <w:lang w:val="es-AR"/>
-        </w:rPr>
-        <w:t xml:space="preserve"> </w:t>
-      </w:r>
-      <w:proofErr w:type="spellStart"/>
-      <w:r>
-        <w:rPr>
-          <w:lang w:val="es-AR"/>
-        </w:rPr>
-        <w:t>Caching</w:t>
-      </w:r>
-      <w:proofErr w:type="spellEnd"/>
-      <w:r>
-        <w:rPr>
-          <w:lang w:val="es-AR"/>
-        </w:rPr>
-        <w:t xml:space="preserve"> activo en el contexto de dominio: reducción ~</w:t>
+        <w:pStyle w:val="ListBullet"/>
+        <w:rPr>
+          <w:lang w:val="es-AR"/>
+        </w:rPr>
+      </w:pPr>
+      <w:r>
+        <w:rPr>
+          <w:lang w:val="es-AR"/>
+        </w:rPr>
+        <w:t>Con Prompt Caching activo en el contexto de dominio: reducción ~</w:t>
       </w:r>
       <w:r>
         <w:rPr>
@@ -11941,7 +8168,7 @@
     </w:p>
     <w:p>
       <w:pPr>
-        <w:pStyle w:val="Listaconvietas"/>
+        <w:pStyle w:val="ListBullet"/>
         <w:rPr>
           <w:lang w:val="es-AR"/>
         </w:rPr>
@@ -11989,39 +8216,7 @@
           <w:i/>
           <w:lang w:val="es-AR"/>
         </w:rPr>
-        <w:t>Nota: Los costos pueden variar según volumen de uso y versión del modelo seleccionado. Se recomienda implementar un límite de tokens por sesión (</w:t>
-      </w:r>
-      <w:proofErr w:type="spellStart"/>
-      <w:r>
-        <w:rPr>
-          <w:i/>
-          <w:lang w:val="es-AR"/>
-        </w:rPr>
-        <w:t>max_tokens</w:t>
-      </w:r>
-      <w:proofErr w:type="spellEnd"/>
-      <w:r>
-        <w:rPr>
-          <w:i/>
-          <w:lang w:val="es-AR"/>
-        </w:rPr>
-        <w:t xml:space="preserve">: 2048 para respuestas del </w:t>
-      </w:r>
-      <w:proofErr w:type="spellStart"/>
-      <w:r>
-        <w:rPr>
-          <w:i/>
-          <w:lang w:val="es-AR"/>
-        </w:rPr>
-        <w:t>bot</w:t>
-      </w:r>
-      <w:proofErr w:type="spellEnd"/>
-      <w:r>
-        <w:rPr>
-          <w:i/>
-          <w:lang w:val="es-AR"/>
-        </w:rPr>
-        <w:t>, 4096 para reportes) para controlar costos en producción.</w:t>
+        <w:t>Nota: Los costos pueden variar según volumen de uso y versión del modelo seleccionado. Se recomienda implementar un límite de tokens por sesión (max_tokens: 2048 para respuestas del bot, 4096 para reportes) para controlar costos en producción.</w:t>
       </w:r>
     </w:p>
     <w:sectPr>
@@ -12039,11 +8234,11 @@
   <w:comment w:id="0" w:author="carlos jesus" w:date="2026-04-27T14:01:00Z" w:initials="cj">
     <w:p>
       <w:pPr>
-        <w:pStyle w:val="Textocomentario"/>
-      </w:pPr>
-      <w:r>
-        <w:rPr>
-          <w:rStyle w:val="Refdecomentario"/>
+        <w:pStyle w:val="CommentText"/>
+      </w:pPr>
+      <w:r>
+        <w:rPr>
+          <w:rStyle w:val="CommentReference"/>
         </w:rPr>
         <w:annotationRef/>
       </w:r>
@@ -12058,11 +8253,11 @@
   <w:comment w:id="1" w:author="carlos jesus" w:date="2026-04-27T14:11:00Z" w:initials="cj">
     <w:p>
       <w:pPr>
-        <w:pStyle w:val="Textocomentario"/>
-      </w:pPr>
-      <w:r>
-        <w:rPr>
-          <w:rStyle w:val="Refdecomentario"/>
+        <w:pStyle w:val="CommentText"/>
+      </w:pPr>
+      <w:r>
+        <w:rPr>
+          <w:rStyle w:val="CommentReference"/>
         </w:rPr>
         <w:annotationRef/>
       </w:r>
@@ -12077,11 +8272,11 @@
   <w:comment w:id="2" w:author="carlos jesus" w:date="2026-04-27T14:02:00Z" w:initials="cj">
     <w:p>
       <w:pPr>
-        <w:pStyle w:val="Textocomentario"/>
-      </w:pPr>
-      <w:r>
-        <w:rPr>
-          <w:rStyle w:val="Refdecomentario"/>
+        <w:pStyle w:val="CommentText"/>
+      </w:pPr>
+      <w:r>
+        <w:rPr>
+          <w:rStyle w:val="CommentReference"/>
         </w:rPr>
         <w:annotationRef/>
       </w:r>
@@ -12096,11 +8291,11 @@
   <w:comment w:id="3" w:author="carlos jesus" w:date="2026-04-27T14:10:00Z" w:initials="cj">
     <w:p>
       <w:pPr>
-        <w:pStyle w:val="Textocomentario"/>
-      </w:pPr>
-      <w:r>
-        <w:rPr>
-          <w:rStyle w:val="Refdecomentario"/>
+        <w:pStyle w:val="CommentText"/>
+      </w:pPr>
+      <w:r>
+        <w:rPr>
+          <w:rStyle w:val="CommentReference"/>
         </w:rPr>
         <w:annotationRef/>
       </w:r>
@@ -12115,11 +8310,11 @@
   <w:comment w:id="4" w:author="carlos jesus" w:date="2026-04-27T14:14:00Z" w:initials="cj">
     <w:p>
       <w:pPr>
-        <w:pStyle w:val="Textocomentario"/>
-      </w:pPr>
-      <w:r>
-        <w:rPr>
-          <w:rStyle w:val="Refdecomentario"/>
+        <w:pStyle w:val="CommentText"/>
+      </w:pPr>
+      <w:r>
+        <w:rPr>
+          <w:rStyle w:val="CommentReference"/>
         </w:rPr>
         <w:annotationRef/>
       </w:r>
@@ -12140,11 +8335,11 @@
   <w:comment w:id="5" w:author="carlos jesus" w:date="2026-04-27T14:14:00Z" w:initials="cj">
     <w:p>
       <w:pPr>
-        <w:pStyle w:val="Textocomentario"/>
-      </w:pPr>
-      <w:r>
-        <w:rPr>
-          <w:rStyle w:val="Refdecomentario"/>
+        <w:pStyle w:val="CommentText"/>
+      </w:pPr>
+      <w:r>
+        <w:rPr>
+          <w:rStyle w:val="CommentReference"/>
         </w:rPr>
         <w:annotationRef/>
       </w:r>
@@ -12156,11 +8351,30 @@
       </w:r>
     </w:p>
   </w:comment>
-  <w:comment w:id="6" w:author="carlos jesus" w:date="2026-04-27T17:39:00Z" w:initials="cj">
-    <w:p>
-      <w:r>
-        <w:rPr>
-          <w:rStyle w:val="Refdecomentario"/>
+  <w:comment w:id="6" w:author="carlos jesus" w:date="2026-04-27T21:39:00Z" w:initials="cj">
+    <w:p>
+      <w:pPr>
+        <w:pStyle w:val="CommentText"/>
+      </w:pPr>
+      <w:r>
+        <w:rPr>
+          <w:rStyle w:val="CommentReference"/>
+        </w:rPr>
+        <w:annotationRef/>
+      </w:r>
+      <w:r>
+        <w:rPr>
+          <w:lang w:val="es-AR"/>
+        </w:rPr>
+        <w:t>Comentar la decisión técnica elegida por otra.</w:t>
+      </w:r>
+    </w:p>
+  </w:comment>
+  <w:comment w:id="7" w:author="carlos jesus" w:date="2026-04-27T17:39:00Z" w:initials="cj">
+    <w:p>
+      <w:r>
+        <w:rPr>
+          <w:rStyle w:val="CommentReference"/>
         </w:rPr>
         <w:annotationRef/>
       </w:r>
@@ -12173,11 +8387,11 @@
       </w:r>
     </w:p>
   </w:comment>
-  <w:comment w:id="7" w:author="carlos jesus" w:date="2026-04-27T18:18:00Z" w:initials="cj">
-    <w:p>
-      <w:r>
-        <w:rPr>
-          <w:rStyle w:val="Refdecomentario"/>
+  <w:comment w:id="8" w:author="carlos jesus" w:date="2026-04-27T18:18:00Z" w:initials="cj">
+    <w:p>
+      <w:r>
+        <w:rPr>
+          <w:rStyle w:val="CommentReference"/>
         </w:rPr>
         <w:annotationRef/>
       </w:r>
@@ -12210,6 +8424,7 @@
   <w15:commentEx w15:paraId="76E0FC32" w15:paraIdParent="0D767755" w15:done="0"/>
   <w15:commentEx w15:paraId="2CA50FF9" w15:done="0"/>
   <w15:commentEx w15:paraId="18E87BB7" w15:paraIdParent="2CA50FF9" w15:done="0"/>
+  <w15:commentEx w15:paraId="0382B807" w15:done="0"/>
   <w15:commentEx w15:paraId="21D94DD7" w15:done="0"/>
   <w15:commentEx w15:paraId="7897AE20" w15:done="0"/>
 </w15:commentsEx>
@@ -12223,6 +8438,7 @@
   <w16cex:commentExtensible w16cex:durableId="1BAA9756" w16cex:dateUtc="2026-04-27T17:10:00Z"/>
   <w16cex:commentExtensible w16cex:durableId="543BAEC2" w16cex:dateUtc="2026-04-27T17:14:00Z"/>
   <w16cex:commentExtensible w16cex:durableId="0F02158B" w16cex:dateUtc="2026-04-27T17:14:00Z"/>
+  <w16cex:commentExtensible w16cex:durableId="4A7AD03C" w16cex:dateUtc="2026-04-28T00:39:00Z"/>
   <w16cex:commentExtensible w16cex:durableId="23C5CBD7" w16cex:dateUtc="2026-04-27T20:39:00Z"/>
   <w16cex:commentExtensible w16cex:durableId="7883C08A" w16cex:dateUtc="2026-04-27T21:18:00Z"/>
 </w16cex:commentsExtensible>
@@ -12236,6 +8452,7 @@
   <w16cid:commentId w16cid:paraId="76E0FC32" w16cid:durableId="1BAA9756"/>
   <w16cid:commentId w16cid:paraId="2CA50FF9" w16cid:durableId="543BAEC2"/>
   <w16cid:commentId w16cid:paraId="18E87BB7" w16cid:durableId="0F02158B"/>
+  <w16cid:commentId w16cid:paraId="0382B807" w16cid:durableId="4A7AD03C"/>
   <w16cid:commentId w16cid:paraId="21D94DD7" w16cid:durableId="23C5CBD7"/>
   <w16cid:commentId w16cid:paraId="7897AE20" w16cid:durableId="7883C08A"/>
 </w16cid:commentsIds>
@@ -12270,7 +8487,7 @@
 <w:ftr xmlns:wpc="http://schemas.microsoft.com/office/word/2010/wordprocessingCanvas" xmlns:cx="http://schemas.microsoft.com/office/drawing/2014/chartex" xmlns:cx1="http://schemas.microsoft.com/office/drawing/2015/9/8/chartex" xmlns:cx2="http://schemas.microsoft.com/office/drawing/2015/10/21/chartex" xmlns:cx3="http://schemas.microsoft.com/office/drawing/2016/5/9/chartex" xmlns:cx4="http://schemas.microsoft.com/office/drawing/2016/5/10/chartex" xmlns:cx5="http://schemas.microsoft.com/office/drawing/2016/5/11/chartex" xmlns:cx6="http://schemas.microsoft.com/office/drawing/2016/5/12/chartex" xmlns:cx7="http://schemas.microsoft.com/office/drawing/2016/5/13/chartex" xmlns:cx8="http://schemas.microsoft.com/office/drawing/2016/5/14/chartex" xmlns:mc="http://schemas.openxmlformats.org/markup-compatibility/2006" xmlns:aink="http://schemas.microsoft.com/office/drawing/2016/ink" xmlns:am3d="http://schemas.microsoft.com/office/drawing/2017/model3d" xmlns:o="urn:schemas-microsoft-com:office:office" xmlns:oel="http://schemas.microsoft.com/office/2019/extlst" xmlns:r="http://schemas.openxmlformats.org/officeDocument/2006/relationships" xmlns:m="http://schemas.openxmlformats.org/officeDocument/2006/math" xmlns:v="urn:schemas-microsoft-com:vml" xmlns:wp14="http://schemas.microsoft.com/office/word/2010/wordprocessingDrawing" xmlns:wp="http://schemas.openxmlformats.org/drawingml/2006/wordprocessingDrawing" xmlns:w10="urn:schemas-microsoft-com:office:word" xmlns:w="http://schemas.openxmlformats.org/wordprocessingml/2006/main" xmlns:w14="http://schemas.microsoft.com/office/word/2010/wordml" xmlns:w15="http://schemas.microsoft.com/office/word/2012/wordml" xmlns:w16cex="http://schemas.microsoft.com/office/word/2018/wordml/cex" xmlns:w16cid="http://schemas.microsoft.com/office/word/2016/wordml/cid" xmlns:w16="http://schemas.microsoft.com/office/word/2018/wordml" xmlns:w16du="http://schemas.microsoft.com/office/word/2023/wordml/word16du" xmlns:w16sdtdh="http://schemas.microsoft.com/office/word/2020/wordml/sdtdatahash" xmlns:w16sdtfl="http://schemas.microsoft.com/office/word/2024/wordml/sdtformatlock" xmlns:w16se="http://schemas.microsoft.com/office/word/2015/wordml/symex" xmlns:wpg="http://schemas.microsoft.com/office/word/2010/wordprocessingGroup" xmlns:wpi="http://schemas.microsoft.com/office/word/2010/wordprocessingInk" xmlns:wne="http://schemas.microsoft.com/office/word/2006/wordml" xmlns:wps="http://schemas.microsoft.com/office/word/2010/wordprocessingShape" mc:Ignorable="w14 w15 w16se w16cid w16 w16cex w16sdtdh w16sdtfl w16du wp14">
   <w:p>
     <w:pPr>
-      <w:pStyle w:val="Piedepgina"/>
+      <w:pStyle w:val="Footer"/>
     </w:pPr>
   </w:p>
 </w:ftr>
@@ -12280,7 +8497,7 @@
 <w:ftr xmlns:wpc="http://schemas.microsoft.com/office/word/2010/wordprocessingCanvas" xmlns:cx="http://schemas.microsoft.com/office/drawing/2014/chartex" xmlns:cx1="http://schemas.microsoft.com/office/drawing/2015/9/8/chartex" xmlns:cx2="http://schemas.microsoft.com/office/drawing/2015/10/21/chartex" xmlns:cx3="http://schemas.microsoft.com/office/drawing/2016/5/9/chartex" xmlns:cx4="http://schemas.microsoft.com/office/drawing/2016/5/10/chartex" xmlns:cx5="http://schemas.microsoft.com/office/drawing/2016/5/11/chartex" xmlns:cx6="http://schemas.microsoft.com/office/drawing/2016/5/12/chartex" xmlns:cx7="http://schemas.microsoft.com/office/drawing/2016/5/13/chartex" xmlns:cx8="http://schemas.microsoft.com/office/drawing/2016/5/14/chartex" xmlns:mc="http://schemas.openxmlformats.org/markup-compatibility/2006" xmlns:aink="http://schemas.microsoft.com/office/drawing/2016/ink" xmlns:am3d="http://schemas.microsoft.com/office/drawing/2017/model3d" xmlns:o="urn:schemas-microsoft-com:office:office" xmlns:oel="http://schemas.microsoft.com/office/2019/extlst" xmlns:r="http://schemas.openxmlformats.org/officeDocument/2006/relationships" xmlns:m="http://schemas.openxmlformats.org/officeDocument/2006/math" xmlns:v="urn:schemas-microsoft-com:vml" xmlns:wp14="http://schemas.microsoft.com/office/word/2010/wordprocessingDrawing" xmlns:wp="http://schemas.openxmlformats.org/drawingml/2006/wordprocessingDrawing" xmlns:w10="urn:schemas-microsoft-com:office:word" xmlns:w="http://schemas.openxmlformats.org/wordprocessingml/2006/main" xmlns:w14="http://schemas.microsoft.com/office/word/2010/wordml" xmlns:w15="http://schemas.microsoft.com/office/word/2012/wordml" xmlns:w16cex="http://schemas.microsoft.com/office/word/2018/wordml/cex" xmlns:w16cid="http://schemas.microsoft.com/office/word/2016/wordml/cid" xmlns:w16="http://schemas.microsoft.com/office/word/2018/wordml" xmlns:w16du="http://schemas.microsoft.com/office/word/2023/wordml/word16du" xmlns:w16sdtdh="http://schemas.microsoft.com/office/word/2020/wordml/sdtdatahash" xmlns:w16sdtfl="http://schemas.microsoft.com/office/word/2024/wordml/sdtformatlock" xmlns:w16se="http://schemas.microsoft.com/office/word/2015/wordml/symex" xmlns:wpg="http://schemas.microsoft.com/office/word/2010/wordprocessingGroup" xmlns:wpi="http://schemas.microsoft.com/office/word/2010/wordprocessingInk" xmlns:wne="http://schemas.microsoft.com/office/word/2006/wordml" xmlns:wps="http://schemas.microsoft.com/office/word/2010/wordprocessingShape" mc:Ignorable="w14 w15 w16se w16cid w16 w16cex w16sdtdh w16sdtfl w16du wp14">
   <w:p>
     <w:pPr>
-      <w:pStyle w:val="Piedepgina"/>
+      <w:pStyle w:val="Footer"/>
     </w:pPr>
   </w:p>
 </w:ftr>
@@ -12290,7 +8507,7 @@
 <w:ftr xmlns:wpc="http://schemas.microsoft.com/office/word/2010/wordprocessingCanvas" xmlns:cx="http://schemas.microsoft.com/office/drawing/2014/chartex" xmlns:cx1="http://schemas.microsoft.com/office/drawing/2015/9/8/chartex" xmlns:cx2="http://schemas.microsoft.com/office/drawing/2015/10/21/chartex" xmlns:cx3="http://schemas.microsoft.com/office/drawing/2016/5/9/chartex" xmlns:cx4="http://schemas.microsoft.com/office/drawing/2016/5/10/chartex" xmlns:cx5="http://schemas.microsoft.com/office/drawing/2016/5/11/chartex" xmlns:cx6="http://schemas.microsoft.com/office/drawing/2016/5/12/chartex" xmlns:cx7="http://schemas.microsoft.com/office/drawing/2016/5/13/chartex" xmlns:cx8="http://schemas.microsoft.com/office/drawing/2016/5/14/chartex" xmlns:mc="http://schemas.openxmlformats.org/markup-compatibility/2006" xmlns:aink="http://schemas.microsoft.com/office/drawing/2016/ink" xmlns:am3d="http://schemas.microsoft.com/office/drawing/2017/model3d" xmlns:o="urn:schemas-microsoft-com:office:office" xmlns:oel="http://schemas.microsoft.com/office/2019/extlst" xmlns:r="http://schemas.openxmlformats.org/officeDocument/2006/relationships" xmlns:m="http://schemas.openxmlformats.org/officeDocument/2006/math" xmlns:v="urn:schemas-microsoft-com:vml" xmlns:wp14="http://schemas.microsoft.com/office/word/2010/wordprocessingDrawing" xmlns:wp="http://schemas.openxmlformats.org/drawingml/2006/wordprocessingDrawing" xmlns:w10="urn:schemas-microsoft-com:office:word" xmlns:w="http://schemas.openxmlformats.org/wordprocessingml/2006/main" xmlns:w14="http://schemas.microsoft.com/office/word/2010/wordml" xmlns:w15="http://schemas.microsoft.com/office/word/2012/wordml" xmlns:w16cex="http://schemas.microsoft.com/office/word/2018/wordml/cex" xmlns:w16cid="http://schemas.microsoft.com/office/word/2016/wordml/cid" xmlns:w16="http://schemas.microsoft.com/office/word/2018/wordml" xmlns:w16du="http://schemas.microsoft.com/office/word/2023/wordml/word16du" xmlns:w16sdtdh="http://schemas.microsoft.com/office/word/2020/wordml/sdtdatahash" xmlns:w16sdtfl="http://schemas.microsoft.com/office/word/2024/wordml/sdtformatlock" xmlns:w16se="http://schemas.microsoft.com/office/word/2015/wordml/symex" xmlns:wpg="http://schemas.microsoft.com/office/word/2010/wordprocessingGroup" xmlns:wpi="http://schemas.microsoft.com/office/word/2010/wordprocessingInk" xmlns:wne="http://schemas.microsoft.com/office/word/2006/wordml" xmlns:wps="http://schemas.microsoft.com/office/word/2010/wordprocessingShape" mc:Ignorable="w14 w15 w16se w16cid w16 w16cex w16sdtdh w16sdtfl w16du wp14">
   <w:p>
     <w:pPr>
-      <w:pStyle w:val="Piedepgina"/>
+      <w:pStyle w:val="Footer"/>
     </w:pPr>
   </w:p>
 </w:ftr>
@@ -12325,7 +8542,7 @@
 <w:hdr xmlns:wpc="http://schemas.microsoft.com/office/word/2010/wordprocessingCanvas" xmlns:cx="http://schemas.microsoft.com/office/drawing/2014/chartex" xmlns:cx1="http://schemas.microsoft.com/office/drawing/2015/9/8/chartex" xmlns:cx2="http://schemas.microsoft.com/office/drawing/2015/10/21/chartex" xmlns:cx3="http://schemas.microsoft.com/office/drawing/2016/5/9/chartex" xmlns:cx4="http://schemas.microsoft.com/office/drawing/2016/5/10/chartex" xmlns:cx5="http://schemas.microsoft.com/office/drawing/2016/5/11/chartex" xmlns:cx6="http://schemas.microsoft.com/office/drawing/2016/5/12/chartex" xmlns:cx7="http://schemas.microsoft.com/office/drawing/2016/5/13/chartex" xmlns:cx8="http://schemas.microsoft.com/office/drawing/2016/5/14/chartex" xmlns:mc="http://schemas.openxmlformats.org/markup-compatibility/2006" xmlns:aink="http://schemas.microsoft.com/office/drawing/2016/ink" xmlns:am3d="http://schemas.microsoft.com/office/drawing/2017/model3d" xmlns:o="urn:schemas-microsoft-com:office:office" xmlns:oel="http://schemas.microsoft.com/office/2019/extlst" xmlns:r="http://schemas.openxmlformats.org/officeDocument/2006/relationships" xmlns:m="http://schemas.openxmlformats.org/officeDocument/2006/math" xmlns:v="urn:schemas-microsoft-com:vml" xmlns:wp14="http://schemas.microsoft.com/office/word/2010/wordprocessingDrawing" xmlns:wp="http://schemas.openxmlformats.org/drawingml/2006/wordprocessingDrawing" xmlns:w10="urn:schemas-microsoft-com:office:word" xmlns:w="http://schemas.openxmlformats.org/wordprocessingml/2006/main" xmlns:w14="http://schemas.microsoft.com/office/word/2010/wordml" xmlns:w15="http://schemas.microsoft.com/office/word/2012/wordml" xmlns:w16cex="http://schemas.microsoft.com/office/word/2018/wordml/cex" xmlns:w16cid="http://schemas.microsoft.com/office/word/2016/wordml/cid" xmlns:w16="http://schemas.microsoft.com/office/word/2018/wordml" xmlns:w16du="http://schemas.microsoft.com/office/word/2023/wordml/word16du" xmlns:w16sdtdh="http://schemas.microsoft.com/office/word/2020/wordml/sdtdatahash" xmlns:w16sdtfl="http://schemas.microsoft.com/office/word/2024/wordml/sdtformatlock" xmlns:w16se="http://schemas.microsoft.com/office/word/2015/wordml/symex" xmlns:wpg="http://schemas.microsoft.com/office/word/2010/wordprocessingGroup" xmlns:wpi="http://schemas.microsoft.com/office/word/2010/wordprocessingInk" xmlns:wne="http://schemas.microsoft.com/office/word/2006/wordml" xmlns:wps="http://schemas.microsoft.com/office/word/2010/wordprocessingShape" mc:Ignorable="w14 w15 w16se w16cid w16 w16cex w16sdtdh w16sdtfl w16du wp14">
   <w:p>
     <w:pPr>
-      <w:pStyle w:val="Encabezado"/>
+      <w:pStyle w:val="Header"/>
     </w:pPr>
   </w:p>
 </w:hdr>
@@ -12335,7 +8552,7 @@
 <w:hdr xmlns:wpc="http://schemas.microsoft.com/office/word/2010/wordprocessingCanvas" xmlns:cx="http://schemas.microsoft.com/office/drawing/2014/chartex" xmlns:cx1="http://schemas.microsoft.com/office/drawing/2015/9/8/chartex" xmlns:cx2="http://schemas.microsoft.com/office/drawing/2015/10/21/chartex" xmlns:cx3="http://schemas.microsoft.com/office/drawing/2016/5/9/chartex" xmlns:cx4="http://schemas.microsoft.com/office/drawing/2016/5/10/chartex" xmlns:cx5="http://schemas.microsoft.com/office/drawing/2016/5/11/chartex" xmlns:cx6="http://schemas.microsoft.com/office/drawing/2016/5/12/chartex" xmlns:cx7="http://schemas.microsoft.com/office/drawing/2016/5/13/chartex" xmlns:cx8="http://schemas.microsoft.com/office/drawing/2016/5/14/chartex" xmlns:mc="http://schemas.openxmlformats.org/markup-compatibility/2006" xmlns:aink="http://schemas.microsoft.com/office/drawing/2016/ink" xmlns:am3d="http://schemas.microsoft.com/office/drawing/2017/model3d" xmlns:o="urn:schemas-microsoft-com:office:office" xmlns:oel="http://schemas.microsoft.com/office/2019/extlst" xmlns:r="http://schemas.openxmlformats.org/officeDocument/2006/relationships" xmlns:m="http://schemas.openxmlformats.org/officeDocument/2006/math" xmlns:v="urn:schemas-microsoft-com:vml" xmlns:wp14="http://schemas.microsoft.com/office/word/2010/wordprocessingDrawing" xmlns:wp="http://schemas.openxmlformats.org/drawingml/2006/wordprocessingDrawing" xmlns:w10="urn:schemas-microsoft-com:office:word" xmlns:w="http://schemas.openxmlformats.org/wordprocessingml/2006/main" xmlns:w14="http://schemas.microsoft.com/office/word/2010/wordml" xmlns:w15="http://schemas.microsoft.com/office/word/2012/wordml" xmlns:w16cex="http://schemas.microsoft.com/office/word/2018/wordml/cex" xmlns:w16cid="http://schemas.microsoft.com/office/word/2016/wordml/cid" xmlns:w16="http://schemas.microsoft.com/office/word/2018/wordml" xmlns:w16du="http://schemas.microsoft.com/office/word/2023/wordml/word16du" xmlns:w16sdtdh="http://schemas.microsoft.com/office/word/2020/wordml/sdtdatahash" xmlns:w16sdtfl="http://schemas.microsoft.com/office/word/2024/wordml/sdtformatlock" xmlns:w16se="http://schemas.microsoft.com/office/word/2015/wordml/symex" xmlns:wpg="http://schemas.microsoft.com/office/word/2010/wordprocessingGroup" xmlns:wpi="http://schemas.microsoft.com/office/word/2010/wordprocessingInk" xmlns:wne="http://schemas.microsoft.com/office/word/2006/wordml" xmlns:wps="http://schemas.microsoft.com/office/word/2010/wordprocessingShape" mc:Ignorable="w14 w15 w16se w16cid w16 w16cex w16sdtdh w16sdtfl w16du wp14">
   <w:p>
     <w:pPr>
-      <w:pStyle w:val="Encabezado"/>
+      <w:pStyle w:val="Header"/>
     </w:pPr>
   </w:p>
 </w:hdr>
@@ -12345,7 +8562,7 @@
 <w:hdr xmlns:wpc="http://schemas.microsoft.com/office/word/2010/wordprocessingCanvas" xmlns:cx="http://schemas.microsoft.com/office/drawing/2014/chartex" xmlns:cx1="http://schemas.microsoft.com/office/drawing/2015/9/8/chartex" xmlns:cx2="http://schemas.microsoft.com/office/drawing/2015/10/21/chartex" xmlns:cx3="http://schemas.microsoft.com/office/drawing/2016/5/9/chartex" xmlns:cx4="http://schemas.microsoft.com/office/drawing/2016/5/10/chartex" xmlns:cx5="http://schemas.microsoft.com/office/drawing/2016/5/11/chartex" xmlns:cx6="http://schemas.microsoft.com/office/drawing/2016/5/12/chartex" xmlns:cx7="http://schemas.microsoft.com/office/drawing/2016/5/13/chartex" xmlns:cx8="http://schemas.microsoft.com/office/drawing/2016/5/14/chartex" xmlns:mc="http://schemas.openxmlformats.org/markup-compatibility/2006" xmlns:aink="http://schemas.microsoft.com/office/drawing/2016/ink" xmlns:am3d="http://schemas.microsoft.com/office/drawing/2017/model3d" xmlns:o="urn:schemas-microsoft-com:office:office" xmlns:oel="http://schemas.microsoft.com/office/2019/extlst" xmlns:r="http://schemas.openxmlformats.org/officeDocument/2006/relationships" xmlns:m="http://schemas.openxmlformats.org/officeDocument/2006/math" xmlns:v="urn:schemas-microsoft-com:vml" xmlns:wp14="http://schemas.microsoft.com/office/word/2010/wordprocessingDrawing" xmlns:wp="http://schemas.openxmlformats.org/drawingml/2006/wordprocessingDrawing" xmlns:w10="urn:schemas-microsoft-com:office:word" xmlns:w="http://schemas.openxmlformats.org/wordprocessingml/2006/main" xmlns:w14="http://schemas.microsoft.com/office/word/2010/wordml" xmlns:w15="http://schemas.microsoft.com/office/word/2012/wordml" xmlns:w16cex="http://schemas.microsoft.com/office/word/2018/wordml/cex" xmlns:w16cid="http://schemas.microsoft.com/office/word/2016/wordml/cid" xmlns:w16="http://schemas.microsoft.com/office/word/2018/wordml" xmlns:w16du="http://schemas.microsoft.com/office/word/2023/wordml/word16du" xmlns:w16sdtdh="http://schemas.microsoft.com/office/word/2020/wordml/sdtdatahash" xmlns:w16sdtfl="http://schemas.microsoft.com/office/word/2024/wordml/sdtformatlock" xmlns:w16se="http://schemas.microsoft.com/office/word/2015/wordml/symex" xmlns:wpg="http://schemas.microsoft.com/office/word/2010/wordprocessingGroup" xmlns:wpi="http://schemas.microsoft.com/office/word/2010/wordprocessingInk" xmlns:wne="http://schemas.microsoft.com/office/word/2006/wordml" xmlns:wps="http://schemas.microsoft.com/office/word/2010/wordprocessingShape" mc:Ignorable="w14 w15 w16se w16cid w16 w16cex w16sdtdh w16sdtfl w16du wp14">
   <w:p>
     <w:pPr>
-      <w:pStyle w:val="Encabezado"/>
+      <w:pStyle w:val="Header"/>
     </w:pPr>
   </w:p>
 </w:hdr>
@@ -12360,7 +8577,7 @@
     <w:lvl w:ilvl="0">
       <w:start w:val="1"/>
       <w:numFmt w:val="bullet"/>
-      <w:pStyle w:val="Listaconvietas2"/>
+      <w:pStyle w:val="ListBullet2"/>
       <w:lvlText w:val=""/>
       <w:lvlJc w:val="left"/>
       <w:pPr>
@@ -12381,7 +8598,7 @@
     <w:lvl w:ilvl="0">
       <w:start w:val="1"/>
       <w:numFmt w:val="decimal"/>
-      <w:pStyle w:val="Listaconnmeros"/>
+      <w:pStyle w:val="ListNumber"/>
       <w:lvlText w:val="%1."/>
       <w:lvlJc w:val="left"/>
       <w:pPr>
@@ -12399,7 +8616,7 @@
     <w:lvl w:ilvl="0">
       <w:start w:val="1"/>
       <w:numFmt w:val="bullet"/>
-      <w:pStyle w:val="Listaconvietas"/>
+      <w:pStyle w:val="ListBullet"/>
       <w:lvlText w:val=""/>
       <w:lvlJc w:val="left"/>
       <w:pPr>
@@ -13039,7 +9256,7 @@
     <w:name w:val="Normal"/>
     <w:qFormat/>
   </w:style>
-  <w:style w:type="paragraph" w:styleId="Ttulo1">
+  <w:style w:type="paragraph" w:styleId="Heading1">
     <w:name w:val="heading 1"/>
     <w:basedOn w:val="Normal"/>
     <w:next w:val="Normal"/>
@@ -13058,7 +9275,7 @@
       <w:szCs w:val="48"/>
     </w:rPr>
   </w:style>
-  <w:style w:type="paragraph" w:styleId="Ttulo2">
+  <w:style w:type="paragraph" w:styleId="Heading2">
     <w:name w:val="heading 2"/>
     <w:basedOn w:val="Normal"/>
     <w:next w:val="Normal"/>
@@ -13079,7 +9296,7 @@
       <w:szCs w:val="36"/>
     </w:rPr>
   </w:style>
-  <w:style w:type="paragraph" w:styleId="Ttulo3">
+  <w:style w:type="paragraph" w:styleId="Heading3">
     <w:name w:val="heading 3"/>
     <w:basedOn w:val="Normal"/>
     <w:next w:val="Normal"/>
@@ -13100,7 +9317,7 @@
       <w:szCs w:val="28"/>
     </w:rPr>
   </w:style>
-  <w:style w:type="paragraph" w:styleId="Ttulo4">
+  <w:style w:type="paragraph" w:styleId="Heading4">
     <w:name w:val="heading 4"/>
     <w:basedOn w:val="Normal"/>
     <w:next w:val="Normal"/>
@@ -13121,7 +9338,7 @@
       <w:szCs w:val="24"/>
     </w:rPr>
   </w:style>
-  <w:style w:type="paragraph" w:styleId="Ttulo5">
+  <w:style w:type="paragraph" w:styleId="Heading5">
     <w:name w:val="heading 5"/>
     <w:basedOn w:val="Normal"/>
     <w:next w:val="Normal"/>
@@ -13140,7 +9357,7 @@
       <w:bCs/>
     </w:rPr>
   </w:style>
-  <w:style w:type="paragraph" w:styleId="Ttulo6">
+  <w:style w:type="paragraph" w:styleId="Heading6">
     <w:name w:val="heading 6"/>
     <w:basedOn w:val="Normal"/>
     <w:next w:val="Normal"/>
@@ -13161,13 +9378,13 @@
       <w:szCs w:val="20"/>
     </w:rPr>
   </w:style>
-  <w:style w:type="character" w:default="1" w:styleId="Fuentedeprrafopredeter">
+  <w:style w:type="character" w:default="1" w:styleId="DefaultParagraphFont">
     <w:name w:val="Default Paragraph Font"/>
     <w:uiPriority w:val="1"/>
     <w:semiHidden/>
     <w:unhideWhenUsed/>
   </w:style>
-  <w:style w:type="table" w:default="1" w:styleId="Tablanormal">
+  <w:style w:type="table" w:default="1" w:styleId="TableNormal">
     <w:name w:val="Normal Table"/>
     <w:uiPriority w:val="99"/>
     <w:semiHidden/>
@@ -13182,13 +9399,13 @@
       </w:tblCellMar>
     </w:tblPr>
   </w:style>
-  <w:style w:type="numbering" w:default="1" w:styleId="Sinlista">
+  <w:style w:type="numbering" w:default="1" w:styleId="NoList">
     <w:name w:val="No List"/>
     <w:uiPriority w:val="99"/>
     <w:semiHidden/>
     <w:unhideWhenUsed/>
   </w:style>
-  <w:style w:type="table" w:customStyle="1" w:styleId="TableNormal">
+  <w:style w:type="table" w:customStyle="1" w:styleId="TableNormal0">
     <w:name w:val="TableNormal"/>
     <w:tblPr>
       <w:tblCellMar>
@@ -13199,7 +9416,7 @@
       </w:tblCellMar>
     </w:tblPr>
   </w:style>
-  <w:style w:type="paragraph" w:styleId="Ttulo">
+  <w:style w:type="paragraph" w:styleId="Title">
     <w:name w:val="Title"/>
     <w:basedOn w:val="Normal"/>
     <w:next w:val="Normal"/>
@@ -13217,7 +9434,7 @@
       <w:szCs w:val="72"/>
     </w:rPr>
   </w:style>
-  <w:style w:type="table" w:customStyle="1" w:styleId="TableNormal0">
+  <w:style w:type="table" w:customStyle="1" w:styleId="TableNormal1">
     <w:name w:val="TableNormal"/>
     <w:tblPr>
       <w:tblCellMar>
@@ -13229,34 +9446,34 @@
     </w:tblPr>
   </w:style>
   <w:style w:type="table" w:customStyle="1" w:styleId="a">
-    <w:basedOn w:val="TableNormal0"/>
+    <w:basedOn w:val="TableNormal1"/>
     <w:tblPr>
       <w:tblStyleRowBandSize w:val="1"/>
       <w:tblStyleColBandSize w:val="1"/>
     </w:tblPr>
   </w:style>
   <w:style w:type="table" w:customStyle="1" w:styleId="a0">
-    <w:basedOn w:val="TableNormal0"/>
+    <w:basedOn w:val="TableNormal1"/>
     <w:tblPr>
       <w:tblStyleRowBandSize w:val="1"/>
       <w:tblStyleColBandSize w:val="1"/>
     </w:tblPr>
   </w:style>
   <w:style w:type="table" w:customStyle="1" w:styleId="a1">
-    <w:basedOn w:val="TableNormal0"/>
+    <w:basedOn w:val="TableNormal1"/>
     <w:tblPr>
       <w:tblStyleRowBandSize w:val="1"/>
       <w:tblStyleColBandSize w:val="1"/>
     </w:tblPr>
   </w:style>
   <w:style w:type="table" w:customStyle="1" w:styleId="a2">
-    <w:basedOn w:val="TableNormal0"/>
+    <w:basedOn w:val="TableNormal1"/>
     <w:tblPr>
       <w:tblStyleRowBandSize w:val="1"/>
       <w:tblStyleColBandSize w:val="1"/>
     </w:tblPr>
   </w:style>
-  <w:style w:type="paragraph" w:styleId="Subttulo">
+  <w:style w:type="paragraph" w:styleId="Subtitle">
     <w:name w:val="Subtitle"/>
     <w:basedOn w:val="Normal"/>
     <w:next w:val="Normal"/>
@@ -13277,36 +9494,36 @@
     </w:rPr>
   </w:style>
   <w:style w:type="table" w:customStyle="1" w:styleId="a3">
-    <w:basedOn w:val="TableNormal0"/>
+    <w:basedOn w:val="TableNormal1"/>
     <w:tblPr>
       <w:tblStyleRowBandSize w:val="1"/>
       <w:tblStyleColBandSize w:val="1"/>
     </w:tblPr>
   </w:style>
   <w:style w:type="table" w:customStyle="1" w:styleId="a4">
-    <w:basedOn w:val="TableNormal0"/>
+    <w:basedOn w:val="TableNormal1"/>
     <w:tblPr>
       <w:tblStyleRowBandSize w:val="1"/>
       <w:tblStyleColBandSize w:val="1"/>
     </w:tblPr>
   </w:style>
   <w:style w:type="table" w:customStyle="1" w:styleId="a5">
-    <w:basedOn w:val="TableNormal0"/>
+    <w:basedOn w:val="TableNormal1"/>
     <w:tblPr>
       <w:tblStyleRowBandSize w:val="1"/>
       <w:tblStyleColBandSize w:val="1"/>
     </w:tblPr>
   </w:style>
   <w:style w:type="table" w:customStyle="1" w:styleId="a6">
-    <w:basedOn w:val="TableNormal0"/>
+    <w:basedOn w:val="TableNormal1"/>
     <w:tblPr>
       <w:tblStyleRowBandSize w:val="1"/>
       <w:tblStyleColBandSize w:val="1"/>
     </w:tblPr>
   </w:style>
-  <w:style w:type="character" w:styleId="Refdecomentario">
+  <w:style w:type="character" w:styleId="CommentReference">
     <w:name w:val="annotation reference"/>
-    <w:basedOn w:val="Fuentedeprrafopredeter"/>
+    <w:basedOn w:val="DefaultParagraphFont"/>
     <w:uiPriority w:val="99"/>
     <w:semiHidden/>
     <w:unhideWhenUsed/>
@@ -13316,10 +9533,10 @@
       <w:szCs w:val="16"/>
     </w:rPr>
   </w:style>
-  <w:style w:type="paragraph" w:styleId="Textocomentario">
+  <w:style w:type="paragraph" w:styleId="CommentText">
     <w:name w:val="annotation text"/>
     <w:basedOn w:val="Normal"/>
-    <w:link w:val="TextocomentarioCar"/>
+    <w:link w:val="CommentTextChar"/>
     <w:uiPriority w:val="99"/>
     <w:unhideWhenUsed/>
     <w:rsid w:val="00914B72"/>
@@ -13331,10 +9548,10 @@
       <w:szCs w:val="20"/>
     </w:rPr>
   </w:style>
-  <w:style w:type="character" w:customStyle="1" w:styleId="TextocomentarioCar">
-    <w:name w:val="Texto comentario Car"/>
-    <w:basedOn w:val="Fuentedeprrafopredeter"/>
-    <w:link w:val="Textocomentario"/>
+  <w:style w:type="character" w:customStyle="1" w:styleId="CommentTextChar">
+    <w:name w:val="Comment Text Char"/>
+    <w:basedOn w:val="DefaultParagraphFont"/>
+    <w:link w:val="CommentText"/>
     <w:uiPriority w:val="99"/>
     <w:rsid w:val="00914B72"/>
     <w:rPr>
@@ -13342,11 +9559,11 @@
       <w:szCs w:val="20"/>
     </w:rPr>
   </w:style>
-  <w:style w:type="paragraph" w:styleId="Asuntodelcomentario">
+  <w:style w:type="paragraph" w:styleId="CommentSubject">
     <w:name w:val="annotation subject"/>
-    <w:basedOn w:val="Textocomentario"/>
-    <w:next w:val="Textocomentario"/>
-    <w:link w:val="AsuntodelcomentarioCar"/>
+    <w:basedOn w:val="CommentText"/>
+    <w:next w:val="CommentText"/>
+    <w:link w:val="CommentSubjectChar"/>
     <w:uiPriority w:val="99"/>
     <w:semiHidden/>
     <w:unhideWhenUsed/>
@@ -13356,10 +9573,10 @@
       <w:bCs/>
     </w:rPr>
   </w:style>
-  <w:style w:type="character" w:customStyle="1" w:styleId="AsuntodelcomentarioCar">
-    <w:name w:val="Asunto del comentario Car"/>
-    <w:basedOn w:val="TextocomentarioCar"/>
-    <w:link w:val="Asuntodelcomentario"/>
+  <w:style w:type="character" w:customStyle="1" w:styleId="CommentSubjectChar">
+    <w:name w:val="Comment Subject Char"/>
+    <w:basedOn w:val="CommentTextChar"/>
+    <w:link w:val="CommentSubject"/>
     <w:uiPriority w:val="99"/>
     <w:semiHidden/>
     <w:rsid w:val="00914B72"/>
@@ -13370,10 +9587,10 @@
       <w:szCs w:val="20"/>
     </w:rPr>
   </w:style>
-  <w:style w:type="paragraph" w:styleId="Encabezado">
+  <w:style w:type="paragraph" w:styleId="Header">
     <w:name w:val="header"/>
     <w:basedOn w:val="Normal"/>
-    <w:link w:val="EncabezadoCar"/>
+    <w:link w:val="HeaderChar"/>
     <w:uiPriority w:val="99"/>
     <w:unhideWhenUsed/>
     <w:rsid w:val="005F31A2"/>
@@ -13385,17 +9602,17 @@
       <w:spacing w:line="240" w:lineRule="auto"/>
     </w:pPr>
   </w:style>
-  <w:style w:type="character" w:customStyle="1" w:styleId="EncabezadoCar">
-    <w:name w:val="Encabezado Car"/>
-    <w:basedOn w:val="Fuentedeprrafopredeter"/>
-    <w:link w:val="Encabezado"/>
+  <w:style w:type="character" w:customStyle="1" w:styleId="HeaderChar">
+    <w:name w:val="Header Char"/>
+    <w:basedOn w:val="DefaultParagraphFont"/>
+    <w:link w:val="Header"/>
     <w:uiPriority w:val="99"/>
     <w:rsid w:val="005F31A2"/>
   </w:style>
-  <w:style w:type="paragraph" w:styleId="Piedepgina">
+  <w:style w:type="paragraph" w:styleId="Footer">
     <w:name w:val="footer"/>
     <w:basedOn w:val="Normal"/>
-    <w:link w:val="PiedepginaCar"/>
+    <w:link w:val="FooterChar"/>
     <w:uiPriority w:val="99"/>
     <w:unhideWhenUsed/>
     <w:rsid w:val="005F31A2"/>
@@ -13407,14 +9624,14 @@
       <w:spacing w:line="240" w:lineRule="auto"/>
     </w:pPr>
   </w:style>
-  <w:style w:type="character" w:customStyle="1" w:styleId="PiedepginaCar">
-    <w:name w:val="Pie de página Car"/>
-    <w:basedOn w:val="Fuentedeprrafopredeter"/>
-    <w:link w:val="Piedepgina"/>
+  <w:style w:type="character" w:customStyle="1" w:styleId="FooterChar">
+    <w:name w:val="Footer Char"/>
+    <w:basedOn w:val="DefaultParagraphFont"/>
+    <w:link w:val="Footer"/>
     <w:uiPriority w:val="99"/>
     <w:rsid w:val="005F31A2"/>
   </w:style>
-  <w:style w:type="paragraph" w:styleId="Listaconvietas">
+  <w:style w:type="paragraph" w:styleId="ListBullet">
     <w:name w:val="List Bullet"/>
     <w:basedOn w:val="Normal"/>
     <w:uiPriority w:val="99"/>
@@ -13427,7 +9644,7 @@
       <w:contextualSpacing/>
     </w:pPr>
   </w:style>
-  <w:style w:type="paragraph" w:styleId="Listaconvietas2">
+  <w:style w:type="paragraph" w:styleId="ListBullet2">
     <w:name w:val="List Bullet 2"/>
     <w:basedOn w:val="Normal"/>
     <w:uiPriority w:val="99"/>
@@ -13440,7 +9657,7 @@
       <w:contextualSpacing/>
     </w:pPr>
   </w:style>
-  <w:style w:type="paragraph" w:styleId="Listaconnmeros">
+  <w:style w:type="paragraph" w:styleId="ListNumber">
     <w:name w:val="List Number"/>
     <w:basedOn w:val="Normal"/>
     <w:uiPriority w:val="99"/>
@@ -13453,7 +9670,7 @@
       <w:contextualSpacing/>
     </w:pPr>
   </w:style>
-  <w:style w:type="paragraph" w:styleId="Prrafodelista">
+  <w:style w:type="paragraph" w:styleId="ListParagraph">
     <w:name w:val="List Paragraph"/>
     <w:basedOn w:val="Normal"/>
     <w:uiPriority w:val="34"/>
@@ -13464,9 +9681,9 @@
       <w:contextualSpacing/>
     </w:pPr>
   </w:style>
-  <w:style w:type="character" w:styleId="Hipervnculo">
+  <w:style w:type="character" w:styleId="Hyperlink">
     <w:name w:val="Hyperlink"/>
-    <w:basedOn w:val="Fuentedeprrafopredeter"/>
+    <w:basedOn w:val="DefaultParagraphFont"/>
     <w:uiPriority w:val="99"/>
     <w:unhideWhenUsed/>
     <w:rsid w:val="00550C8C"/>
@@ -13475,9 +9692,9 @@
       <w:u w:val="single"/>
     </w:rPr>
   </w:style>
-  <w:style w:type="character" w:styleId="Mencinsinresolver">
+  <w:style w:type="character" w:styleId="UnresolvedMention">
     <w:name w:val="Unresolved Mention"/>
-    <w:basedOn w:val="Fuentedeprrafopredeter"/>
+    <w:basedOn w:val="DefaultParagraphFont"/>
     <w:uiPriority w:val="99"/>
     <w:semiHidden/>
     <w:unhideWhenUsed/>
@@ -13812,7 +10029,7 @@
 
 <file path=word/webextensions/taskpanes.xml><?xml version="1.0" encoding="utf-8"?>
 <wetp:taskpanes xmlns:wetp="http://schemas.microsoft.com/office/webextensions/taskpanes/2010/11">
-  <wetp:taskpane dockstate="right" visibility="0" width="350" row="1">
+  <wetp:taskpane dockstate="right" visibility="0" width="625" row="1">
     <wetp:webextensionref xmlns:r="http://schemas.openxmlformats.org/officeDocument/2006/relationships" r:id="rId1"/>
   </wetp:taskpane>
 </wetp:taskpanes>
@@ -13833,28 +10050,28 @@
 </file>
 
 <file path=customXml/item1.xml><?xml version="1.0" encoding="utf-8"?>
-<b:Sources xmlns:b="http://schemas.openxmlformats.org/officeDocument/2006/bibliography" xmlns="http://schemas.openxmlformats.org/officeDocument/2006/bibliography" SelectedStyle="\APASixthEditionOfficeOnline.xsl" StyleName="APA" Version="6"/>
-</file>
-
-<file path=customXml/item2.xml><?xml version="1.0" encoding="utf-8"?>
 <go:gDocsCustomXmlDataStorage xmlns:go="http://customooxmlschemas.google.com/" xmlns:r="http://schemas.openxmlformats.org/officeDocument/2006/relationships" uri="GoogleDocsCustomDataVersion2">
   <go:docsCustomData xmlns:go="http://customooxmlschemas.google.com/" roundtripDataSignature="AMtx7mjiPToPaI9PqYT6ySQlvx7t33ijtA==">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</go:docsCustomData>
 </go:gDocsCustomXmlDataStorage>
 </file>
 
-<file path=customXml/itemProps1.xml><?xml version="1.0" encoding="utf-8"?>
-<ds:datastoreItem xmlns:ds="http://schemas.openxmlformats.org/officeDocument/2006/customXml" ds:itemID="{1E1E4DF4-C5E7-4814-AEF0-470220A80B93}">
-  <ds:schemaRefs>
-    <ds:schemaRef ds:uri="http://schemas.openxmlformats.org/officeDocument/2006/bibliography"/>
-  </ds:schemaRefs>
-</ds:datastoreItem>
+<file path=customXml/item2.xml><?xml version="1.0" encoding="utf-8"?>
+<b:Sources xmlns:b="http://schemas.openxmlformats.org/officeDocument/2006/bibliography" xmlns="http://schemas.openxmlformats.org/officeDocument/2006/bibliography" SelectedStyle="\APASixthEditionOfficeOnline.xsl" StyleName="APA" Version="6"/>
 </file>
 
-<file path=customXml/itemProps2.xml><?xml version="1.0" encoding="utf-8"?>
+<file path=customXml/itemProps1.xml><?xml version="1.0" encoding="utf-8"?>
 <ds:datastoreItem xmlns:ds="http://schemas.openxmlformats.org/officeDocument/2006/customXml" ds:itemID="{11111111-1234-1234-1234-123412341234}">
   <ds:schemaRefs>
     <ds:schemaRef ds:uri="http://customooxmlschemas.google.com/"/>
     <ds:schemaRef ds:uri="http://schemas.openxmlformats.org/officeDocument/2006/relationships"/>
   </ds:schemaRefs>
 </ds:datastoreItem>
+</file>
+
+<file path=customXml/itemProps2.xml><?xml version="1.0" encoding="utf-8"?>
+<ds:datastoreItem xmlns:ds="http://schemas.openxmlformats.org/officeDocument/2006/customXml" ds:itemID="{1E1E4DF4-C5E7-4814-AEF0-470220A80B93}">
+  <ds:schemaRefs>
+    <ds:schemaRef ds:uri="http://schemas.openxmlformats.org/officeDocument/2006/bibliography"/>
+  </ds:schemaRefs>
+</ds:datastoreItem>
 </file>
--- a/Caso Técnico_ Sistema de Análisis Inteligente para Operaciones Rappi.docx
+++ b/Caso Técnico_ Sistema de Análisis Inteligente para Operaciones Rappi.docx
@@ -380,7 +380,6 @@
         <w:t xml:space="preserve"> </w:t>
       </w:r>
       <w:commentRangeStart w:id="4"/>
-      <w:commentRangeStart w:id="5"/>
       <w:r>
         <w:rPr>
           <w:color w:val="000000"/>
@@ -398,17 +397,6 @@
           <w:lang w:val="es-AR"/>
         </w:rPr>
         <w:commentReference w:id="4"/>
-      </w:r>
-      <w:commentRangeEnd w:id="5"/>
-      <w:r>
-        <w:rPr>
-          <w:rStyle w:val="CommentReference"/>
-          <w:color w:val="000000"/>
-          <w:sz w:val="22"/>
-          <w:szCs w:val="22"/>
-          <w:lang w:val="es-AR"/>
-        </w:rPr>
-        <w:commentReference w:id="5"/>
       </w:r>
     </w:p>
     <w:p>
@@ -456,12 +444,36 @@
         </w:rPr>
         <w:t xml:space="preserve">: </w:t>
       </w:r>
+      <w:commentRangeStart w:id="5"/>
+      <w:commentRangeStart w:id="6"/>
       <w:r>
         <w:rPr>
           <w:color w:val="000000"/>
           <w:lang w:val="es-AR"/>
         </w:rPr>
         <w:t xml:space="preserve">Cada semana los equipos dedican horas a identificar zonas con problemas, oportunidades de crecimiento y anomalías operacionales </w:t>
+      </w:r>
+      <w:commentRangeEnd w:id="5"/>
+      <w:r>
+        <w:rPr>
+          <w:rStyle w:val="CommentReference"/>
+          <w:color w:val="000000"/>
+          <w:sz w:val="22"/>
+          <w:szCs w:val="22"/>
+          <w:lang w:val="es-AR"/>
+        </w:rPr>
+        <w:commentReference w:id="5"/>
+      </w:r>
+      <w:commentRangeEnd w:id="6"/>
+      <w:r>
+        <w:rPr>
+          <w:rStyle w:val="CommentReference"/>
+          <w:color w:val="000000"/>
+          <w:sz w:val="22"/>
+          <w:szCs w:val="22"/>
+          <w:lang w:val="es-AR"/>
+        </w:rPr>
+        <w:commentReference w:id="6"/>
       </w:r>
     </w:p>
     <w:p>
@@ -690,7 +702,42 @@
           <w:color w:val="000000"/>
           <w:lang w:val="es-AR"/>
         </w:rPr>
-        <w:t xml:space="preserve">● Preguntas de filtrado: "¿Cuáles son las 5 zonas con mayor % Lead Penetration esta semana?" </w:t>
+        <w:t xml:space="preserve">● </w:t>
+      </w:r>
+      <w:r>
+        <w:rPr>
+          <w:color w:val="000000"/>
+          <w:highlight w:val="yellow"/>
+          <w:lang w:val="es-AR"/>
+        </w:rPr>
+        <w:t xml:space="preserve">Preguntas de filtrado: </w:t>
+      </w:r>
+      <w:commentRangeStart w:id="7"/>
+      <w:r>
+        <w:rPr>
+          <w:color w:val="000000"/>
+          <w:highlight w:val="yellow"/>
+          <w:lang w:val="es-AR"/>
+        </w:rPr>
+        <w:t>"¿Cuáles son las 5 zonas con mayor % Lead Penetration esta semana?"</w:t>
+      </w:r>
+      <w:r>
+        <w:rPr>
+          <w:color w:val="000000"/>
+          <w:lang w:val="es-AR"/>
+        </w:rPr>
+        <w:t xml:space="preserve"> </w:t>
+      </w:r>
+      <w:commentRangeEnd w:id="7"/>
+      <w:r>
+        <w:rPr>
+          <w:rStyle w:val="CommentReference"/>
+          <w:color w:val="000000"/>
+          <w:sz w:val="22"/>
+          <w:szCs w:val="22"/>
+          <w:lang w:val="es-AR"/>
+        </w:rPr>
+        <w:commentReference w:id="7"/>
       </w:r>
     </w:p>
     <w:p>
@@ -715,7 +762,51 @@
           <w:color w:val="000000"/>
           <w:lang w:val="es-AR"/>
         </w:rPr>
-        <w:t xml:space="preserve">● Comparaciones: "Compara el Perfect Order entre zonas Wealthy y Non Wealthy en México" </w:t>
+        <w:t>● Comparaciones</w:t>
+      </w:r>
+      <w:r>
+        <w:rPr>
+          <w:color w:val="000000"/>
+          <w:highlight w:val="yellow"/>
+          <w:lang w:val="es-AR"/>
+        </w:rPr>
+        <w:t xml:space="preserve">: "Compara el Perfect Order entre zonas Wealthy y Non Wealthy en </w:t>
+      </w:r>
+      <w:commentRangeStart w:id="8"/>
+      <w:r>
+        <w:rPr>
+          <w:color w:val="000000"/>
+          <w:highlight w:val="yellow"/>
+          <w:lang w:val="es-AR"/>
+        </w:rPr>
+        <w:t>México</w:t>
+      </w:r>
+      <w:commentRangeEnd w:id="8"/>
+      <w:r>
+        <w:rPr>
+          <w:rStyle w:val="CommentReference"/>
+          <w:color w:val="000000"/>
+          <w:sz w:val="22"/>
+          <w:szCs w:val="22"/>
+          <w:highlight w:val="yellow"/>
+          <w:lang w:val="es-AR"/>
+        </w:rPr>
+        <w:commentReference w:id="8"/>
+      </w:r>
+      <w:r>
+        <w:rPr>
+          <w:color w:val="000000"/>
+          <w:highlight w:val="yellow"/>
+          <w:lang w:val="es-AR"/>
+        </w:rPr>
+        <w:t>"</w:t>
+      </w:r>
+      <w:r>
+        <w:rPr>
+          <w:color w:val="000000"/>
+          <w:lang w:val="es-AR"/>
+        </w:rPr>
+        <w:t xml:space="preserve"> </w:t>
       </w:r>
     </w:p>
     <w:p>
@@ -740,7 +831,51 @@
           <w:color w:val="000000"/>
           <w:lang w:val="es-AR"/>
         </w:rPr>
-        <w:t xml:space="preserve">● Tendencias temporales: "Muestra la evolución de Gross Profit UE en Chapinero últimas 8 semanas" </w:t>
+        <w:t xml:space="preserve">● Tendencias temporales: </w:t>
+      </w:r>
+      <w:r>
+        <w:rPr>
+          <w:color w:val="000000"/>
+          <w:highlight w:val="yellow"/>
+          <w:lang w:val="es-AR"/>
+        </w:rPr>
+        <w:t xml:space="preserve">"Muestra la evolución de Gross Profit UE en Chapinero últimas 8 </w:t>
+      </w:r>
+      <w:commentRangeStart w:id="9"/>
+      <w:r>
+        <w:rPr>
+          <w:color w:val="000000"/>
+          <w:highlight w:val="yellow"/>
+          <w:lang w:val="es-AR"/>
+        </w:rPr>
+        <w:t>semanas</w:t>
+      </w:r>
+      <w:commentRangeEnd w:id="9"/>
+      <w:r>
+        <w:rPr>
+          <w:rStyle w:val="CommentReference"/>
+          <w:color w:val="000000"/>
+          <w:sz w:val="22"/>
+          <w:szCs w:val="22"/>
+          <w:highlight w:val="yellow"/>
+          <w:lang w:val="es-AR"/>
+        </w:rPr>
+        <w:commentReference w:id="9"/>
+      </w:r>
+      <w:r>
+        <w:rPr>
+          <w:color w:val="000000"/>
+          <w:highlight w:val="yellow"/>
+          <w:lang w:val="es-AR"/>
+        </w:rPr>
+        <w:t>"</w:t>
+      </w:r>
+      <w:r>
+        <w:rPr>
+          <w:color w:val="000000"/>
+          <w:lang w:val="es-AR"/>
+        </w:rPr>
+        <w:t xml:space="preserve"> </w:t>
       </w:r>
     </w:p>
     <w:p>
@@ -765,7 +900,44 @@
           <w:color w:val="000000"/>
           <w:lang w:val="es-AR"/>
         </w:rPr>
-        <w:t>● Agregaciones: "¿Cuál es el promedio de Lead Penetration por país?"</w:t>
+        <w:t xml:space="preserve">● Agregaciones: </w:t>
+      </w:r>
+      <w:r>
+        <w:rPr>
+          <w:color w:val="000000"/>
+          <w:highlight w:val="yellow"/>
+          <w:lang w:val="es-AR"/>
+        </w:rPr>
+        <w:t xml:space="preserve">"¿Cuál es el promedio de Lead Penetration por </w:t>
+      </w:r>
+      <w:commentRangeStart w:id="10"/>
+      <w:r>
+        <w:rPr>
+          <w:color w:val="000000"/>
+          <w:highlight w:val="yellow"/>
+          <w:lang w:val="es-AR"/>
+        </w:rPr>
+        <w:t>país</w:t>
+      </w:r>
+      <w:commentRangeEnd w:id="10"/>
+      <w:r>
+        <w:rPr>
+          <w:rStyle w:val="CommentReference"/>
+          <w:color w:val="000000"/>
+          <w:sz w:val="22"/>
+          <w:szCs w:val="22"/>
+          <w:highlight w:val="yellow"/>
+          <w:lang w:val="es-AR"/>
+        </w:rPr>
+        <w:commentReference w:id="10"/>
+      </w:r>
+      <w:r>
+        <w:rPr>
+          <w:color w:val="000000"/>
+          <w:highlight w:val="yellow"/>
+          <w:lang w:val="es-AR"/>
+        </w:rPr>
+        <w:t>?"</w:t>
       </w:r>
     </w:p>
     <w:p>
@@ -790,15 +962,43 @@
           <w:color w:val="000000"/>
           <w:lang w:val="es-AR"/>
         </w:rPr>
-        <w:t xml:space="preserve">● Análisis multivariable: "¿Qué zonas tienen alto Lead Penetration pero bajo Perfect </w:t>
-      </w:r>
-      <w:r>
-        <w:rPr>
-          <w:color w:val="000000"/>
+        <w:t xml:space="preserve">● </w:t>
+      </w:r>
+      <w:r>
+        <w:rPr>
+          <w:color w:val="000000"/>
+          <w:highlight w:val="yellow"/>
+          <w:lang w:val="es-AR"/>
+        </w:rPr>
+        <w:t xml:space="preserve">Análisis multivariable: "¿Qué zonas tienen alto Lead Penetration pero bajo Perfect </w:t>
+      </w:r>
+      <w:commentRangeStart w:id="11"/>
+      <w:r>
+        <w:rPr>
+          <w:color w:val="000000"/>
+          <w:highlight w:val="yellow"/>
           <w:lang w:val="es-AR"/>
         </w:rPr>
         <w:lastRenderedPageBreak/>
-        <w:t xml:space="preserve">Order?" </w:t>
+        <w:t>Order</w:t>
+      </w:r>
+      <w:commentRangeEnd w:id="11"/>
+      <w:r>
+        <w:rPr>
+          <w:rStyle w:val="CommentReference"/>
+          <w:color w:val="000000"/>
+          <w:sz w:val="22"/>
+          <w:szCs w:val="22"/>
+          <w:lang w:val="es-AR"/>
+        </w:rPr>
+        <w:commentReference w:id="11"/>
+      </w:r>
+      <w:r>
+        <w:rPr>
+          <w:color w:val="000000"/>
+          <w:lang w:val="es-AR"/>
+        </w:rPr>
+        <w:t xml:space="preserve">?" </w:t>
       </w:r>
     </w:p>
     <w:p>
@@ -826,7 +1026,14 @@
           <w:color w:val="000000"/>
           <w:lang w:val="es-AR"/>
         </w:rPr>
-        <w:t xml:space="preserve">● Preguntas de inferencia: ¿ </w:t>
+        <w:t xml:space="preserve">● Preguntas de inferencia: </w:t>
+      </w:r>
+      <w:r>
+        <w:rPr>
+          <w:color w:val="000000"/>
+          <w:lang w:val="es-AR"/>
+        </w:rPr>
+        <w:t>¿cuáles</w:t>
       </w:r>
       <w:r>
         <w:rPr>
@@ -837,7 +1044,7 @@
           <w:highlight w:val="white"/>
           <w:lang w:val="es-AR"/>
         </w:rPr>
-        <w:t>cuáles son las zonas que más crecen en órdenes en las</w:t>
+        <w:t xml:space="preserve"> son las zonas que más crecen en órdenes en las</w:t>
       </w:r>
       <w:r>
         <w:rPr>
@@ -890,6 +1097,9 @@
       </w:pPr>
       <w:sdt>
         <w:sdtPr>
+          <w:rPr>
+            <w:highlight w:val="yellow"/>
+          </w:rPr>
           <w:tag w:val="goog_rdk_1"/>
           <w:id w:val="-479611136"/>
         </w:sdtPr>
@@ -898,17 +1108,20 @@
             <w:rPr>
               <w:rFonts w:ascii="Arial Unicode MS" w:eastAsia="Arial Unicode MS" w:hAnsi="Arial Unicode MS" w:cs="Arial Unicode MS"/>
               <w:color w:val="000000"/>
+              <w:highlight w:val="yellow"/>
               <w:lang w:val="es-AR"/>
             </w:rPr>
             <w:t xml:space="preserve">✅ </w:t>
           </w:r>
         </w:sdtContent>
       </w:sdt>
-      <w:r>
-        <w:rPr>
-          <w:b/>
-          <w:bCs/>
-          <w:color w:val="000000"/>
+      <w:commentRangeStart w:id="12"/>
+      <w:r>
+        <w:rPr>
+          <w:b/>
+          <w:bCs/>
+          <w:color w:val="000000"/>
+          <w:highlight w:val="yellow"/>
           <w:lang w:val="es-AR"/>
         </w:rPr>
         <w:t xml:space="preserve">Manejo de contexto: </w:t>
@@ -916,9 +1129,28 @@
       <w:r>
         <w:rPr>
           <w:color w:val="000000"/>
-          <w:lang w:val="es-AR"/>
-        </w:rPr>
-        <w:t xml:space="preserve">El bot debe entender el contexto de negocio (ejemplo: si preguntan por "zonas problemáticas", debe inferir que son aquellas con métricas deterioradas). </w:t>
+          <w:highlight w:val="yellow"/>
+          <w:lang w:val="es-AR"/>
+        </w:rPr>
+        <w:t>El bot debe entender el contexto de negocio (ejemplo: si preguntan por "zonas problemáticas", debe inferir que son aquellas con métricas deterioradas).</w:t>
+      </w:r>
+      <w:r>
+        <w:rPr>
+          <w:color w:val="000000"/>
+          <w:lang w:val="es-AR"/>
+        </w:rPr>
+        <w:t xml:space="preserve"> </w:t>
+      </w:r>
+      <w:commentRangeEnd w:id="12"/>
+      <w:r>
+        <w:rPr>
+          <w:rStyle w:val="CommentReference"/>
+          <w:color w:val="000000"/>
+          <w:sz w:val="22"/>
+          <w:szCs w:val="22"/>
+          <w:lang w:val="es-AR"/>
+        </w:rPr>
+        <w:commentReference w:id="12"/>
       </w:r>
     </w:p>
     <w:p>
@@ -940,6 +1172,9 @@
       </w:pPr>
       <w:sdt>
         <w:sdtPr>
+          <w:rPr>
+            <w:highlight w:val="yellow"/>
+          </w:rPr>
           <w:tag w:val="goog_rdk_2"/>
           <w:id w:val="-695813383"/>
         </w:sdtPr>
@@ -948,17 +1183,20 @@
             <w:rPr>
               <w:rFonts w:ascii="Arial Unicode MS" w:eastAsia="Arial Unicode MS" w:hAnsi="Arial Unicode MS" w:cs="Arial Unicode MS"/>
               <w:color w:val="000000"/>
+              <w:highlight w:val="yellow"/>
               <w:lang w:val="es-AR"/>
             </w:rPr>
             <w:t xml:space="preserve">✅ </w:t>
           </w:r>
         </w:sdtContent>
       </w:sdt>
-      <w:r>
-        <w:rPr>
-          <w:b/>
-          <w:bCs/>
-          <w:color w:val="000000"/>
+      <w:commentRangeStart w:id="13"/>
+      <w:r>
+        <w:rPr>
+          <w:b/>
+          <w:bCs/>
+          <w:color w:val="000000"/>
+          <w:highlight w:val="yellow"/>
           <w:lang w:val="es-AR"/>
         </w:rPr>
         <w:t xml:space="preserve">Sugerencias </w:t>
@@ -966,9 +1204,37 @@
       <w:r>
         <w:rPr>
           <w:color w:val="000000"/>
-          <w:lang w:val="es-AR"/>
-        </w:rPr>
-        <w:t xml:space="preserve">proactivas de análisis. </w:t>
+          <w:highlight w:val="yellow"/>
+          <w:lang w:val="es-AR"/>
+        </w:rPr>
+        <w:t>proactivas de análisis</w:t>
+      </w:r>
+      <w:commentRangeEnd w:id="13"/>
+      <w:r>
+        <w:rPr>
+          <w:rStyle w:val="CommentReference"/>
+          <w:color w:val="000000"/>
+          <w:sz w:val="22"/>
+          <w:szCs w:val="22"/>
+          <w:highlight w:val="yellow"/>
+          <w:lang w:val="es-AR"/>
+        </w:rPr>
+        <w:commentReference w:id="13"/>
+      </w:r>
+      <w:r>
+        <w:rPr>
+          <w:color w:val="000000"/>
+          <w:highlight w:val="yellow"/>
+          <w:lang w:val="es-AR"/>
+        </w:rPr>
+        <w:t>.</w:t>
+      </w:r>
+      <w:r>
+        <w:rPr>
+          <w:color w:val="000000"/>
+          <w:lang w:val="es-AR"/>
+        </w:rPr>
+        <w:t xml:space="preserve"> </w:t>
       </w:r>
     </w:p>
     <w:p>
@@ -990,6 +1256,9 @@
       </w:pPr>
       <w:sdt>
         <w:sdtPr>
+          <w:rPr>
+            <w:highlight w:val="yellow"/>
+          </w:rPr>
           <w:tag w:val="goog_rdk_3"/>
           <w:id w:val="-324902657"/>
         </w:sdtPr>
@@ -998,6 +1267,7 @@
             <w:rPr>
               <w:rFonts w:ascii="Arial Unicode MS" w:eastAsia="Arial Unicode MS" w:hAnsi="Arial Unicode MS" w:cs="Arial Unicode MS"/>
               <w:color w:val="000000"/>
+              <w:highlight w:val="yellow"/>
               <w:lang w:val="es-AR"/>
             </w:rPr>
             <w:t xml:space="preserve">✅ </w:t>
@@ -1009,16 +1279,47 @@
           <w:b/>
           <w:bCs/>
           <w:color w:val="000000"/>
-          <w:lang w:val="es-AR"/>
-        </w:rPr>
-        <w:t xml:space="preserve">Memoria conversacional </w:t>
-      </w:r>
-      <w:r>
-        <w:rPr>
-          <w:color w:val="000000"/>
-          <w:lang w:val="es-AR"/>
-        </w:rPr>
-        <w:t xml:space="preserve">(seguimiento de diálogo). </w:t>
+          <w:highlight w:val="yellow"/>
+          <w:lang w:val="es-AR"/>
+        </w:rPr>
+        <w:t>Me</w:t>
+      </w:r>
+      <w:commentRangeStart w:id="14"/>
+      <w:r>
+        <w:rPr>
+          <w:b/>
+          <w:bCs/>
+          <w:color w:val="000000"/>
+          <w:highlight w:val="yellow"/>
+          <w:lang w:val="es-AR"/>
+        </w:rPr>
+        <w:t xml:space="preserve">moria conversacional </w:t>
+      </w:r>
+      <w:r>
+        <w:rPr>
+          <w:color w:val="000000"/>
+          <w:highlight w:val="yellow"/>
+          <w:lang w:val="es-AR"/>
+        </w:rPr>
+        <w:t>(seguimiento de diálogo).</w:t>
+      </w:r>
+      <w:r>
+        <w:rPr>
+          <w:color w:val="000000"/>
+          <w:lang w:val="es-AR"/>
+        </w:rPr>
+        <w:t xml:space="preserve"> </w:t>
+      </w:r>
+      <w:commentRangeEnd w:id="14"/>
+      <w:r>
+        <w:rPr>
+          <w:rStyle w:val="CommentReference"/>
+          <w:color w:val="000000"/>
+          <w:sz w:val="22"/>
+          <w:szCs w:val="22"/>
+          <w:lang w:val="es-AR"/>
+        </w:rPr>
+        <w:commentReference w:id="14"/>
       </w:r>
     </w:p>
     <w:p>
@@ -1081,14 +1382,56 @@
           <w:color w:val="000000"/>
           <w:lang w:val="es-AR"/>
         </w:rPr>
-        <w:t xml:space="preserve">Visualización de datos: </w:t>
-      </w:r>
-      <w:r>
-        <w:rPr>
-          <w:color w:val="000000"/>
-          <w:lang w:val="es-AR"/>
-        </w:rPr>
-        <w:t xml:space="preserve">Genera gráficos cuando la pregunta lo amerite (líneas para tendencias, barras para comparaciones, etc.) </w:t>
+        <w:t xml:space="preserve">Visualización de </w:t>
+      </w:r>
+      <w:commentRangeStart w:id="15"/>
+      <w:r>
+        <w:rPr>
+          <w:b/>
+          <w:bCs/>
+          <w:color w:val="000000"/>
+          <w:lang w:val="es-AR"/>
+        </w:rPr>
+        <w:t>datos</w:t>
+      </w:r>
+      <w:commentRangeEnd w:id="15"/>
+      <w:r>
+        <w:rPr>
+          <w:rStyle w:val="CommentReference"/>
+          <w:b/>
+          <w:bCs/>
+          <w:color w:val="000000"/>
+          <w:sz w:val="22"/>
+          <w:szCs w:val="22"/>
+          <w:highlight w:val="yellow"/>
+          <w:lang w:val="es-AR"/>
+        </w:rPr>
+        <w:commentReference w:id="15"/>
+      </w:r>
+      <w:r>
+        <w:rPr>
+          <w:b/>
+          <w:bCs/>
+          <w:color w:val="000000"/>
+          <w:highlight w:val="yellow"/>
+          <w:lang w:val="es-AR"/>
+        </w:rPr>
+        <w:t xml:space="preserve">: </w:t>
+      </w:r>
+      <w:r>
+        <w:rPr>
+          <w:color w:val="000000"/>
+          <w:highlight w:val="yellow"/>
+          <w:lang w:val="es-AR"/>
+        </w:rPr>
+        <w:t>Genera gráficos cuando la pregunta lo amerite (líneas para tendencias, barras para comparaciones, etc.)</w:t>
+      </w:r>
+      <w:r>
+        <w:rPr>
+          <w:color w:val="000000"/>
+          <w:lang w:val="es-AR"/>
+        </w:rPr>
+        <w:t xml:space="preserve"> </w:t>
       </w:r>
     </w:p>
     <w:p>
@@ -1113,7 +1456,43 @@
           <w:color w:val="000000"/>
           <w:lang w:val="es-AR"/>
         </w:rPr>
-        <w:t xml:space="preserve">● Exportación de resultados (CSV, PDF) </w:t>
+        <w:t xml:space="preserve">● </w:t>
+      </w:r>
+      <w:commentRangeStart w:id="16"/>
+      <w:r>
+        <w:rPr>
+          <w:color w:val="000000"/>
+          <w:highlight w:val="yellow"/>
+          <w:lang w:val="es-AR"/>
+        </w:rPr>
+        <w:t>Exportación</w:t>
+      </w:r>
+      <w:commentRangeEnd w:id="16"/>
+      <w:r>
+        <w:rPr>
+          <w:rStyle w:val="CommentReference"/>
+          <w:color w:val="000000"/>
+          <w:sz w:val="22"/>
+          <w:szCs w:val="22"/>
+          <w:highlight w:val="yellow"/>
+          <w:lang w:val="es-AR"/>
+        </w:rPr>
+        <w:commentReference w:id="16"/>
+      </w:r>
+      <w:r>
+        <w:rPr>
+          <w:color w:val="000000"/>
+          <w:highlight w:val="yellow"/>
+          <w:lang w:val="es-AR"/>
+        </w:rPr>
+        <w:t xml:space="preserve"> de resultados (CSV, PDF)</w:t>
+      </w:r>
+      <w:r>
+        <w:rPr>
+          <w:color w:val="000000"/>
+          <w:lang w:val="es-AR"/>
+        </w:rPr>
+        <w:t xml:space="preserve"> </w:t>
       </w:r>
     </w:p>
     <w:p>
@@ -1222,6 +1601,9 @@
       </w:pPr>
       <w:sdt>
         <w:sdtPr>
+          <w:rPr>
+            <w:highlight w:val="yellow"/>
+          </w:rPr>
           <w:tag w:val="goog_rdk_4"/>
           <w:id w:val="1674629802"/>
         </w:sdtPr>
@@ -1230,6 +1612,7 @@
             <w:rPr>
               <w:rFonts w:ascii="Arial Unicode MS" w:eastAsia="Arial Unicode MS" w:hAnsi="Arial Unicode MS" w:cs="Arial Unicode MS"/>
               <w:color w:val="000000"/>
+              <w:highlight w:val="yellow"/>
               <w:lang w:val="es-AR"/>
             </w:rPr>
             <w:t xml:space="preserve">✅ </w:t>
@@ -1241,16 +1624,37 @@
           <w:b/>
           <w:bCs/>
           <w:color w:val="000000"/>
+          <w:highlight w:val="yellow"/>
           <w:lang w:val="es-AR"/>
         </w:rPr>
         <w:t xml:space="preserve">Identificación automática de insights </w:t>
       </w:r>
-      <w:r>
-        <w:rPr>
-          <w:color w:val="000000"/>
-          <w:lang w:val="es-AR"/>
-        </w:rPr>
-        <w:t xml:space="preserve">en al menos estas categorías: </w:t>
+      <w:commentRangeStart w:id="17"/>
+      <w:r>
+        <w:rPr>
+          <w:color w:val="000000"/>
+          <w:highlight w:val="yellow"/>
+          <w:lang w:val="es-AR"/>
+        </w:rPr>
+        <w:t>en</w:t>
+      </w:r>
+      <w:commentRangeEnd w:id="17"/>
+      <w:r>
+        <w:rPr>
+          <w:rStyle w:val="CommentReference"/>
+          <w:color w:val="000000"/>
+          <w:sz w:val="22"/>
+          <w:szCs w:val="22"/>
+          <w:lang w:val="es-AR"/>
+        </w:rPr>
+        <w:commentReference w:id="17"/>
+      </w:r>
+      <w:r>
+        <w:rPr>
+          <w:color w:val="000000"/>
+          <w:lang w:val="es-AR"/>
+        </w:rPr>
+        <w:t xml:space="preserve"> al menos estas categorías: </w:t>
       </w:r>
     </w:p>
     <w:p>
@@ -1441,7 +1845,28 @@
           <w:color w:val="000000"/>
           <w:lang w:val="es-AR"/>
         </w:rPr>
-        <w:t>● Oportunidades en general</w:t>
+        <w:t xml:space="preserve">● Oportunidades en </w:t>
+      </w:r>
+      <w:commentRangeStart w:id="18"/>
+      <w:r>
+        <w:rPr>
+          <w:color w:val="000000"/>
+          <w:lang w:val="es-AR"/>
+        </w:rPr>
+        <w:t>general</w:t>
+      </w:r>
+      <w:commentRangeEnd w:id="18"/>
+      <w:r>
+        <w:rPr>
+          <w:rStyle w:val="CommentReference"/>
+          <w:b/>
+          <w:bCs/>
+          <w:color w:val="000000"/>
+          <w:sz w:val="22"/>
+          <w:szCs w:val="22"/>
+          <w:lang w:val="es-AR"/>
+        </w:rPr>
+        <w:commentReference w:id="18"/>
       </w:r>
       <w:r>
         <w:rPr>
@@ -1467,11 +1892,15 @@
         <w:ind w:left="10"/>
         <w:rPr>
           <w:color w:val="000000"/>
+          <w:highlight w:val="yellow"/>
           <w:lang w:val="es-AR"/>
         </w:rPr>
       </w:pPr>
       <w:sdt>
         <w:sdtPr>
+          <w:rPr>
+            <w:highlight w:val="yellow"/>
+          </w:rPr>
           <w:tag w:val="goog_rdk_5"/>
           <w:id w:val="-314952937"/>
         </w:sdtPr>
@@ -1480,6 +1909,7 @@
             <w:rPr>
               <w:rFonts w:ascii="Arial Unicode MS" w:eastAsia="Arial Unicode MS" w:hAnsi="Arial Unicode MS" w:cs="Arial Unicode MS"/>
               <w:color w:val="000000"/>
+              <w:highlight w:val="yellow"/>
               <w:lang w:val="es-AR"/>
             </w:rPr>
             <w:t xml:space="preserve">✅ </w:t>
@@ -1491,6 +1921,7 @@
           <w:b/>
           <w:bCs/>
           <w:color w:val="000000"/>
+          <w:highlight w:val="yellow"/>
           <w:lang w:val="es-AR"/>
         </w:rPr>
         <w:t xml:space="preserve">Reporte ejecutivo estructurado </w:t>
@@ -1498,6 +1929,7 @@
       <w:r>
         <w:rPr>
           <w:color w:val="000000"/>
+          <w:highlight w:val="yellow"/>
           <w:lang w:val="es-AR"/>
         </w:rPr>
         <w:t xml:space="preserve">que incluya: </w:t>
@@ -1517,12 +1949,14 @@
         <w:ind w:left="389"/>
         <w:rPr>
           <w:color w:val="000000"/>
-          <w:lang w:val="es-AR"/>
-        </w:rPr>
-      </w:pPr>
-      <w:r>
-        <w:rPr>
-          <w:color w:val="000000"/>
+          <w:highlight w:val="yellow"/>
+          <w:lang w:val="es-AR"/>
+        </w:rPr>
+      </w:pPr>
+      <w:r>
+        <w:rPr>
+          <w:color w:val="000000"/>
+          <w:highlight w:val="yellow"/>
           <w:lang w:val="es-AR"/>
         </w:rPr>
         <w:t xml:space="preserve">● Resumen ejecutivo (top 3-5 hallazgos críticos) </w:t>
@@ -1542,12 +1976,14 @@
         <w:ind w:left="389"/>
         <w:rPr>
           <w:color w:val="000000"/>
-          <w:lang w:val="es-AR"/>
-        </w:rPr>
-      </w:pPr>
-      <w:r>
-        <w:rPr>
-          <w:color w:val="000000"/>
+          <w:highlight w:val="yellow"/>
+          <w:lang w:val="es-AR"/>
+        </w:rPr>
+      </w:pPr>
+      <w:r>
+        <w:rPr>
+          <w:color w:val="000000"/>
+          <w:highlight w:val="yellow"/>
           <w:lang w:val="es-AR"/>
         </w:rPr>
         <w:t xml:space="preserve">● Detalle por categoría de insight </w:t>
@@ -1573,11 +2009,20 @@
       <w:r>
         <w:rPr>
           <w:color w:val="000000"/>
-          <w:lang w:val="es-AR"/>
-        </w:rPr>
-        <w:t xml:space="preserve">● Recomendaciones accionables para cada hallazgo </w:t>
-      </w:r>
-    </w:p>
+          <w:highlight w:val="yellow"/>
+          <w:lang w:val="es-AR"/>
+        </w:rPr>
+        <w:t>● Recomendaciones accionables para cada hallazgo</w:t>
+      </w:r>
+      <w:r>
+        <w:rPr>
+          <w:color w:val="000000"/>
+          <w:lang w:val="es-AR"/>
+        </w:rPr>
+        <w:t xml:space="preserve"> </w:t>
+      </w:r>
+    </w:p>
+    <w:commentRangeStart w:id="19"/>
     <w:p>
       <w:pPr>
         <w:widowControl w:val="0"/>
@@ -1591,14 +2036,15 @@
         <w:spacing w:before="274" w:line="482" w:lineRule="auto"/>
         <w:ind w:left="26" w:right="1851" w:hanging="16"/>
         <w:rPr>
-          <w:b/>
-          <w:bCs/>
           <w:color w:val="000000"/>
           <w:lang w:val="es-AR"/>
         </w:rPr>
       </w:pPr>
       <w:sdt>
         <w:sdtPr>
+          <w:rPr>
+            <w:highlight w:val="yellow"/>
+          </w:rPr>
           <w:tag w:val="goog_rdk_6"/>
           <w:id w:val="-538022042"/>
         </w:sdtPr>
@@ -1607,6 +2053,7 @@
             <w:rPr>
               <w:rFonts w:ascii="Arial Unicode MS" w:eastAsia="Arial Unicode MS" w:hAnsi="Arial Unicode MS" w:cs="Arial Unicode MS"/>
               <w:color w:val="000000"/>
+              <w:highlight w:val="yellow"/>
               <w:lang w:val="es-AR"/>
             </w:rPr>
             <w:t xml:space="preserve">✅ </w:t>
@@ -1618,6 +2065,7 @@
           <w:b/>
           <w:bCs/>
           <w:color w:val="000000"/>
+          <w:highlight w:val="yellow"/>
           <w:lang w:val="es-AR"/>
         </w:rPr>
         <w:t xml:space="preserve">Formato de salida: </w:t>
@@ -1625,17 +2073,74 @@
       <w:r>
         <w:rPr>
           <w:color w:val="000000"/>
-          <w:lang w:val="es-AR"/>
-        </w:rPr>
-        <w:t xml:space="preserve">Markdown, HTML o PDF (elige el más apropiado) </w:t>
-      </w:r>
-      <w:r>
-        <w:rPr>
-          <w:b/>
-          <w:bCs/>
-          <w:color w:val="000000"/>
-          <w:lang w:val="es-AR"/>
-        </w:rPr>
+          <w:highlight w:val="yellow"/>
+          <w:lang w:val="es-AR"/>
+        </w:rPr>
+        <w:t>Markdown, HTML o PDF (elige el más</w:t>
+      </w:r>
+      <w:r>
+        <w:rPr>
+          <w:color w:val="000000"/>
+          <w:highlight w:val="yellow"/>
+          <w:lang w:val="es-AR"/>
+        </w:rPr>
+        <w:t xml:space="preserve"> </w:t>
+      </w:r>
+      <w:commentRangeEnd w:id="19"/>
+      <w:r>
+        <w:rPr>
+          <w:rStyle w:val="CommentReference"/>
+          <w:color w:val="000000"/>
+          <w:sz w:val="22"/>
+          <w:szCs w:val="22"/>
+          <w:highlight w:val="yellow"/>
+          <w:lang w:val="es-AR"/>
+        </w:rPr>
+        <w:commentReference w:id="19"/>
+      </w:r>
+      <w:r>
+        <w:rPr>
+          <w:color w:val="000000"/>
+          <w:highlight w:val="yellow"/>
+          <w:lang w:val="es-AR"/>
+        </w:rPr>
+        <w:t>apropiado)</w:t>
+      </w:r>
+      <w:r>
+        <w:rPr>
+          <w:color w:val="000000"/>
+          <w:lang w:val="es-AR"/>
+        </w:rPr>
+        <w:t xml:space="preserve"> </w:t>
+      </w:r>
+    </w:p>
+    <w:p>
+      <w:pPr>
+        <w:widowControl w:val="0"/>
+        <w:pBdr>
+          <w:top w:val="nil"/>
+          <w:left w:val="nil"/>
+          <w:bottom w:val="nil"/>
+          <w:right w:val="nil"/>
+          <w:between w:val="nil"/>
+        </w:pBdr>
+        <w:spacing w:before="274" w:line="482" w:lineRule="auto"/>
+        <w:ind w:left="26" w:right="1851" w:hanging="16"/>
+        <w:rPr>
+          <w:b/>
+          <w:bCs/>
+          <w:color w:val="000000"/>
+          <w:lang w:val="es-AR"/>
+        </w:rPr>
+      </w:pPr>
+      <w:r>
+        <w:rPr>
+          <w:b/>
+          <w:bCs/>
+          <w:color w:val="000000"/>
+          <w:lang w:val="es-AR"/>
+        </w:rPr>
+        <w:lastRenderedPageBreak/>
         <w:t>Bonus (no obligatorio):</w:t>
       </w:r>
     </w:p>
@@ -1694,7 +2199,6 @@
           <w:szCs w:val="34"/>
           <w:lang w:val="es-AR"/>
         </w:rPr>
-        <w:lastRenderedPageBreak/>
         <w:t xml:space="preserve">3. Datos Proporcionados </w:t>
       </w:r>
     </w:p>
@@ -1807,14 +2311,12 @@
               <w:rPr>
                 <w:b/>
                 <w:bCs/>
-                <w:color w:val="FFFFFF"/>
               </w:rPr>
             </w:pPr>
             <w:r>
               <w:rPr>
                 <w:b/>
                 <w:bCs/>
-                <w:color w:val="FFFFFF"/>
               </w:rPr>
               <w:t xml:space="preserve">Columna </w:t>
             </w:r>
@@ -1846,14 +2348,12 @@
               <w:rPr>
                 <w:b/>
                 <w:bCs/>
-                <w:color w:val="FFFFFF"/>
               </w:rPr>
             </w:pPr>
             <w:r>
               <w:rPr>
                 <w:b/>
                 <w:bCs/>
-                <w:color w:val="FFFFFF"/>
               </w:rPr>
               <w:t xml:space="preserve">Tipo </w:t>
             </w:r>
@@ -1884,14 +2384,12 @@
               <w:rPr>
                 <w:b/>
                 <w:bCs/>
-                <w:color w:val="FFFFFF"/>
               </w:rPr>
             </w:pPr>
             <w:r>
               <w:rPr>
                 <w:b/>
                 <w:bCs/>
-                <w:color w:val="FFFFFF"/>
               </w:rPr>
               <w:t>Descripción</w:t>
             </w:r>
@@ -2578,6 +3076,7 @@
               <w:rPr>
                 <w:color w:val="000000"/>
               </w:rPr>
+              <w:lastRenderedPageBreak/>
               <w:t xml:space="preserve">L8W_VALUE a </w:t>
             </w:r>
           </w:p>
@@ -2800,7 +3299,6 @@
                 <w:bCs/>
                 <w:color w:val="000000"/>
               </w:rPr>
-              <w:lastRenderedPageBreak/>
               <w:t xml:space="preserve">Columna </w:t>
             </w:r>
           </w:p>
@@ -3600,6 +4098,7 @@
                 <w:sz w:val="20"/>
                 <w:szCs w:val="20"/>
               </w:rPr>
+              <w:lastRenderedPageBreak/>
               <w:t>MLTV Top Verticals Adoption</w:t>
             </w:r>
           </w:p>
@@ -3847,7 +4346,6 @@
                 <w:sz w:val="20"/>
                 <w:szCs w:val="20"/>
               </w:rPr>
-              <w:lastRenderedPageBreak/>
               <w:t xml:space="preserve">Pro Adoption </w:t>
             </w:r>
           </w:p>
@@ -4650,7 +5148,32 @@
           <w:color w:val="000000"/>
           <w:lang w:val="es-AR"/>
         </w:rPr>
-        <w:t xml:space="preserve">Streamlit, Gradio, Flask, FastAPI, Next.js, React, o lo que prefieras ● Si usas APIs pagas, </w:t>
+        <w:t>Streamlit, Gradio, Flask, FastAPI, Next.js, React, o lo que prefieras</w:t>
+      </w:r>
+    </w:p>
+    <w:p>
+      <w:pPr>
+        <w:widowControl w:val="0"/>
+        <w:pBdr>
+          <w:top w:val="nil"/>
+          <w:left w:val="nil"/>
+          <w:bottom w:val="nil"/>
+          <w:right w:val="nil"/>
+          <w:between w:val="nil"/>
+        </w:pBdr>
+        <w:spacing w:before="34" w:line="264" w:lineRule="auto"/>
+        <w:ind w:left="389" w:right="131"/>
+        <w:rPr>
+          <w:color w:val="000000"/>
+          <w:lang w:val="es-AR"/>
+        </w:rPr>
+      </w:pPr>
+      <w:r>
+        <w:rPr>
+          <w:color w:val="000000"/>
+          <w:lang w:val="es-AR"/>
+        </w:rPr>
+        <w:t xml:space="preserve">● Si usas APIs pagas, </w:t>
       </w:r>
       <w:r>
         <w:rPr>
@@ -4699,6 +5222,7 @@
           <w:szCs w:val="26"/>
           <w:lang w:val="es-AR"/>
         </w:rPr>
+        <w:lastRenderedPageBreak/>
         <w:t xml:space="preserve">Código y Reproducibilidad </w:t>
       </w:r>
     </w:p>
@@ -4858,15 +5382,7 @@
           <w:color w:val="000000"/>
           <w:lang w:val="es-AR"/>
         </w:rPr>
-        <w:t xml:space="preserve">Si usas plataformas como Make o n8n, exporta los workflows/blueprints e incluye </w:t>
-      </w:r>
-      <w:r>
-        <w:rPr>
-          <w:color w:val="000000"/>
-          <w:lang w:val="es-AR"/>
-        </w:rPr>
-        <w:lastRenderedPageBreak/>
-        <w:t>instrucciones de importación.</w:t>
+        <w:t>Si usas plataformas como Make o n8n, exporta los workflows/blueprints e incluye instrucciones de importación.</w:t>
       </w:r>
     </w:p>
     <w:p>
@@ -5428,6 +5944,7 @@
           <w:color w:val="000000"/>
           <w:lang w:val="es-AR"/>
         </w:rPr>
+        <w:lastRenderedPageBreak/>
         <w:t xml:space="preserve">● </w:t>
       </w:r>
       <w:r>
@@ -5625,7 +6142,6 @@
           <w:szCs w:val="26"/>
           <w:lang w:val="es-AR"/>
         </w:rPr>
-        <w:lastRenderedPageBreak/>
         <w:t xml:space="preserve">Presentación (30 minutos) </w:t>
       </w:r>
     </w:p>
@@ -5767,7 +6283,7 @@
         </w:rPr>
         <w:t xml:space="preserve">(5 min): Arquitectura, elección de LLM, </w:t>
       </w:r>
-      <w:commentRangeStart w:id="6"/>
+      <w:commentRangeStart w:id="20"/>
       <w:r>
         <w:rPr>
           <w:color w:val="000000"/>
@@ -5775,7 +6291,7 @@
         </w:rPr>
         <w:t xml:space="preserve">trade-offs principales </w:t>
       </w:r>
-      <w:commentRangeEnd w:id="6"/>
+      <w:commentRangeEnd w:id="20"/>
       <w:r>
         <w:rPr>
           <w:rStyle w:val="CommentReference"/>
@@ -5784,7 +6300,7 @@
           <w:szCs w:val="22"/>
           <w:lang w:val="es-AR"/>
         </w:rPr>
-        <w:commentReference w:id="6"/>
+        <w:commentReference w:id="20"/>
       </w:r>
       <w:r>
         <w:rPr>
@@ -6283,6 +6799,7 @@
           <w:color w:val="000000"/>
           <w:lang w:val="es-AR"/>
         </w:rPr>
+        <w:lastRenderedPageBreak/>
         <w:t xml:space="preserve">Envío de materiales: </w:t>
       </w:r>
       <w:r>
@@ -6906,7 +7423,14 @@
         <w:rPr>
           <w:lang w:val="es-AR"/>
         </w:rPr>
-        <w:t>La skill encapsula el System Prompt con todo el contexto de dominio Rappi: el diccionario completo de métricas (Lead Penetration, Perfect Order, Gross Profit UE, etc.), los 9 países, los tipos de zona (Wealthy / Non Wealthy) y las reglas de negocio. Por ejemplo, la skill enseña a Claude que "zonas problemáticas" = zonas con 3+ semanas de deterioro en métricas clave. El usuario invoca /</w:t>
+        <w:t xml:space="preserve">La skill encapsula el System Prompt con todo el contexto de dominio Rappi: el diccionario completo de métricas (Lead Penetration, Perfect Order, Gross Profit UE, etc.), los 9 </w:t>
+      </w:r>
+      <w:r>
+        <w:rPr>
+          <w:lang w:val="es-AR"/>
+        </w:rPr>
+        <w:lastRenderedPageBreak/>
+        <w:t>países, los tipos de zona (Wealthy / Non Wealthy) y las reglas de negocio. Por ejemplo, la skill enseña a Claude que "zonas problemáticas" = zonas con 3+ semanas de deterioro en métricas clave. El usuario invoca /</w:t>
       </w:r>
       <w:r>
         <w:rPr>
@@ -6997,7 +7521,6 @@
         <w:pStyle w:val="ListBullet2"/>
       </w:pPr>
       <w:r>
-        <w:lastRenderedPageBreak/>
         <w:t>compare_segments(metric, zone_type, country) → compara Wealthy vs Non Wealthy</w:t>
       </w:r>
     </w:p>
@@ -7257,14 +7780,14 @@
         </w:rPr>
         <w:t xml:space="preserve">Skill (/insights-report): Skill dedicada al Sistema de </w:t>
       </w:r>
-      <w:commentRangeStart w:id="7"/>
+      <w:commentRangeStart w:id="21"/>
       <w:r>
         <w:rPr>
           <w:lang w:val="es-AR"/>
         </w:rPr>
         <w:t xml:space="preserve">Insights </w:t>
       </w:r>
-      <w:commentRangeEnd w:id="7"/>
+      <w:commentRangeEnd w:id="21"/>
       <w:r>
         <w:rPr>
           <w:rStyle w:val="CommentReference"/>
@@ -7272,7 +7795,7 @@
           <w:szCs w:val="22"/>
           <w:lang w:val="es-AR"/>
         </w:rPr>
-        <w:commentReference w:id="7"/>
+        <w:commentReference w:id="21"/>
       </w:r>
       <w:r>
         <w:rPr>
@@ -7305,6 +7828,7 @@
         <w:rPr>
           <w:lang w:val="es-AR"/>
         </w:rPr>
+        <w:lastRenderedPageBreak/>
         <w:t>Prompt Caching: El diccionario de métricas (13 métricas con sus definiciones) y el contexto de negocio Rappi se marcan como bloque cacheable en la API. Esto evita re-procesar el mismo contexto en cada llamada semanal del reporte y en cada turno del bot conversacional. Reducción estimada de costo: ~60-70% en tokens de input para sesiones largas.</w:t>
       </w:r>
     </w:p>
@@ -7369,7 +7893,6 @@
         <w:rPr>
           <w:lang w:val="es-AR"/>
         </w:rPr>
-        <w:lastRenderedPageBreak/>
         <w:t>Tendencias preocupantes: pendiente negativa en ventana de 3+ semanas → función detect_trends(df, min_weeks=3)</w:t>
       </w:r>
     </w:p>
@@ -7688,14 +8211,14 @@
         </w:rPr>
         <w:t xml:space="preserve">Paso 4: Crear la skill /insights-report (Insights Automáticos — 30% del peso): Configurar la skill para recibir los hallazgos pre-procesados (listas de anomalías, tendencias, correlaciones, </w:t>
       </w:r>
-      <w:commentRangeStart w:id="8"/>
+      <w:commentRangeStart w:id="22"/>
       <w:r>
         <w:rPr>
           <w:lang w:val="es-AR"/>
         </w:rPr>
         <w:t>benchmarks</w:t>
       </w:r>
-      <w:commentRangeEnd w:id="8"/>
+      <w:commentRangeEnd w:id="22"/>
       <w:r>
         <w:rPr>
           <w:rStyle w:val="CommentReference"/>
@@ -7703,7 +8226,7 @@
           <w:szCs w:val="22"/>
           <w:lang w:val="es-AR"/>
         </w:rPr>
-        <w:commentReference w:id="8"/>
+        <w:commentReference w:id="22"/>
       </w:r>
       <w:r>
         <w:rPr>
@@ -7728,7 +8251,14 @@
         <w:rPr>
           <w:lang w:val="es-AR"/>
         </w:rPr>
-        <w:t>El prompt de la skill instruye a Claude a priorizar por impacto operacional, incluir recomendaciones accionables y limitar el resumen ejecutivo a los top 5 hallazgos. Criterio de éxito: reporte generado en &lt; 60 segundos con los 5 tipos de insight del enunciado.</w:t>
+        <w:t xml:space="preserve">El prompt de la skill instruye a Claude a priorizar por impacto operacional, incluir recomendaciones accionables y limitar el resumen ejecutivo a los top 5 hallazgos. </w:t>
+      </w:r>
+      <w:r>
+        <w:rPr>
+          <w:lang w:val="es-AR"/>
+        </w:rPr>
+        <w:lastRenderedPageBreak/>
+        <w:t>Criterio de éxito: reporte generado en &lt; 60 segundos con los 5 tipos de insight del enunciado.</w:t>
       </w:r>
     </w:p>
     <w:p>
@@ -7792,14 +8322,7 @@
         <w:rPr>
           <w:lang w:val="es-AR"/>
         </w:rPr>
-        <w:t xml:space="preserve"> cuando la tool retorne datos </w:t>
-      </w:r>
-      <w:r>
-        <w:rPr>
-          <w:lang w:val="es-AR"/>
-        </w:rPr>
-        <w:lastRenderedPageBreak/>
-        <w:t>visualizables. Agregar botón de exportación CSV/PDF como bonus. Criterio de éxito: un Operational Manager puede usar el sistema sin explicación previa.</w:t>
+        <w:t xml:space="preserve"> cuando la tool retorne datos visualizables. Agregar botón de exportación CSV/PDF como bonus. Criterio de éxito: un Operational Manager puede usar el sistema sin explicación previa.</w:t>
       </w:r>
     </w:p>
     <w:p>
@@ -8332,7 +8855,7 @@
       </w:r>
     </w:p>
   </w:comment>
-  <w:comment w:id="5" w:author="carlos jesus" w:date="2026-04-27T14:14:00Z" w:initials="cj">
+  <w:comment w:id="5" w:author="carlos jesus" w:date="2026-04-28T18:52:00Z" w:initials="cj">
     <w:p>
       <w:pPr>
         <w:pStyle w:val="CommentText"/>
@@ -8345,13 +8868,13 @@
       </w:r>
       <w:r>
         <w:rPr>
-          <w:lang w:val="es-US"/>
-        </w:rPr>
-        <w:t>- Se podria configurar una /skill llamado insight para obtener los datos?</w:t>
+          <w:lang w:val="es-AR"/>
+        </w:rPr>
+        <w:t>Usuario - trigger - reporte</w:t>
       </w:r>
     </w:p>
   </w:comment>
-  <w:comment w:id="6" w:author="carlos jesus" w:date="2026-04-27T21:39:00Z" w:initials="cj">
+  <w:comment w:id="6" w:author="carlos jesus" w:date="2026-04-28T18:54:00Z" w:initials="cj">
     <w:p>
       <w:pPr>
         <w:pStyle w:val="CommentText"/>
@@ -8366,11 +8889,277 @@
         <w:rPr>
           <w:lang w:val="es-AR"/>
         </w:rPr>
+        <w:t>Se podria automatizar con un hooks- cron?</w:t>
+      </w:r>
+    </w:p>
+  </w:comment>
+  <w:comment w:id="7" w:author="carlos jesus" w:date="2026-04-28T17:25:00Z" w:initials="cj">
+    <w:p>
+      <w:pPr>
+        <w:pStyle w:val="CommentText"/>
+      </w:pPr>
+      <w:r>
+        <w:rPr>
+          <w:rStyle w:val="CommentReference"/>
+        </w:rPr>
+        <w:annotationRef/>
+      </w:r>
+      <w:r>
+        <w:rPr>
+          <w:lang w:val="es-AR"/>
+        </w:rPr>
+        <w:t>Filtro testeado ✅</w:t>
+      </w:r>
+    </w:p>
+  </w:comment>
+  <w:comment w:id="8" w:author="carlos jesus" w:date="2026-04-28T17:38:00Z" w:initials="cj">
+    <w:p>
+      <w:pPr>
+        <w:pStyle w:val="CommentText"/>
+      </w:pPr>
+      <w:r>
+        <w:rPr>
+          <w:rStyle w:val="CommentReference"/>
+        </w:rPr>
+        <w:annotationRef/>
+      </w:r>
+      <w:r>
+        <w:rPr>
+          <w:lang w:val="es-AR"/>
+        </w:rPr>
+        <w:t>Comparación testeada ✅</w:t>
+      </w:r>
+    </w:p>
+  </w:comment>
+  <w:comment w:id="9" w:author="carlos jesus" w:date="2026-04-28T17:44:00Z" w:initials="cj">
+    <w:p>
+      <w:pPr>
+        <w:pStyle w:val="CommentText"/>
+      </w:pPr>
+      <w:r>
+        <w:rPr>
+          <w:rStyle w:val="CommentReference"/>
+        </w:rPr>
+        <w:annotationRef/>
+      </w:r>
+      <w:r>
+        <w:rPr>
+          <w:lang w:val="es-AR"/>
+        </w:rPr>
+        <w:t>Tendencia testeada ✅</w:t>
+      </w:r>
+    </w:p>
+  </w:comment>
+  <w:comment w:id="10" w:author="carlos jesus" w:date="2026-04-28T18:28:00Z" w:initials="cj">
+    <w:p>
+      <w:pPr>
+        <w:pStyle w:val="CommentText"/>
+      </w:pPr>
+      <w:r>
+        <w:rPr>
+          <w:rStyle w:val="CommentReference"/>
+        </w:rPr>
+        <w:annotationRef/>
+      </w:r>
+      <w:r>
+        <w:rPr>
+          <w:lang w:val="es-AR"/>
+        </w:rPr>
+        <w:t>Agregacion testeada ✅</w:t>
+      </w:r>
+    </w:p>
+  </w:comment>
+  <w:comment w:id="11" w:author="carlos jesus" w:date="2026-04-28T19:12:00Z" w:initials="cj">
+    <w:p>
+      <w:pPr>
+        <w:pStyle w:val="CommentText"/>
+      </w:pPr>
+      <w:r>
+        <w:rPr>
+          <w:rStyle w:val="CommentReference"/>
+        </w:rPr>
+        <w:annotationRef/>
+      </w:r>
+      <w:r>
+        <w:rPr>
+          <w:lang w:val="es-AR"/>
+        </w:rPr>
+        <w:t>✅</w:t>
+      </w:r>
+    </w:p>
+  </w:comment>
+  <w:comment w:id="12" w:author="carlos jesus" w:date="2026-04-28T19:15:00Z" w:initials="cj">
+    <w:p>
+      <w:pPr>
+        <w:pStyle w:val="CommentText"/>
+      </w:pPr>
+      <w:r>
+        <w:rPr>
+          <w:rStyle w:val="CommentReference"/>
+        </w:rPr>
+        <w:annotationRef/>
+      </w:r>
+      <w:r>
+        <w:rPr>
+          <w:lang w:val="es-AR"/>
+        </w:rPr>
+        <w:t>Implementado ✅</w:t>
+      </w:r>
+    </w:p>
+  </w:comment>
+  <w:comment w:id="13" w:author="carlos jesus" w:date="2026-04-28T19:15:00Z" w:initials="cj">
+    <w:p>
+      <w:pPr>
+        <w:pStyle w:val="CommentText"/>
+      </w:pPr>
+      <w:r>
+        <w:rPr>
+          <w:rStyle w:val="CommentReference"/>
+        </w:rPr>
+        <w:annotationRef/>
+      </w:r>
+      <w:r>
+        <w:rPr>
+          <w:lang w:val="es-AR"/>
+        </w:rPr>
+        <w:t>El chat bot sugiere analisis en cada rpta ✅</w:t>
+      </w:r>
+    </w:p>
+  </w:comment>
+  <w:comment w:id="14" w:author="carlos jesus" w:date="2026-04-28T19:16:00Z" w:initials="cj">
+    <w:p>
+      <w:pPr>
+        <w:pStyle w:val="CommentText"/>
+      </w:pPr>
+      <w:r>
+        <w:rPr>
+          <w:rStyle w:val="CommentReference"/>
+        </w:rPr>
+        <w:annotationRef/>
+      </w:r>
+      <w:r>
+        <w:rPr>
+          <w:lang w:val="es-AR"/>
+        </w:rPr>
+        <w:t>El chat persiste la conversacion en el tiempo</w:t>
+      </w:r>
+    </w:p>
+  </w:comment>
+  <w:comment w:id="15" w:author="carlos jesus" w:date="2026-04-28T19:41:00Z" w:initials="cj">
+    <w:p>
+      <w:pPr>
+        <w:pStyle w:val="CommentText"/>
+      </w:pPr>
+      <w:r>
+        <w:rPr>
+          <w:rStyle w:val="CommentReference"/>
+        </w:rPr>
+        <w:annotationRef/>
+      </w:r>
+      <w:r>
+        <w:rPr>
+          <w:lang w:val="es-AR"/>
+        </w:rPr>
+        <w:t>Graficos renderizados cuando la rpta tiene comparaciones en insigths</w:t>
+      </w:r>
+    </w:p>
+  </w:comment>
+  <w:comment w:id="16" w:author="carlos jesus" w:date="2026-04-28T19:33:00Z" w:initials="cj">
+    <w:p>
+      <w:pPr>
+        <w:pStyle w:val="CommentText"/>
+      </w:pPr>
+      <w:r>
+        <w:rPr>
+          <w:rStyle w:val="CommentReference"/>
+        </w:rPr>
+        <w:annotationRef/>
+      </w:r>
+      <w:r>
+        <w:rPr>
+          <w:lang w:val="es-AR"/>
+        </w:rPr>
+        <w:t>Csv implementado ✅</w:t>
+      </w:r>
+    </w:p>
+  </w:comment>
+  <w:comment w:id="17" w:author="carlos jesus" w:date="2026-04-28T20:19:00Z" w:initials="cj">
+    <w:p>
+      <w:pPr>
+        <w:pStyle w:val="CommentText"/>
+      </w:pPr>
+      <w:r>
+        <w:rPr>
+          <w:rStyle w:val="CommentReference"/>
+        </w:rPr>
+        <w:annotationRef/>
+      </w:r>
+      <w:r>
+        <w:rPr>
+          <w:lang w:val="es-AR"/>
+        </w:rPr>
+        <w:t>Todo los puntos completos ✅</w:t>
+      </w:r>
+    </w:p>
+  </w:comment>
+  <w:comment w:id="18" w:author="carlos jesus" w:date="2026-04-28T20:05:00Z" w:initials="cj">
+    <w:p>
+      <w:pPr>
+        <w:pStyle w:val="CommentText"/>
+      </w:pPr>
+      <w:r>
+        <w:rPr>
+          <w:rStyle w:val="CommentReference"/>
+        </w:rPr>
+        <w:annotationRef/>
+      </w:r>
+      <w:r>
+        <w:rPr>
+          <w:lang w:val="es-AR"/>
+        </w:rPr>
+        <w:t>implementado</w:t>
+      </w:r>
+    </w:p>
+  </w:comment>
+  <w:comment w:id="19" w:author="carlos jesus" w:date="2026-04-28T20:19:00Z" w:initials="cj">
+    <w:p>
+      <w:pPr>
+        <w:pStyle w:val="CommentText"/>
+      </w:pPr>
+      <w:r>
+        <w:rPr>
+          <w:rStyle w:val="CommentReference"/>
+        </w:rPr>
+        <w:annotationRef/>
+      </w:r>
+      <w:r>
+        <w:rPr>
+          <w:lang w:val="es-AR"/>
+        </w:rPr>
+        <w:t>Btn de descarga HTML ✅</w:t>
+      </w:r>
+    </w:p>
+  </w:comment>
+  <w:comment w:id="20" w:author="carlos jesus" w:date="2026-04-27T21:39:00Z" w:initials="cj">
+    <w:p>
+      <w:pPr>
+        <w:pStyle w:val="CommentText"/>
+      </w:pPr>
+      <w:r>
+        <w:rPr>
+          <w:rStyle w:val="CommentReference"/>
+        </w:rPr>
+        <w:annotationRef/>
+      </w:r>
+      <w:r>
+        <w:rPr>
+          <w:lang w:val="es-AR"/>
+        </w:rPr>
         <w:t>Comentar la decisión técnica elegida por otra.</w:t>
       </w:r>
     </w:p>
   </w:comment>
-  <w:comment w:id="7" w:author="carlos jesus" w:date="2026-04-27T17:39:00Z" w:initials="cj">
+  <w:comment w:id="21" w:author="carlos jesus" w:date="2026-04-27T17:39:00Z" w:initials="cj">
     <w:p>
       <w:r>
         <w:rPr>
@@ -8387,7 +9176,7 @@
       </w:r>
     </w:p>
   </w:comment>
-  <w:comment w:id="8" w:author="carlos jesus" w:date="2026-04-27T18:18:00Z" w:initials="cj">
+  <w:comment w:id="22" w:author="carlos jesus" w:date="2026-04-27T18:18:00Z" w:initials="cj">
     <w:p>
       <w:r>
         <w:rPr>
@@ -8423,7 +9212,21 @@
   <w15:commentEx w15:paraId="0D767755" w15:done="0"/>
   <w15:commentEx w15:paraId="76E0FC32" w15:paraIdParent="0D767755" w15:done="0"/>
   <w15:commentEx w15:paraId="2CA50FF9" w15:done="0"/>
-  <w15:commentEx w15:paraId="18E87BB7" w15:paraIdParent="2CA50FF9" w15:done="0"/>
+  <w15:commentEx w15:paraId="481E7407" w15:done="0"/>
+  <w15:commentEx w15:paraId="2318DF0D" w15:paraIdParent="481E7407" w15:done="0"/>
+  <w15:commentEx w15:paraId="6331F884" w15:done="0"/>
+  <w15:commentEx w15:paraId="20976163" w15:done="0"/>
+  <w15:commentEx w15:paraId="411B01D1" w15:done="0"/>
+  <w15:commentEx w15:paraId="22C97F7A" w15:done="0"/>
+  <w15:commentEx w15:paraId="3933B082" w15:done="0"/>
+  <w15:commentEx w15:paraId="53C5D7C5" w15:done="0"/>
+  <w15:commentEx w15:paraId="5C666122" w15:done="0"/>
+  <w15:commentEx w15:paraId="7982C168" w15:done="0"/>
+  <w15:commentEx w15:paraId="17FB0A7D" w15:done="0"/>
+  <w15:commentEx w15:paraId="38CE68E3" w15:done="0"/>
+  <w15:commentEx w15:paraId="62C43DFC" w15:done="0"/>
+  <w15:commentEx w15:paraId="34422BD1" w15:done="0"/>
+  <w15:commentEx w15:paraId="39618465" w15:done="0"/>
   <w15:commentEx w15:paraId="0382B807" w15:done="0"/>
   <w15:commentEx w15:paraId="21D94DD7" w15:done="0"/>
   <w15:commentEx w15:paraId="7897AE20" w15:done="0"/>
@@ -8437,7 +9240,21 @@
   <w16cex:commentExtensible w16cex:durableId="2996D81E" w16cex:dateUtc="2026-04-27T17:02:00Z"/>
   <w16cex:commentExtensible w16cex:durableId="1BAA9756" w16cex:dateUtc="2026-04-27T17:10:00Z"/>
   <w16cex:commentExtensible w16cex:durableId="543BAEC2" w16cex:dateUtc="2026-04-27T17:14:00Z"/>
-  <w16cex:commentExtensible w16cex:durableId="0F02158B" w16cex:dateUtc="2026-04-27T17:14:00Z"/>
+  <w16cex:commentExtensible w16cex:durableId="5D4603F9" w16cex:dateUtc="2026-04-28T21:52:00Z"/>
+  <w16cex:commentExtensible w16cex:durableId="31B7B4E1" w16cex:dateUtc="2026-04-28T21:54:00Z"/>
+  <w16cex:commentExtensible w16cex:durableId="38495B2F" w16cex:dateUtc="2026-04-28T20:25:00Z"/>
+  <w16cex:commentExtensible w16cex:durableId="5EDC442F" w16cex:dateUtc="2026-04-28T20:38:00Z"/>
+  <w16cex:commentExtensible w16cex:durableId="7429EB8D" w16cex:dateUtc="2026-04-28T20:44:00Z"/>
+  <w16cex:commentExtensible w16cex:durableId="355500BC" w16cex:dateUtc="2026-04-28T21:28:00Z"/>
+  <w16cex:commentExtensible w16cex:durableId="2207C08B" w16cex:dateUtc="2026-04-28T22:12:00Z"/>
+  <w16cex:commentExtensible w16cex:durableId="0EE600FE" w16cex:dateUtc="2026-04-28T22:15:00Z"/>
+  <w16cex:commentExtensible w16cex:durableId="14624C49" w16cex:dateUtc="2026-04-28T22:15:00Z"/>
+  <w16cex:commentExtensible w16cex:durableId="40890585" w16cex:dateUtc="2026-04-28T22:16:00Z"/>
+  <w16cex:commentExtensible w16cex:durableId="52A2E3B6" w16cex:dateUtc="2026-04-28T22:41:00Z"/>
+  <w16cex:commentExtensible w16cex:durableId="65E130D5" w16cex:dateUtc="2026-04-28T22:33:00Z"/>
+  <w16cex:commentExtensible w16cex:durableId="69E6D72F" w16cex:dateUtc="2026-04-28T23:19:00Z"/>
+  <w16cex:commentExtensible w16cex:durableId="1D01C01F" w16cex:dateUtc="2026-04-28T23:05:00Z"/>
+  <w16cex:commentExtensible w16cex:durableId="1D761BB8" w16cex:dateUtc="2026-04-28T23:19:00Z"/>
   <w16cex:commentExtensible w16cex:durableId="4A7AD03C" w16cex:dateUtc="2026-04-28T00:39:00Z"/>
   <w16cex:commentExtensible w16cex:durableId="23C5CBD7" w16cex:dateUtc="2026-04-27T20:39:00Z"/>
   <w16cex:commentExtensible w16cex:durableId="7883C08A" w16cex:dateUtc="2026-04-27T21:18:00Z"/>
@@ -8451,7 +9268,21 @@
   <w16cid:commentId w16cid:paraId="0D767755" w16cid:durableId="2996D81E"/>
   <w16cid:commentId w16cid:paraId="76E0FC32" w16cid:durableId="1BAA9756"/>
   <w16cid:commentId w16cid:paraId="2CA50FF9" w16cid:durableId="543BAEC2"/>
-  <w16cid:commentId w16cid:paraId="18E87BB7" w16cid:durableId="0F02158B"/>
+  <w16cid:commentId w16cid:paraId="481E7407" w16cid:durableId="5D4603F9"/>
+  <w16cid:commentId w16cid:paraId="2318DF0D" w16cid:durableId="31B7B4E1"/>
+  <w16cid:commentId w16cid:paraId="6331F884" w16cid:durableId="38495B2F"/>
+  <w16cid:commentId w16cid:paraId="20976163" w16cid:durableId="5EDC442F"/>
+  <w16cid:commentId w16cid:paraId="411B01D1" w16cid:durableId="7429EB8D"/>
+  <w16cid:commentId w16cid:paraId="22C97F7A" w16cid:durableId="355500BC"/>
+  <w16cid:commentId w16cid:paraId="3933B082" w16cid:durableId="2207C08B"/>
+  <w16cid:commentId w16cid:paraId="53C5D7C5" w16cid:durableId="0EE600FE"/>
+  <w16cid:commentId w16cid:paraId="5C666122" w16cid:durableId="14624C49"/>
+  <w16cid:commentId w16cid:paraId="7982C168" w16cid:durableId="40890585"/>
+  <w16cid:commentId w16cid:paraId="17FB0A7D" w16cid:durableId="52A2E3B6"/>
+  <w16cid:commentId w16cid:paraId="38CE68E3" w16cid:durableId="65E130D5"/>
+  <w16cid:commentId w16cid:paraId="62C43DFC" w16cid:durableId="69E6D72F"/>
+  <w16cid:commentId w16cid:paraId="34422BD1" w16cid:durableId="1D01C01F"/>
+  <w16cid:commentId w16cid:paraId="39618465" w16cid:durableId="1D761BB8"/>
   <w16cid:commentId w16cid:paraId="0382B807" w16cid:durableId="4A7AD03C"/>
   <w16cid:commentId w16cid:paraId="21D94DD7" w16cid:durableId="23C5CBD7"/>
   <w16cid:commentId w16cid:paraId="7897AE20" w16cid:durableId="7883C08A"/>
@@ -10050,28 +10881,28 @@
 </file>
 
 <file path=customXml/item1.xml><?xml version="1.0" encoding="utf-8"?>
+<b:Sources xmlns:b="http://schemas.openxmlformats.org/officeDocument/2006/bibliography" xmlns="http://schemas.openxmlformats.org/officeDocument/2006/bibliography" SelectedStyle="\APASixthEditionOfficeOnline.xsl" StyleName="APA" Version="6"/>
+</file>
+
+<file path=customXml/item2.xml><?xml version="1.0" encoding="utf-8"?>
 <go:gDocsCustomXmlDataStorage xmlns:go="http://customooxmlschemas.google.com/" xmlns:r="http://schemas.openxmlformats.org/officeDocument/2006/relationships" uri="GoogleDocsCustomDataVersion2">
   <go:docsCustomData xmlns:go="http://customooxmlschemas.google.com/" roundtripDataSignature="AMtx7mjiPToPaI9PqYT6ySQlvx7t33ijtA==">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</go:docsCustomData>
 </go:gDocsCustomXmlDataStorage>
 </file>
 
-<file path=customXml/item2.xml><?xml version="1.0" encoding="utf-8"?>
-<b:Sources xmlns:b="http://schemas.openxmlformats.org/officeDocument/2006/bibliography" xmlns="http://schemas.openxmlformats.org/officeDocument/2006/bibliography" SelectedStyle="\APASixthEditionOfficeOnline.xsl" StyleName="APA" Version="6"/>
+<file path=customXml/itemProps1.xml><?xml version="1.0" encoding="utf-8"?>
+<ds:datastoreItem xmlns:ds="http://schemas.openxmlformats.org/officeDocument/2006/customXml" ds:itemID="{1E1E4DF4-C5E7-4814-AEF0-470220A80B93}">
+  <ds:schemaRefs>
+    <ds:schemaRef ds:uri="http://schemas.openxmlformats.org/officeDocument/2006/bibliography"/>
+  </ds:schemaRefs>
+</ds:datastoreItem>
 </file>
 
-<file path=customXml/itemProps1.xml><?xml version="1.0" encoding="utf-8"?>
+<file path=customXml/itemProps2.xml><?xml version="1.0" encoding="utf-8"?>
 <ds:datastoreItem xmlns:ds="http://schemas.openxmlformats.org/officeDocument/2006/customXml" ds:itemID="{11111111-1234-1234-1234-123412341234}">
   <ds:schemaRefs>
     <ds:schemaRef ds:uri="http://customooxmlschemas.google.com/"/>
     <ds:schemaRef ds:uri="http://schemas.openxmlformats.org/officeDocument/2006/relationships"/>
   </ds:schemaRefs>
 </ds:datastoreItem>
-</file>
-
-<file path=customXml/itemProps2.xml><?xml version="1.0" encoding="utf-8"?>
-<ds:datastoreItem xmlns:ds="http://schemas.openxmlformats.org/officeDocument/2006/customXml" ds:itemID="{1E1E4DF4-C5E7-4814-AEF0-470220A80B93}">
-  <ds:schemaRefs>
-    <ds:schemaRef ds:uri="http://schemas.openxmlformats.org/officeDocument/2006/bibliography"/>
-  </ds:schemaRefs>
-</ds:datastoreItem>
 </file>